--- a/6-过程管理/运行记录类文件/060208-可用性管理计划.docx
+++ b/6-过程管理/运行记录类文件/060208-可用性管理计划.docx
@@ -1,7 +1,6 @@
 
 <file path=word/document.xml><?xml version="1.0" encoding="utf-8"?>
-<w:document xmlns:wpc="http://schemas.microsoft.com/office/word/2010/wordprocessingCanvas" xmlns:mc="http://schemas.openxmlformats.org/markup-compatibility/2006" xmlns:o="urn:schemas-microsoft-com:office:office" xmlns:r="http://schemas.openxmlformats.org/officeDocument/2006/relationships" xmlns:m="http://schemas.openxmlformats.org/officeDocument/2006/math" xmlns:v="urn:schemas-microsoft-com:vml" xmlns:wp14="http://schemas.microsoft.com/office/word/2010/wordprocessingDrawing" xmlns:wp="http://schemas.openxmlformats.org/drawingml/2006/wordprocessingDrawing" xmlns:w10="urn:schemas-microsoft-com:office:word" xmlns:w="http://schemas.openxmlformats.org/wordprocessingml/2006/main" xmlns:w14="http://schemas.microsoft.com/office/word/2010/wordml" xmlns:w15="http://schemas.microsoft.com/office/word/2012/wordml" xmlns:wne="http://schemas.microsoft.com/office/word/2006/wordml" xmlns:wpg="http://schemas.microsoft.com/office/word/2010/wordprocessingGroup" xmlns:wpi="http://schemas.microsoft.com/office/word/2010/wordprocessingInk" xmlns:wps="http://schemas.microsoft.com/office/word/2010/wordprocessingShape" mc:Ignorable="w14 w15 wp14">
-  <!-- Generated by Aspose.Words for .NET 13.3.0.1 -->
+<w:document xmlns:wpc="http://schemas.microsoft.com/office/word/2010/wordprocessingCanvas" xmlns:mc="http://schemas.openxmlformats.org/markup-compatibility/2006" xmlns:o="urn:schemas-microsoft-com:office:office" xmlns:r="http://schemas.openxmlformats.org/officeDocument/2006/relationships" xmlns:m="http://schemas.openxmlformats.org/officeDocument/2006/math" xmlns:v="urn:schemas-microsoft-com:vml" xmlns:wp14="http://schemas.microsoft.com/office/word/2010/wordprocessingDrawing" xmlns:wp="http://schemas.openxmlformats.org/drawingml/2006/wordprocessingDrawing" xmlns:w="http://schemas.openxmlformats.org/wordprocessingml/2006/main" xmlns:w14="http://schemas.microsoft.com/office/word/2010/wordml" xmlns:w10="urn:schemas-microsoft-com:office:word" xmlns:w15="http://schemas.microsoft.com/office/word/2012/wordml" xmlns:wpg="http://schemas.microsoft.com/office/word/2010/wordprocessingGroup" xmlns:wpi="http://schemas.microsoft.com/office/word/2010/wordprocessingInk" xmlns:wne="http://schemas.microsoft.com/office/word/2006/wordml" xmlns:wps="http://schemas.microsoft.com/office/word/2010/wordprocessingShape" xmlns:wpsCustomData="http://www.wps.cn/officeDocument/2013/wpsCustomData" mc:Ignorable="w14 w15 wp14">
   <w:body>
     <w:p>
       <w:pPr>
@@ -14,7 +13,7 @@
         <w:spacing w:before="78" w:line="219" w:lineRule="auto"/>
         <w:ind w:left="25"/>
         <w:rPr>
-          <w:rFonts w:ascii="宋体" w:eastAsia="宋体" w:hAnsi="宋体" w:cs="宋体" w:hint="default"/>
+          <w:rFonts w:hint="default" w:ascii="宋体" w:hAnsi="宋体" w:eastAsia="宋体" w:cs="宋体"/>
           <w:sz w:val="24"/>
           <w:szCs w:val="24"/>
           <w:lang w:val="en-US" w:eastAsia="zh-CN"/>
@@ -22,7 +21,7 @@
       </w:pPr>
       <w:r>
         <w:rPr>
-          <w:rFonts w:ascii="宋体" w:eastAsia="宋体" w:hAnsi="宋体" w:cs="宋体"/>
+          <w:rFonts w:ascii="宋体" w:hAnsi="宋体" w:eastAsia="宋体" w:cs="宋体"/>
           <w:b/>
           <w:bCs/>
           <w:spacing w:val="-3"/>
@@ -33,7 +32,7 @@
       </w:r>
       <w:r>
         <w:rPr>
-          <w:rFonts w:ascii="宋体" w:eastAsia="宋体" w:hAnsi="宋体" w:cs="宋体" w:hint="eastAsia"/>
+          <w:rFonts w:hint="eastAsia" w:ascii="宋体" w:hAnsi="宋体" w:eastAsia="宋体" w:cs="宋体"/>
           <w:b/>
           <w:bCs/>
           <w:spacing w:val="-3"/>
@@ -45,7 +44,7 @@
       </w:r>
       <w:r>
         <w:rPr>
-          <w:rFonts w:ascii="宋体" w:eastAsia="宋体" w:hAnsi="宋体" w:cs="宋体"/>
+          <w:rFonts w:ascii="宋体" w:hAnsi="宋体" w:eastAsia="宋体" w:cs="宋体"/>
           <w:b/>
           <w:bCs/>
           <w:spacing w:val="-3"/>
@@ -56,7 +55,7 @@
       </w:r>
       <w:r>
         <w:rPr>
-          <w:rFonts w:ascii="宋体" w:eastAsia="宋体" w:hAnsi="宋体" w:cs="宋体" w:hint="eastAsia"/>
+          <w:rFonts w:hint="eastAsia" w:ascii="宋体" w:hAnsi="宋体" w:eastAsia="宋体" w:cs="宋体"/>
           <w:b/>
           <w:bCs/>
           <w:spacing w:val="-3"/>
@@ -68,7 +67,7 @@
       </w:r>
       <w:r>
         <w:rPr>
-          <w:rFonts w:ascii="宋体" w:hAnsi="宋体" w:cs="宋体" w:hint="eastAsia"/>
+          <w:rFonts w:hint="eastAsia" w:ascii="宋体" w:hAnsi="宋体" w:cs="宋体"/>
           <w:b/>
           <w:bCs/>
           <w:spacing w:val="-3"/>
@@ -98,14 +97,14 @@
         <w:ind w:left="23"/>
         <w:textAlignment w:val="auto"/>
         <w:rPr>
-          <w:rFonts w:ascii="宋体" w:eastAsia="宋体" w:hAnsi="宋体" w:cs="宋体"/>
+          <w:rFonts w:ascii="宋体" w:hAnsi="宋体" w:eastAsia="宋体" w:cs="宋体"/>
           <w:sz w:val="24"/>
           <w:szCs w:val="24"/>
         </w:rPr>
       </w:pPr>
       <w:r>
         <w:rPr>
-          <w:rFonts w:ascii="宋体" w:eastAsia="宋体" w:hAnsi="宋体" w:cs="宋体"/>
+          <w:rFonts w:ascii="宋体" w:hAnsi="宋体" w:eastAsia="宋体" w:cs="宋体"/>
           <w:b/>
           <w:bCs/>
           <w:spacing w:val="240"/>
@@ -117,7 +116,7 @@
       </w:r>
       <w:r>
         <w:rPr>
-          <w:rFonts w:ascii="宋体" w:eastAsia="宋体" w:hAnsi="宋体" w:cs="宋体"/>
+          <w:rFonts w:ascii="宋体" w:hAnsi="宋体" w:eastAsia="宋体" w:cs="宋体"/>
           <w:b/>
           <w:bCs/>
           <w:spacing w:val="0"/>
@@ -129,7 +128,7 @@
       </w:r>
       <w:r>
         <w:rPr>
-          <w:rFonts w:ascii="宋体" w:eastAsia="宋体" w:hAnsi="宋体" w:cs="宋体"/>
+          <w:rFonts w:ascii="宋体" w:hAnsi="宋体" w:eastAsia="宋体" w:cs="宋体"/>
           <w:b/>
           <w:bCs/>
           <w:spacing w:val="-5"/>
@@ -141,16 +140,16 @@
     </w:p>
     <w:p>
       <w:pPr>
-        <w:pStyle w:val="a"/>
-        <w:keepLines w:val="0"/>
-        <w:pageBreakBefore w:val="0"/>
-        <w:widowControl w:val="0"/>
-        <w:wordWrap/>
-        <w:overflowPunct/>
-        <w:bidi w:val="0"/>
-      </w:pPr>
-      <w:bookmarkStart w:id="0" w:name="_Toc22278"/>
-      <w:bookmarkStart w:id="1" w:name="_Toc7300"/>
+        <w:pStyle w:val="24"/>
+        <w:keepLines w:val="0"/>
+        <w:pageBreakBefore w:val="0"/>
+        <w:widowControl w:val="0"/>
+        <w:wordWrap/>
+        <w:overflowPunct/>
+        <w:bidi w:val="0"/>
+      </w:pPr>
+      <w:bookmarkStart w:id="0" w:name="_Toc7300"/>
+      <w:bookmarkStart w:id="1" w:name="_Toc22278"/>
       <w:r>
         <w:rPr>
           <w:rFonts w:hint="eastAsia"/>
@@ -163,7 +162,7 @@
     </w:p>
     <w:p>
       <w:pPr>
-        <w:pStyle w:val="a0"/>
+        <w:pStyle w:val="25"/>
         <w:keepLines w:val="0"/>
         <w:pageBreakBefore w:val="0"/>
         <w:widowControl w:val="0"/>
@@ -189,17 +188,18 @@
     </w:p>
     <w:tbl>
       <w:tblPr>
-        <w:tblStyle w:val="TableGrid"/>
+        <w:tblStyle w:val="21"/>
         <w:tblW w:w="0" w:type="auto"/>
         <w:tblInd w:w="2443" w:type="dxa"/>
         <w:tblBorders>
-          <w:top w:val="nil"/>
-          <w:left w:val="nil"/>
-          <w:bottom w:val="nil"/>
-          <w:right w:val="nil"/>
-          <w:insideH w:val="nil"/>
-          <w:insideV w:val="nil"/>
+          <w:top w:val="none" w:color="auto" w:sz="0" w:space="0"/>
+          <w:left w:val="none" w:color="auto" w:sz="0" w:space="0"/>
+          <w:bottom w:val="none" w:color="auto" w:sz="0" w:space="0"/>
+          <w:right w:val="none" w:color="auto" w:sz="0" w:space="0"/>
+          <w:insideH w:val="none" w:color="auto" w:sz="0" w:space="0"/>
+          <w:insideV w:val="none" w:color="auto" w:sz="0" w:space="0"/>
         </w:tblBorders>
+        <w:tblLayout w:type="autofit"/>
         <w:tblCellMar>
           <w:top w:w="0" w:type="dxa"/>
           <w:left w:w="108" w:type="dxa"/>
@@ -213,15 +213,13 @@
       </w:tblGrid>
       <w:tr>
         <w:tblPrEx>
-          <w:tblW w:w="0" w:type="auto"/>
-          <w:tblInd w:w="2443" w:type="dxa"/>
           <w:tblBorders>
-            <w:top w:val="nil"/>
-            <w:left w:val="nil"/>
-            <w:bottom w:val="nil"/>
-            <w:right w:val="nil"/>
-            <w:insideH w:val="nil"/>
-            <w:insideV w:val="nil"/>
+            <w:top w:val="none" w:color="auto" w:sz="0" w:space="0"/>
+            <w:left w:val="none" w:color="auto" w:sz="0" w:space="0"/>
+            <w:bottom w:val="none" w:color="auto" w:sz="0" w:space="0"/>
+            <w:right w:val="none" w:color="auto" w:sz="0" w:space="0"/>
+            <w:insideH w:val="none" w:color="auto" w:sz="0" w:space="0"/>
+            <w:insideV w:val="none" w:color="auto" w:sz="0" w:space="0"/>
           </w:tblBorders>
           <w:tblCellMar>
             <w:top w:w="0" w:type="dxa"/>
@@ -231,7 +229,7 @@
           </w:tblCellMar>
         </w:tblPrEx>
         <w:trPr>
-          <w:trHeight w:val="810"/>
+          <w:trHeight w:val="810" w:hRule="atLeast"/>
         </w:trPr>
         <w:tc>
           <w:tcPr>
@@ -261,7 +259,7 @@
             </w:r>
             <w:r>
               <w:rPr>
-                <w:rFonts w:asciiTheme="minorAscii" w:eastAsiaTheme="minorEastAsia" w:hAnsiTheme="minorAscii" w:hint="default"/>
+                <w:rFonts w:hint="default" w:asciiTheme="minorAscii" w:hAnsiTheme="minorAscii" w:eastAsiaTheme="minorEastAsia"/>
                 <w:spacing w:val="227"/>
                 <w:sz w:val="21"/>
                 <w:vertAlign w:val="baseline"/>
@@ -276,7 +274,7 @@
                 <w:vertAlign w:val="baseline"/>
                 <w:lang w:val="en-US" w:eastAsia="zh-CN"/>
               </w:rPr>
-              <w:t>孙光莉</w:t>
+              <w:t>王潇</w:t>
             </w:r>
           </w:p>
         </w:tc>
@@ -308,7 +306,7 @@
             </w:r>
             <w:r>
               <w:rPr>
-                <w:rFonts w:asciiTheme="minorAscii" w:eastAsiaTheme="minorEastAsia" w:hAnsiTheme="minorAscii" w:hint="eastAsia"/>
+                <w:rFonts w:hint="eastAsia" w:asciiTheme="minorAscii" w:hAnsiTheme="minorAscii" w:eastAsiaTheme="minorEastAsia"/>
                 <w:spacing w:val="227"/>
                 <w:sz w:val="21"/>
                 <w:vertAlign w:val="baseline"/>
@@ -330,8 +328,14 @@
       </w:tr>
       <w:tr>
         <w:tblPrEx>
-          <w:tblW w:w="0" w:type="auto"/>
-          <w:tblInd w:w="2443" w:type="dxa"/>
+          <w:tblBorders>
+            <w:top w:val="none" w:color="auto" w:sz="0" w:space="0"/>
+            <w:left w:val="none" w:color="auto" w:sz="0" w:space="0"/>
+            <w:bottom w:val="none" w:color="auto" w:sz="0" w:space="0"/>
+            <w:right w:val="none" w:color="auto" w:sz="0" w:space="0"/>
+            <w:insideH w:val="none" w:color="auto" w:sz="0" w:space="0"/>
+            <w:insideV w:val="none" w:color="auto" w:sz="0" w:space="0"/>
+          </w:tblBorders>
           <w:tblCellMar>
             <w:top w:w="0" w:type="dxa"/>
             <w:left w:w="108" w:type="dxa"/>
@@ -340,7 +344,7 @@
           </w:tblCellMar>
         </w:tblPrEx>
         <w:trPr>
-          <w:trHeight w:val="810"/>
+          <w:trHeight w:val="810" w:hRule="atLeast"/>
         </w:trPr>
         <w:tc>
           <w:tcPr>
@@ -356,7 +360,7 @@
               <w:overflowPunct/>
               <w:bidi w:val="0"/>
               <w:rPr>
-                <w:rFonts w:ascii="Arial" w:eastAsia="Arial" w:hAnsi="Arial" w:cs="Arial" w:hint="eastAsia"/>
+                <w:rFonts w:hint="eastAsia" w:ascii="Arial" w:hAnsi="Arial" w:eastAsia="Arial" w:cs="Arial"/>
                 <w:snapToGrid w:val="0"/>
                 <w:color w:val="000000"/>
                 <w:kern w:val="0"/>
@@ -376,7 +380,7 @@
             </w:r>
             <w:r>
               <w:rPr>
-                <w:rFonts w:asciiTheme="minorAscii" w:eastAsiaTheme="minorEastAsia" w:hAnsiTheme="minorAscii" w:hint="default"/>
+                <w:rFonts w:hint="default" w:asciiTheme="minorAscii" w:hAnsiTheme="minorAscii" w:eastAsiaTheme="minorEastAsia"/>
                 <w:spacing w:val="227"/>
                 <w:sz w:val="21"/>
                 <w:vertAlign w:val="baseline"/>
@@ -387,13 +391,10 @@
             <w:r>
               <w:rPr>
                 <w:rFonts w:hint="eastAsia"/>
-                <w:spacing w:val="90"/>
-                <w:kern w:val="0"/>
                 <w:u w:val="single"/>
-                <w:vertAlign w:val="baseline"/>
                 <w:lang w:val="en-US" w:eastAsia="zh-CN"/>
               </w:rPr>
-              <w:t>严长运</w:t>
+              <w:t>刘钢要</w:t>
             </w:r>
           </w:p>
         </w:tc>
@@ -411,7 +412,7 @@
               <w:overflowPunct/>
               <w:bidi w:val="0"/>
               <w:rPr>
-                <w:rFonts w:ascii="Arial" w:eastAsia="Arial" w:hAnsi="Arial" w:cs="Arial" w:hint="eastAsia"/>
+                <w:rFonts w:hint="eastAsia" w:ascii="Arial" w:hAnsi="Arial" w:eastAsia="Arial" w:cs="Arial"/>
                 <w:snapToGrid w:val="0"/>
                 <w:color w:val="000000"/>
                 <w:kern w:val="0"/>
@@ -431,7 +432,7 @@
             </w:r>
             <w:r>
               <w:rPr>
-                <w:rFonts w:asciiTheme="minorAscii" w:eastAsiaTheme="minorEastAsia" w:hAnsiTheme="minorAscii" w:hint="eastAsia"/>
+                <w:rFonts w:hint="eastAsia" w:asciiTheme="minorAscii" w:hAnsiTheme="minorAscii" w:eastAsiaTheme="minorEastAsia"/>
                 <w:spacing w:val="227"/>
                 <w:sz w:val="21"/>
                 <w:vertAlign w:val="baseline"/>
@@ -453,8 +454,14 @@
       </w:tr>
       <w:tr>
         <w:tblPrEx>
-          <w:tblW w:w="0" w:type="auto"/>
-          <w:tblInd w:w="2443" w:type="dxa"/>
+          <w:tblBorders>
+            <w:top w:val="none" w:color="auto" w:sz="0" w:space="0"/>
+            <w:left w:val="none" w:color="auto" w:sz="0" w:space="0"/>
+            <w:bottom w:val="none" w:color="auto" w:sz="0" w:space="0"/>
+            <w:right w:val="none" w:color="auto" w:sz="0" w:space="0"/>
+            <w:insideH w:val="none" w:color="auto" w:sz="0" w:space="0"/>
+            <w:insideV w:val="none" w:color="auto" w:sz="0" w:space="0"/>
+          </w:tblBorders>
           <w:tblCellMar>
             <w:top w:w="0" w:type="dxa"/>
             <w:left w:w="108" w:type="dxa"/>
@@ -463,7 +470,7 @@
           </w:tblCellMar>
         </w:tblPrEx>
         <w:trPr>
-          <w:trHeight w:val="635"/>
+          <w:trHeight w:val="635" w:hRule="atLeast"/>
         </w:trPr>
         <w:tc>
           <w:tcPr>
@@ -493,7 +500,7 @@
             </w:r>
             <w:r>
               <w:rPr>
-                <w:rFonts w:asciiTheme="minorAscii" w:eastAsiaTheme="minorEastAsia" w:hAnsiTheme="minorAscii" w:hint="eastAsia"/>
+                <w:rFonts w:hint="eastAsia" w:asciiTheme="minorAscii" w:hAnsiTheme="minorAscii" w:eastAsiaTheme="minorEastAsia"/>
                 <w:spacing w:val="227"/>
                 <w:sz w:val="21"/>
                 <w:vertAlign w:val="baseline"/>
@@ -539,7 +546,7 @@
             </w:r>
             <w:r>
               <w:rPr>
-                <w:rFonts w:asciiTheme="minorAscii" w:eastAsiaTheme="minorEastAsia" w:hAnsiTheme="minorAscii" w:hint="eastAsia"/>
+                <w:rFonts w:hint="eastAsia" w:asciiTheme="minorAscii" w:hAnsiTheme="minorAscii" w:eastAsiaTheme="minorEastAsia"/>
                 <w:spacing w:val="227"/>
                 <w:sz w:val="21"/>
                 <w:vertAlign w:val="baseline"/>
@@ -584,14 +591,14 @@
         <w:spacing w:before="153" w:line="225" w:lineRule="auto"/>
         <w:ind w:left="3634"/>
         <w:rPr>
-          <w:rFonts w:ascii="宋体" w:eastAsia="宋体" w:hAnsi="宋体" w:cs="宋体"/>
+          <w:rFonts w:ascii="宋体" w:hAnsi="宋体" w:eastAsia="宋体" w:cs="宋体"/>
           <w:sz w:val="31"/>
           <w:szCs w:val="31"/>
         </w:rPr>
       </w:pPr>
       <w:r>
         <w:rPr>
-          <w:rFonts w:ascii="宋体" w:eastAsia="宋体" w:hAnsi="宋体" w:cs="宋体"/>
+          <w:rFonts w:ascii="宋体" w:hAnsi="宋体" w:eastAsia="宋体" w:cs="宋体"/>
           <w:b/>
           <w:bCs/>
           <w:spacing w:val="4"/>
@@ -603,16 +610,16 @@
     </w:p>
     <w:tbl>
       <w:tblPr>
-        <w:tblStyle w:val="TableNormal0"/>
+        <w:tblStyle w:val="26"/>
         <w:tblW w:w="8301" w:type="dxa"/>
         <w:tblInd w:w="2" w:type="dxa"/>
         <w:tblBorders>
-          <w:top w:val="single" w:sz="2" w:space="0" w:color="000000"/>
-          <w:left w:val="single" w:sz="2" w:space="0" w:color="000000"/>
-          <w:bottom w:val="single" w:sz="2" w:space="0" w:color="000000"/>
-          <w:right w:val="single" w:sz="2" w:space="0" w:color="000000"/>
-          <w:insideH w:val="single" w:sz="2" w:space="0" w:color="000000"/>
-          <w:insideV w:val="single" w:sz="2" w:space="0" w:color="000000"/>
+          <w:top w:val="single" w:color="000000" w:sz="2" w:space="0"/>
+          <w:left w:val="single" w:color="000000" w:sz="2" w:space="0"/>
+          <w:bottom w:val="single" w:color="000000" w:sz="2" w:space="0"/>
+          <w:right w:val="single" w:color="000000" w:sz="2" w:space="0"/>
+          <w:insideH w:val="single" w:color="000000" w:sz="2" w:space="0"/>
+          <w:insideV w:val="single" w:color="000000" w:sz="2" w:space="0"/>
         </w:tblBorders>
         <w:tblLayout w:type="fixed"/>
         <w:tblCellMar>
@@ -632,17 +639,14 @@
       </w:tblGrid>
       <w:tr>
         <w:tblPrEx>
-          <w:tblW w:w="8301" w:type="dxa"/>
-          <w:tblInd w:w="2" w:type="dxa"/>
           <w:tblBorders>
-            <w:top w:val="single" w:sz="2" w:space="0" w:color="000000"/>
-            <w:left w:val="single" w:sz="2" w:space="0" w:color="000000"/>
-            <w:bottom w:val="single" w:sz="2" w:space="0" w:color="000000"/>
-            <w:right w:val="single" w:sz="2" w:space="0" w:color="000000"/>
-            <w:insideH w:val="single" w:sz="2" w:space="0" w:color="000000"/>
-            <w:insideV w:val="single" w:sz="2" w:space="0" w:color="000000"/>
+            <w:top w:val="single" w:color="000000" w:sz="2" w:space="0"/>
+            <w:left w:val="single" w:color="000000" w:sz="2" w:space="0"/>
+            <w:bottom w:val="single" w:color="000000" w:sz="2" w:space="0"/>
+            <w:right w:val="single" w:color="000000" w:sz="2" w:space="0"/>
+            <w:insideH w:val="single" w:color="000000" w:sz="2" w:space="0"/>
+            <w:insideV w:val="single" w:color="000000" w:sz="2" w:space="0"/>
           </w:tblBorders>
-          <w:tblLayout w:type="fixed"/>
           <w:tblCellMar>
             <w:top w:w="0" w:type="dxa"/>
             <w:left w:w="0" w:type="dxa"/>
@@ -651,7 +655,7 @@
           </w:tblCellMar>
         </w:tblPrEx>
         <w:trPr>
-          <w:trHeight w:val="593"/>
+          <w:trHeight w:val="593" w:hRule="atLeast"/>
         </w:trPr>
         <w:tc>
           <w:tcPr>
@@ -668,14 +672,14 @@
               <w:spacing w:before="176" w:line="228" w:lineRule="auto"/>
               <w:ind w:left="607"/>
               <w:rPr>
-                <w:rFonts w:ascii="宋体" w:eastAsia="宋体" w:hAnsi="宋体" w:cs="宋体"/>
+                <w:rFonts w:ascii="宋体" w:hAnsi="宋体" w:eastAsia="宋体" w:cs="宋体"/>
                 <w:sz w:val="20"/>
                 <w:szCs w:val="20"/>
               </w:rPr>
             </w:pPr>
             <w:r>
               <w:rPr>
-                <w:rFonts w:ascii="宋体" w:eastAsia="宋体" w:hAnsi="宋体" w:cs="宋体"/>
+                <w:rFonts w:ascii="宋体" w:hAnsi="宋体" w:eastAsia="宋体" w:cs="宋体"/>
                 <w:spacing w:val="-14"/>
                 <w:sz w:val="20"/>
                 <w:szCs w:val="20"/>
@@ -699,14 +703,14 @@
               <w:spacing w:before="175" w:line="227" w:lineRule="auto"/>
               <w:ind w:left="253"/>
               <w:rPr>
-                <w:rFonts w:ascii="宋体" w:eastAsia="宋体" w:hAnsi="宋体" w:cs="宋体"/>
+                <w:rFonts w:ascii="宋体" w:hAnsi="宋体" w:eastAsia="宋体" w:cs="宋体"/>
                 <w:sz w:val="20"/>
                 <w:szCs w:val="20"/>
               </w:rPr>
             </w:pPr>
             <w:r>
               <w:rPr>
-                <w:rFonts w:ascii="宋体" w:eastAsia="宋体" w:hAnsi="宋体" w:cs="宋体"/>
+                <w:rFonts w:ascii="宋体" w:hAnsi="宋体" w:eastAsia="宋体" w:cs="宋体"/>
                 <w:spacing w:val="4"/>
                 <w:sz w:val="20"/>
                 <w:szCs w:val="20"/>
@@ -730,14 +734,14 @@
               <w:spacing w:before="175" w:line="228" w:lineRule="auto"/>
               <w:ind w:left="730"/>
               <w:rPr>
-                <w:rFonts w:ascii="宋体" w:eastAsia="宋体" w:hAnsi="宋体" w:cs="宋体"/>
+                <w:rFonts w:ascii="宋体" w:hAnsi="宋体" w:eastAsia="宋体" w:cs="宋体"/>
                 <w:sz w:val="20"/>
                 <w:szCs w:val="20"/>
               </w:rPr>
             </w:pPr>
             <w:r>
               <w:rPr>
-                <w:rFonts w:ascii="宋体" w:eastAsia="宋体" w:hAnsi="宋体" w:cs="宋体"/>
+                <w:rFonts w:ascii="宋体" w:hAnsi="宋体" w:eastAsia="宋体" w:cs="宋体"/>
                 <w:spacing w:val="7"/>
                 <w:sz w:val="20"/>
                 <w:szCs w:val="20"/>
@@ -761,14 +765,14 @@
               <w:spacing w:before="175" w:line="228" w:lineRule="auto"/>
               <w:ind w:left="310"/>
               <w:rPr>
-                <w:rFonts w:ascii="宋体" w:eastAsia="宋体" w:hAnsi="宋体" w:cs="宋体"/>
+                <w:rFonts w:ascii="宋体" w:hAnsi="宋体" w:eastAsia="宋体" w:cs="宋体"/>
                 <w:sz w:val="20"/>
                 <w:szCs w:val="20"/>
               </w:rPr>
             </w:pPr>
             <w:r>
               <w:rPr>
-                <w:rFonts w:ascii="宋体" w:eastAsia="宋体" w:hAnsi="宋体" w:cs="宋体"/>
+                <w:rFonts w:ascii="宋体" w:hAnsi="宋体" w:eastAsia="宋体" w:cs="宋体"/>
                 <w:spacing w:val="6"/>
                 <w:sz w:val="20"/>
                 <w:szCs w:val="20"/>
@@ -792,7 +796,7 @@
               <w:spacing w:before="175" w:line="228" w:lineRule="auto"/>
               <w:ind w:left="310"/>
               <w:rPr>
-                <w:rFonts w:ascii="宋体" w:eastAsia="宋体" w:hAnsi="宋体" w:cs="宋体" w:hint="eastAsia"/>
+                <w:rFonts w:hint="eastAsia" w:ascii="宋体" w:hAnsi="宋体" w:eastAsia="宋体" w:cs="宋体"/>
                 <w:spacing w:val="6"/>
                 <w:sz w:val="20"/>
                 <w:szCs w:val="20"/>
@@ -801,7 +805,7 @@
             </w:pPr>
             <w:r>
               <w:rPr>
-                <w:rFonts w:ascii="宋体" w:eastAsia="宋体" w:hAnsi="宋体" w:cs="宋体" w:hint="eastAsia"/>
+                <w:rFonts w:hint="eastAsia" w:ascii="宋体" w:hAnsi="宋体" w:eastAsia="宋体" w:cs="宋体"/>
                 <w:spacing w:val="6"/>
                 <w:sz w:val="20"/>
                 <w:szCs w:val="20"/>
@@ -826,14 +830,14 @@
               <w:spacing w:before="176" w:line="229" w:lineRule="auto"/>
               <w:ind w:left="311"/>
               <w:rPr>
-                <w:rFonts w:ascii="宋体" w:eastAsia="宋体" w:hAnsi="宋体" w:cs="宋体"/>
+                <w:rFonts w:ascii="宋体" w:hAnsi="宋体" w:eastAsia="宋体" w:cs="宋体"/>
                 <w:sz w:val="20"/>
                 <w:szCs w:val="20"/>
               </w:rPr>
             </w:pPr>
             <w:r>
               <w:rPr>
-                <w:rFonts w:ascii="宋体" w:eastAsia="宋体" w:hAnsi="宋体" w:cs="宋体"/>
+                <w:rFonts w:ascii="宋体" w:hAnsi="宋体" w:eastAsia="宋体" w:cs="宋体"/>
                 <w:spacing w:val="7"/>
                 <w:sz w:val="20"/>
                 <w:szCs w:val="20"/>
@@ -845,9 +849,14 @@
       </w:tr>
       <w:tr>
         <w:tblPrEx>
-          <w:tblW w:w="8301" w:type="dxa"/>
-          <w:tblInd w:w="2" w:type="dxa"/>
-          <w:tblLayout w:type="fixed"/>
+          <w:tblBorders>
+            <w:top w:val="single" w:color="000000" w:sz="2" w:space="0"/>
+            <w:left w:val="single" w:color="000000" w:sz="2" w:space="0"/>
+            <w:bottom w:val="single" w:color="000000" w:sz="2" w:space="0"/>
+            <w:right w:val="single" w:color="000000" w:sz="2" w:space="0"/>
+            <w:insideH w:val="single" w:color="000000" w:sz="2" w:space="0"/>
+            <w:insideV w:val="single" w:color="000000" w:sz="2" w:space="0"/>
+          </w:tblBorders>
           <w:tblCellMar>
             <w:top w:w="0" w:type="dxa"/>
             <w:left w:w="0" w:type="dxa"/>
@@ -856,7 +865,7 @@
           </w:tblCellMar>
         </w:tblPrEx>
         <w:trPr>
-          <w:trHeight w:val="556"/>
+          <w:trHeight w:val="556" w:hRule="atLeast"/>
         </w:trPr>
         <w:tc>
           <w:tcPr>
@@ -873,14 +882,14 @@
               <w:spacing w:before="173" w:line="267" w:lineRule="exact"/>
               <w:ind w:left="260"/>
               <w:rPr>
-                <w:rFonts w:ascii="宋体" w:eastAsia="宋体" w:hAnsi="宋体" w:cs="宋体"/>
+                <w:rFonts w:ascii="宋体" w:hAnsi="宋体" w:eastAsia="宋体" w:cs="宋体"/>
                 <w:sz w:val="20"/>
                 <w:szCs w:val="20"/>
               </w:rPr>
             </w:pPr>
             <w:r>
               <w:rPr>
-                <w:rFonts w:ascii="宋体" w:eastAsia="宋体" w:hAnsi="宋体" w:cs="宋体"/>
+                <w:rFonts w:ascii="宋体" w:hAnsi="宋体" w:eastAsia="宋体" w:cs="宋体"/>
                 <w:spacing w:val="3"/>
                 <w:position w:val="1"/>
                 <w:sz w:val="20"/>
@@ -905,14 +914,14 @@
               <w:spacing w:before="173" w:line="267" w:lineRule="exact"/>
               <w:ind w:left="248"/>
               <w:rPr>
-                <w:rFonts w:ascii="宋体" w:eastAsia="宋体" w:hAnsi="宋体" w:cs="宋体"/>
+                <w:rFonts w:ascii="宋体" w:hAnsi="宋体" w:eastAsia="宋体" w:cs="宋体"/>
                 <w:sz w:val="20"/>
                 <w:szCs w:val="20"/>
               </w:rPr>
             </w:pPr>
             <w:r>
               <w:rPr>
-                <w:rFonts w:ascii="宋体" w:eastAsia="宋体" w:hAnsi="宋体" w:cs="宋体"/>
+                <w:rFonts w:ascii="宋体" w:hAnsi="宋体" w:eastAsia="宋体" w:cs="宋体"/>
                 <w:spacing w:val="4"/>
                 <w:position w:val="1"/>
                 <w:sz w:val="20"/>
@@ -938,14 +947,14 @@
               <w:ind w:left="114"/>
               <w:jc w:val="center"/>
               <w:rPr>
-                <w:rFonts w:ascii="宋体" w:eastAsia="宋体" w:hAnsi="宋体" w:cs="宋体"/>
+                <w:rFonts w:ascii="宋体" w:hAnsi="宋体" w:eastAsia="宋体" w:cs="宋体"/>
                 <w:sz w:val="20"/>
                 <w:szCs w:val="20"/>
               </w:rPr>
             </w:pPr>
             <w:r>
               <w:rPr>
-                <w:rFonts w:ascii="宋体" w:eastAsia="宋体" w:hAnsi="宋体" w:cs="宋体"/>
+                <w:rFonts w:ascii="宋体" w:hAnsi="宋体" w:eastAsia="宋体" w:cs="宋体"/>
                 <w:spacing w:val="7"/>
                 <w:sz w:val="20"/>
                 <w:szCs w:val="20"/>
@@ -969,7 +978,7 @@
               <w:spacing w:before="172" w:line="228" w:lineRule="auto"/>
               <w:ind w:left="313"/>
               <w:rPr>
-                <w:rFonts w:ascii="宋体" w:eastAsia="宋体" w:hAnsi="宋体" w:cs="宋体" w:hint="eastAsia"/>
+                <w:rFonts w:hint="eastAsia" w:ascii="宋体" w:hAnsi="宋体" w:eastAsia="宋体" w:cs="宋体"/>
                 <w:sz w:val="20"/>
                 <w:szCs w:val="20"/>
                 <w:lang w:val="en-US" w:eastAsia="zh-CN"/>
@@ -977,12 +986,12 @@
             </w:pPr>
             <w:r>
               <w:rPr>
-                <w:rFonts w:ascii="宋体" w:eastAsia="宋体" w:hAnsi="宋体" w:cs="宋体" w:hint="eastAsia"/>
+                <w:rFonts w:hint="eastAsia" w:ascii="宋体" w:hAnsi="宋体" w:cs="宋体"/>
                 <w:sz w:val="20"/>
                 <w:szCs w:val="20"/>
                 <w:lang w:val="en-US" w:eastAsia="zh-CN"/>
               </w:rPr>
-              <w:t>孙光莉</w:t>
+              <w:t>王潇</w:t>
             </w:r>
           </w:p>
         </w:tc>
@@ -1001,22 +1010,22 @@
               <w:spacing w:before="172" w:line="228" w:lineRule="auto"/>
               <w:ind w:left="313"/>
               <w:rPr>
-                <w:rFonts w:ascii="宋体" w:eastAsia="宋体" w:hAnsi="宋体" w:cs="宋体" w:hint="eastAsia"/>
+                <w:rFonts w:hint="eastAsia" w:ascii="宋体" w:hAnsi="宋体" w:eastAsia="宋体" w:cs="宋体"/>
                 <w:spacing w:val="5"/>
                 <w:sz w:val="20"/>
                 <w:szCs w:val="20"/>
+                <w:lang w:val="en-US" w:eastAsia="zh-CN"/>
               </w:rPr>
             </w:pPr>
             <w:r>
               <w:rPr>
-                <w:rFonts w:ascii="宋体" w:eastAsia="宋体" w:hAnsi="宋体" w:cs="宋体" w:hint="eastAsia"/>
-                <w:spacing w:val="100"/>
-                <w:kern w:val="0"/>
+                <w:rFonts w:hint="eastAsia" w:ascii="宋体" w:hAnsi="宋体" w:cs="宋体"/>
+                <w:spacing w:val="5"/>
                 <w:sz w:val="20"/>
                 <w:szCs w:val="20"/>
                 <w:lang w:val="en-US" w:eastAsia="zh-CN"/>
               </w:rPr>
-              <w:t>严长运</w:t>
+              <w:t>刘钢要</w:t>
             </w:r>
           </w:p>
         </w:tc>
@@ -1035,14 +1044,14 @@
               <w:spacing w:before="173" w:line="229" w:lineRule="auto"/>
               <w:ind w:left="314"/>
               <w:rPr>
-                <w:rFonts w:ascii="宋体" w:eastAsia="宋体" w:hAnsi="宋体" w:cs="宋体"/>
+                <w:rFonts w:ascii="宋体" w:hAnsi="宋体" w:eastAsia="宋体" w:cs="宋体"/>
                 <w:sz w:val="20"/>
                 <w:szCs w:val="20"/>
               </w:rPr>
             </w:pPr>
             <w:r>
               <w:rPr>
-                <w:rFonts w:ascii="宋体" w:eastAsia="宋体" w:hAnsi="宋体" w:cs="宋体" w:hint="eastAsia"/>
+                <w:rFonts w:hint="eastAsia" w:ascii="宋体" w:hAnsi="宋体" w:eastAsia="宋体" w:cs="宋体"/>
                 <w:spacing w:val="6"/>
                 <w:sz w:val="20"/>
                 <w:szCs w:val="20"/>
@@ -1055,9 +1064,14 @@
       </w:tr>
       <w:tr>
         <w:tblPrEx>
-          <w:tblW w:w="8301" w:type="dxa"/>
-          <w:tblInd w:w="2" w:type="dxa"/>
-          <w:tblLayout w:type="fixed"/>
+          <w:tblBorders>
+            <w:top w:val="single" w:color="000000" w:sz="2" w:space="0"/>
+            <w:left w:val="single" w:color="000000" w:sz="2" w:space="0"/>
+            <w:bottom w:val="single" w:color="000000" w:sz="2" w:space="0"/>
+            <w:right w:val="single" w:color="000000" w:sz="2" w:space="0"/>
+            <w:insideH w:val="single" w:color="000000" w:sz="2" w:space="0"/>
+            <w:insideV w:val="single" w:color="000000" w:sz="2" w:space="0"/>
+          </w:tblBorders>
           <w:tblCellMar>
             <w:top w:w="0" w:type="dxa"/>
             <w:left w:w="0" w:type="dxa"/>
@@ -1066,7 +1080,7 @@
           </w:tblCellMar>
         </w:tblPrEx>
         <w:trPr>
-          <w:trHeight w:val="556"/>
+          <w:trHeight w:val="556" w:hRule="atLeast"/>
         </w:trPr>
         <w:tc>
           <w:tcPr>
@@ -1074,7 +1088,7 @@
           </w:tcPr>
           <w:p>
             <w:pPr>
-              <w:pStyle w:val="TableText"/>
+              <w:pStyle w:val="27"/>
               <w:keepLines w:val="0"/>
               <w:pageBreakBefore w:val="0"/>
               <w:widowControl w:val="0"/>
@@ -1090,7 +1104,7 @@
           </w:tcPr>
           <w:p>
             <w:pPr>
-              <w:pStyle w:val="TableText"/>
+              <w:pStyle w:val="27"/>
               <w:keepLines w:val="0"/>
               <w:pageBreakBefore w:val="0"/>
               <w:widowControl w:val="0"/>
@@ -1106,7 +1120,7 @@
           </w:tcPr>
           <w:p>
             <w:pPr>
-              <w:pStyle w:val="TableText"/>
+              <w:pStyle w:val="27"/>
               <w:keepLines w:val="0"/>
               <w:pageBreakBefore w:val="0"/>
               <w:widowControl w:val="0"/>
@@ -1156,7 +1170,7 @@
           </w:tcPr>
           <w:p>
             <w:pPr>
-              <w:pStyle w:val="TableText"/>
+              <w:pStyle w:val="27"/>
               <w:keepLines w:val="0"/>
               <w:pageBreakBefore w:val="0"/>
               <w:widowControl w:val="0"/>
@@ -1169,9 +1183,14 @@
       </w:tr>
       <w:tr>
         <w:tblPrEx>
-          <w:tblW w:w="8301" w:type="dxa"/>
-          <w:tblInd w:w="2" w:type="dxa"/>
-          <w:tblLayout w:type="fixed"/>
+          <w:tblBorders>
+            <w:top w:val="single" w:color="000000" w:sz="2" w:space="0"/>
+            <w:left w:val="single" w:color="000000" w:sz="2" w:space="0"/>
+            <w:bottom w:val="single" w:color="000000" w:sz="2" w:space="0"/>
+            <w:right w:val="single" w:color="000000" w:sz="2" w:space="0"/>
+            <w:insideH w:val="single" w:color="000000" w:sz="2" w:space="0"/>
+            <w:insideV w:val="single" w:color="000000" w:sz="2" w:space="0"/>
+          </w:tblBorders>
           <w:tblCellMar>
             <w:top w:w="0" w:type="dxa"/>
             <w:left w:w="0" w:type="dxa"/>
@@ -1180,7 +1199,7 @@
           </w:tblCellMar>
         </w:tblPrEx>
         <w:trPr>
-          <w:trHeight w:val="556"/>
+          <w:trHeight w:val="556" w:hRule="atLeast"/>
         </w:trPr>
         <w:tc>
           <w:tcPr>
@@ -1188,7 +1207,7 @@
           </w:tcPr>
           <w:p>
             <w:pPr>
-              <w:pStyle w:val="TableText"/>
+              <w:pStyle w:val="27"/>
               <w:keepLines w:val="0"/>
               <w:pageBreakBefore w:val="0"/>
               <w:widowControl w:val="0"/>
@@ -1204,7 +1223,7 @@
           </w:tcPr>
           <w:p>
             <w:pPr>
-              <w:pStyle w:val="TableText"/>
+              <w:pStyle w:val="27"/>
               <w:keepLines w:val="0"/>
               <w:pageBreakBefore w:val="0"/>
               <w:widowControl w:val="0"/>
@@ -1220,7 +1239,7 @@
           </w:tcPr>
           <w:p>
             <w:pPr>
-              <w:pStyle w:val="TableText"/>
+              <w:pStyle w:val="27"/>
               <w:keepLines w:val="0"/>
               <w:pageBreakBefore w:val="0"/>
               <w:widowControl w:val="0"/>
@@ -1270,7 +1289,7 @@
           </w:tcPr>
           <w:p>
             <w:pPr>
-              <w:pStyle w:val="TableText"/>
+              <w:pStyle w:val="27"/>
               <w:keepLines w:val="0"/>
               <w:pageBreakBefore w:val="0"/>
               <w:widowControl w:val="0"/>
@@ -1283,9 +1302,14 @@
       </w:tr>
       <w:tr>
         <w:tblPrEx>
-          <w:tblW w:w="8301" w:type="dxa"/>
-          <w:tblInd w:w="2" w:type="dxa"/>
-          <w:tblLayout w:type="fixed"/>
+          <w:tblBorders>
+            <w:top w:val="single" w:color="000000" w:sz="2" w:space="0"/>
+            <w:left w:val="single" w:color="000000" w:sz="2" w:space="0"/>
+            <w:bottom w:val="single" w:color="000000" w:sz="2" w:space="0"/>
+            <w:right w:val="single" w:color="000000" w:sz="2" w:space="0"/>
+            <w:insideH w:val="single" w:color="000000" w:sz="2" w:space="0"/>
+            <w:insideV w:val="single" w:color="000000" w:sz="2" w:space="0"/>
+          </w:tblBorders>
           <w:tblCellMar>
             <w:top w:w="0" w:type="dxa"/>
             <w:left w:w="0" w:type="dxa"/>
@@ -1294,7 +1318,7 @@
           </w:tblCellMar>
         </w:tblPrEx>
         <w:trPr>
-          <w:trHeight w:val="557"/>
+          <w:trHeight w:val="557" w:hRule="atLeast"/>
         </w:trPr>
         <w:tc>
           <w:tcPr>
@@ -1302,7 +1326,7 @@
           </w:tcPr>
           <w:p>
             <w:pPr>
-              <w:pStyle w:val="TableText"/>
+              <w:pStyle w:val="27"/>
               <w:keepLines w:val="0"/>
               <w:pageBreakBefore w:val="0"/>
               <w:widowControl w:val="0"/>
@@ -1318,7 +1342,7 @@
           </w:tcPr>
           <w:p>
             <w:pPr>
-              <w:pStyle w:val="TableText"/>
+              <w:pStyle w:val="27"/>
               <w:keepLines w:val="0"/>
               <w:pageBreakBefore w:val="0"/>
               <w:widowControl w:val="0"/>
@@ -1334,7 +1358,7 @@
           </w:tcPr>
           <w:p>
             <w:pPr>
-              <w:pStyle w:val="TableText"/>
+              <w:pStyle w:val="27"/>
               <w:keepLines w:val="0"/>
               <w:pageBreakBefore w:val="0"/>
               <w:widowControl w:val="0"/>
@@ -1350,7 +1374,7 @@
           </w:tcPr>
           <w:p>
             <w:pPr>
-              <w:pStyle w:val="TableText"/>
+              <w:pStyle w:val="27"/>
               <w:keepLines w:val="0"/>
               <w:pageBreakBefore w:val="0"/>
               <w:widowControl w:val="0"/>
@@ -1366,7 +1390,7 @@
           </w:tcPr>
           <w:p>
             <w:pPr>
-              <w:pStyle w:val="TableText"/>
+              <w:pStyle w:val="27"/>
               <w:keepLines w:val="0"/>
               <w:pageBreakBefore w:val="0"/>
               <w:widowControl w:val="0"/>
@@ -1382,7 +1406,7 @@
           </w:tcPr>
           <w:p>
             <w:pPr>
-              <w:pStyle w:val="TableText"/>
+              <w:pStyle w:val="27"/>
               <w:keepLines w:val="0"/>
               <w:pageBreakBefore w:val="0"/>
               <w:widowControl w:val="0"/>
@@ -1395,9 +1419,14 @@
       </w:tr>
       <w:tr>
         <w:tblPrEx>
-          <w:tblW w:w="8301" w:type="dxa"/>
-          <w:tblInd w:w="2" w:type="dxa"/>
-          <w:tblLayout w:type="fixed"/>
+          <w:tblBorders>
+            <w:top w:val="single" w:color="000000" w:sz="2" w:space="0"/>
+            <w:left w:val="single" w:color="000000" w:sz="2" w:space="0"/>
+            <w:bottom w:val="single" w:color="000000" w:sz="2" w:space="0"/>
+            <w:right w:val="single" w:color="000000" w:sz="2" w:space="0"/>
+            <w:insideH w:val="single" w:color="000000" w:sz="2" w:space="0"/>
+            <w:insideV w:val="single" w:color="000000" w:sz="2" w:space="0"/>
+          </w:tblBorders>
           <w:tblCellMar>
             <w:top w:w="0" w:type="dxa"/>
             <w:left w:w="0" w:type="dxa"/>
@@ -1406,7 +1435,7 @@
           </w:tblCellMar>
         </w:tblPrEx>
         <w:trPr>
-          <w:trHeight w:val="556"/>
+          <w:trHeight w:val="556" w:hRule="atLeast"/>
         </w:trPr>
         <w:tc>
           <w:tcPr>
@@ -1414,7 +1443,7 @@
           </w:tcPr>
           <w:p>
             <w:pPr>
-              <w:pStyle w:val="TableText"/>
+              <w:pStyle w:val="27"/>
               <w:keepLines w:val="0"/>
               <w:pageBreakBefore w:val="0"/>
               <w:widowControl w:val="0"/>
@@ -1430,7 +1459,7 @@
           </w:tcPr>
           <w:p>
             <w:pPr>
-              <w:pStyle w:val="TableText"/>
+              <w:pStyle w:val="27"/>
               <w:keepLines w:val="0"/>
               <w:pageBreakBefore w:val="0"/>
               <w:widowControl w:val="0"/>
@@ -1446,7 +1475,7 @@
           </w:tcPr>
           <w:p>
             <w:pPr>
-              <w:pStyle w:val="TableText"/>
+              <w:pStyle w:val="27"/>
               <w:keepLines w:val="0"/>
               <w:pageBreakBefore w:val="0"/>
               <w:widowControl w:val="0"/>
@@ -1462,7 +1491,7 @@
           </w:tcPr>
           <w:p>
             <w:pPr>
-              <w:pStyle w:val="TableText"/>
+              <w:pStyle w:val="27"/>
               <w:keepLines w:val="0"/>
               <w:pageBreakBefore w:val="0"/>
               <w:widowControl w:val="0"/>
@@ -1478,7 +1507,7 @@
           </w:tcPr>
           <w:p>
             <w:pPr>
-              <w:pStyle w:val="TableText"/>
+              <w:pStyle w:val="27"/>
               <w:keepLines w:val="0"/>
               <w:pageBreakBefore w:val="0"/>
               <w:widowControl w:val="0"/>
@@ -1494,7 +1523,7 @@
           </w:tcPr>
           <w:p>
             <w:pPr>
-              <w:pStyle w:val="TableText"/>
+              <w:pStyle w:val="27"/>
               <w:keepLines w:val="0"/>
               <w:pageBreakBefore w:val="0"/>
               <w:widowControl w:val="0"/>
@@ -1507,9 +1536,14 @@
       </w:tr>
       <w:tr>
         <w:tblPrEx>
-          <w:tblW w:w="8301" w:type="dxa"/>
-          <w:tblInd w:w="2" w:type="dxa"/>
-          <w:tblLayout w:type="fixed"/>
+          <w:tblBorders>
+            <w:top w:val="single" w:color="000000" w:sz="2" w:space="0"/>
+            <w:left w:val="single" w:color="000000" w:sz="2" w:space="0"/>
+            <w:bottom w:val="single" w:color="000000" w:sz="2" w:space="0"/>
+            <w:right w:val="single" w:color="000000" w:sz="2" w:space="0"/>
+            <w:insideH w:val="single" w:color="000000" w:sz="2" w:space="0"/>
+            <w:insideV w:val="single" w:color="000000" w:sz="2" w:space="0"/>
+          </w:tblBorders>
           <w:tblCellMar>
             <w:top w:w="0" w:type="dxa"/>
             <w:left w:w="0" w:type="dxa"/>
@@ -1518,7 +1552,7 @@
           </w:tblCellMar>
         </w:tblPrEx>
         <w:trPr>
-          <w:trHeight w:val="561"/>
+          <w:trHeight w:val="561" w:hRule="atLeast"/>
         </w:trPr>
         <w:tc>
           <w:tcPr>
@@ -1526,7 +1560,7 @@
           </w:tcPr>
           <w:p>
             <w:pPr>
-              <w:pStyle w:val="TableText"/>
+              <w:pStyle w:val="27"/>
               <w:keepLines w:val="0"/>
               <w:pageBreakBefore w:val="0"/>
               <w:widowControl w:val="0"/>
@@ -1542,7 +1576,7 @@
           </w:tcPr>
           <w:p>
             <w:pPr>
-              <w:pStyle w:val="TableText"/>
+              <w:pStyle w:val="27"/>
               <w:keepLines w:val="0"/>
               <w:pageBreakBefore w:val="0"/>
               <w:widowControl w:val="0"/>
@@ -1558,7 +1592,7 @@
           </w:tcPr>
           <w:p>
             <w:pPr>
-              <w:pStyle w:val="TableText"/>
+              <w:pStyle w:val="27"/>
               <w:keepLines w:val="0"/>
               <w:pageBreakBefore w:val="0"/>
               <w:widowControl w:val="0"/>
@@ -1574,7 +1608,7 @@
           </w:tcPr>
           <w:p>
             <w:pPr>
-              <w:pStyle w:val="TableText"/>
+              <w:pStyle w:val="27"/>
               <w:keepLines w:val="0"/>
               <w:pageBreakBefore w:val="0"/>
               <w:widowControl w:val="0"/>
@@ -1590,7 +1624,7 @@
           </w:tcPr>
           <w:p>
             <w:pPr>
-              <w:pStyle w:val="TableText"/>
+              <w:pStyle w:val="27"/>
               <w:keepLines w:val="0"/>
               <w:pageBreakBefore w:val="0"/>
               <w:widowControl w:val="0"/>
@@ -1606,7 +1640,7 @@
           </w:tcPr>
           <w:p>
             <w:pPr>
-              <w:pStyle w:val="TableText"/>
+              <w:pStyle w:val="27"/>
               <w:keepLines w:val="0"/>
               <w:pageBreakBefore w:val="0"/>
               <w:widowControl w:val="0"/>
@@ -1634,7 +1668,7 @@
     <w:sdt>
       <w:sdtPr>
         <w:rPr>
-          <w:rFonts w:ascii="宋体" w:eastAsia="宋体" w:hAnsi="宋体" w:cs="Arial"/>
+          <w:rFonts w:ascii="宋体" w:hAnsi="宋体" w:eastAsia="宋体" w:cs="Arial"/>
           <w:snapToGrid w:val="0"/>
           <w:color w:val="000000"/>
           <w:kern w:val="0"/>
@@ -1650,7 +1684,7 @@
       </w:sdtPr>
       <w:sdtEndPr>
         <w:rPr>
-          <w:rFonts w:ascii="宋体" w:eastAsia="宋体" w:hAnsi="宋体" w:cs="Arial"/>
+          <w:rFonts w:ascii="宋体" w:hAnsi="宋体" w:eastAsia="宋体" w:cs="Arial"/>
           <w:snapToGrid w:val="0"/>
           <w:color w:val="000000"/>
           <w:kern w:val="0"/>
@@ -1663,12 +1697,12 @@
         <w:p>
           <w:pPr>
             <w:spacing w:before="0" w:beforeLines="0" w:after="0" w:afterLines="0" w:line="240" w:lineRule="auto"/>
-            <w:ind w:left="0" w:right="0" w:firstLine="0" w:leftChars="0" w:rightChars="0" w:firstLineChars="0"/>
+            <w:ind w:left="0" w:leftChars="0" w:right="0" w:rightChars="0" w:firstLine="0" w:firstLineChars="0"/>
             <w:jc w:val="center"/>
           </w:pPr>
           <w:r>
             <w:rPr>
-              <w:rFonts w:ascii="宋体" w:eastAsia="宋体" w:hAnsi="宋体"/>
+              <w:rFonts w:ascii="宋体" w:hAnsi="宋体" w:eastAsia="宋体"/>
               <w:sz w:val="21"/>
             </w:rPr>
             <w:t>目录</w:t>
@@ -1676,13 +1710,11 @@
         </w:p>
         <w:p>
           <w:pPr>
-            <w:pStyle w:val="TOC1"/>
+            <w:pStyle w:val="16"/>
             <w:tabs>
               <w:tab w:val="right" w:leader="dot" w:pos="8306"/>
             </w:tabs>
           </w:pPr>
-          <w:bookmarkStart w:id="4" w:name="_GoBack"/>
-          <w:bookmarkEnd w:id="4"/>
           <w:r>
             <w:fldChar w:fldCharType="begin"/>
           </w:r>
@@ -1732,7 +1764,7 @@
         </w:p>
         <w:p>
           <w:pPr>
-            <w:pStyle w:val="TOC1"/>
+            <w:pStyle w:val="16"/>
             <w:tabs>
               <w:tab w:val="right" w:leader="dot" w:pos="8306"/>
             </w:tabs>
@@ -1777,7 +1809,7 @@
         </w:p>
         <w:p>
           <w:pPr>
-            <w:pStyle w:val="TOC1"/>
+            <w:pStyle w:val="16"/>
             <w:tabs>
               <w:tab w:val="right" w:leader="dot" w:pos="8306"/>
             </w:tabs>
@@ -1824,7 +1856,7 @@
         </w:p>
         <w:p>
           <w:pPr>
-            <w:pStyle w:val="TOC1"/>
+            <w:pStyle w:val="16"/>
             <w:tabs>
               <w:tab w:val="right" w:leader="dot" w:pos="8306"/>
             </w:tabs>
@@ -1876,7 +1908,7 @@
         </w:p>
         <w:p>
           <w:pPr>
-            <w:pStyle w:val="TOC1"/>
+            <w:pStyle w:val="16"/>
             <w:tabs>
               <w:tab w:val="right" w:leader="dot" w:pos="8306"/>
             </w:tabs>
@@ -1930,7 +1962,7 @@
         </w:p>
         <w:p>
           <w:pPr>
-            <w:pStyle w:val="TOC1"/>
+            <w:pStyle w:val="16"/>
             <w:tabs>
               <w:tab w:val="right" w:leader="dot" w:pos="8306"/>
             </w:tabs>
@@ -1982,7 +2014,7 @@
         </w:p>
         <w:p>
           <w:pPr>
-            <w:pStyle w:val="TOC2"/>
+            <w:pStyle w:val="17"/>
             <w:tabs>
               <w:tab w:val="right" w:leader="dot" w:pos="8306"/>
             </w:tabs>
@@ -2034,7 +2066,7 @@
         </w:p>
         <w:p>
           <w:pPr>
-            <w:pStyle w:val="TOC1"/>
+            <w:pStyle w:val="16"/>
             <w:tabs>
               <w:tab w:val="right" w:leader="dot" w:pos="8306"/>
             </w:tabs>
@@ -2086,7 +2118,7 @@
         </w:p>
         <w:p>
           <w:pPr>
-            <w:pStyle w:val="TOC2"/>
+            <w:pStyle w:val="17"/>
             <w:tabs>
               <w:tab w:val="right" w:leader="dot" w:pos="8306"/>
             </w:tabs>
@@ -2131,7 +2163,7 @@
         </w:p>
         <w:p>
           <w:pPr>
-            <w:pStyle w:val="TOC2"/>
+            <w:pStyle w:val="17"/>
             <w:tabs>
               <w:tab w:val="right" w:leader="dot" w:pos="8306"/>
             </w:tabs>
@@ -2176,7 +2208,7 @@
         </w:p>
         <w:p>
           <w:pPr>
-            <w:pStyle w:val="TOC3"/>
+            <w:pStyle w:val="13"/>
             <w:tabs>
               <w:tab w:val="right" w:leader="dot" w:pos="8306"/>
             </w:tabs>
@@ -2221,7 +2253,7 @@
         </w:p>
         <w:p>
           <w:pPr>
-            <w:pStyle w:val="TOC3"/>
+            <w:pStyle w:val="13"/>
             <w:tabs>
               <w:tab w:val="right" w:leader="dot" w:pos="8306"/>
             </w:tabs>
@@ -2266,7 +2298,7 @@
         </w:p>
         <w:p>
           <w:pPr>
-            <w:pStyle w:val="TOC3"/>
+            <w:pStyle w:val="13"/>
             <w:tabs>
               <w:tab w:val="right" w:leader="dot" w:pos="8306"/>
             </w:tabs>
@@ -2311,7 +2343,7 @@
         </w:p>
         <w:p>
           <w:pPr>
-            <w:pStyle w:val="TOC1"/>
+            <w:pStyle w:val="16"/>
             <w:tabs>
               <w:tab w:val="right" w:leader="dot" w:pos="8306"/>
             </w:tabs>
@@ -2327,14 +2359,14 @@
           </w:r>
           <w:r>
             <w:rPr>
-              <w:rFonts w:eastAsia="宋体" w:hint="default"/>
+              <w:rFonts w:hint="default" w:eastAsia="宋体"/>
               <w:lang w:val="en-US" w:eastAsia="zh-CN"/>
             </w:rPr>
             <w:t xml:space="preserve">6. </w:t>
           </w:r>
           <w:r>
             <w:rPr>
-              <w:rFonts w:eastAsia="宋体" w:hint="eastAsia"/>
+              <w:rFonts w:hint="eastAsia" w:eastAsia="宋体"/>
               <w:lang w:val="en-US" w:eastAsia="zh-CN"/>
             </w:rPr>
             <w:t>附则</w:t>
@@ -2377,7 +2409,7 @@
         <w:overflowPunct/>
         <w:bidi w:val="0"/>
         <w:rPr>
-          <w:rFonts w:ascii="Arial" w:eastAsia="宋体" w:hAnsi="Arial" w:cs="Arial" w:hint="eastAsia"/>
+          <w:rFonts w:hint="eastAsia" w:ascii="Arial" w:hAnsi="Arial" w:eastAsia="宋体" w:cs="Arial"/>
           <w:snapToGrid w:val="0"/>
           <w:color w:val="000000"/>
           <w:kern w:val="0"/>
@@ -2388,7 +2420,7 @@
       </w:pPr>
       <w:r>
         <w:rPr>
-          <w:rFonts w:ascii="Arial" w:eastAsia="Arial" w:hAnsi="Arial" w:cs="Arial"/>
+          <w:rFonts w:ascii="Arial" w:hAnsi="Arial" w:eastAsia="Arial" w:cs="Arial"/>
           <w:snapToGrid w:val="0"/>
           <w:color w:val="000000"/>
           <w:kern w:val="0"/>
@@ -2401,65 +2433,65 @@
     </w:p>
     <w:p>
       <w:pPr>
-        <w:pStyle w:val="1"/>
-        <w:keepLines w:val="0"/>
-        <w:pageBreakBefore w:val="0"/>
-        <w:widowControl w:val="0"/>
-        <w:wordWrap/>
-        <w:overflowPunct/>
-        <w:bidi w:val="0"/>
-      </w:pPr>
+        <w:pStyle w:val="28"/>
+        <w:keepLines w:val="0"/>
+        <w:pageBreakBefore w:val="0"/>
+        <w:widowControl w:val="0"/>
+        <w:wordWrap/>
+        <w:overflowPunct/>
+        <w:bidi w:val="0"/>
+      </w:pPr>
+      <w:bookmarkStart w:id="4" w:name="_Toc30947"/>
       <w:bookmarkStart w:id="5" w:name="_Toc13947"/>
-      <w:bookmarkStart w:id="6" w:name="_Toc30947"/>
       <w:r>
         <w:t>目的</w:t>
       </w:r>
+      <w:bookmarkEnd w:id="4"/>
       <w:bookmarkEnd w:id="5"/>
+    </w:p>
+    <w:p>
+      <w:pPr>
+        <w:pStyle w:val="29"/>
+        <w:keepLines w:val="0"/>
+        <w:pageBreakBefore w:val="0"/>
+        <w:widowControl w:val="0"/>
+        <w:wordWrap/>
+        <w:overflowPunct/>
+        <w:bidi w:val="0"/>
+      </w:pPr>
+      <w:r>
+        <w:t>实施本可用性计划的核心目的在于，通过规范化的预防性维护和快速响应机制，显著提高运维服务体系中各项措施的实施成功率。确保在发生系统故障或服务中断等关键时刻，所有运维操作均有据可依、有章可循，能够严格按既定计划执行，从而保障业务连续性，最大化系统与服务的可用性。</w:t>
+      </w:r>
+    </w:p>
+    <w:p>
+      <w:pPr>
+        <w:pStyle w:val="28"/>
+        <w:keepLines w:val="0"/>
+        <w:pageBreakBefore w:val="0"/>
+        <w:widowControl w:val="0"/>
+        <w:wordWrap/>
+        <w:overflowPunct/>
+        <w:bidi w:val="0"/>
+        <w:rPr>
+          <w:rFonts w:hint="eastAsia"/>
+          <w:lang w:val="en-US" w:eastAsia="zh-CN"/>
+        </w:rPr>
+      </w:pPr>
+      <w:bookmarkStart w:id="6" w:name="_Toc24232"/>
+      <w:bookmarkStart w:id="7" w:name="_Toc25818"/>
+      <w:r>
+        <w:rPr>
+          <w:rFonts w:hint="eastAsia"/>
+          <w:lang w:val="en-US" w:eastAsia="zh-CN"/>
+        </w:rPr>
+        <w:t>原则</w:t>
+      </w:r>
       <w:bookmarkEnd w:id="6"/>
-    </w:p>
-    <w:p>
-      <w:pPr>
-        <w:pStyle w:val="a1"/>
-        <w:keepLines w:val="0"/>
-        <w:pageBreakBefore w:val="0"/>
-        <w:widowControl w:val="0"/>
-        <w:wordWrap/>
-        <w:overflowPunct/>
-        <w:bidi w:val="0"/>
-      </w:pPr>
-      <w:r>
-        <w:t>实施本可用性计划的核心目的在于，通过规范化的预防性维护和快速响应机制，显著提高运维服务体系中各项措施的实施成功率。确保在发生系统故障或服务中断等关键时刻，所有运维操作均有据可依、有章可循，能够严格按既定计划执行，从而保障业务连续性，最大化系统与服务的可用性。</w:t>
-      </w:r>
-    </w:p>
-    <w:p>
-      <w:pPr>
-        <w:pStyle w:val="1"/>
-        <w:keepLines w:val="0"/>
-        <w:pageBreakBefore w:val="0"/>
-        <w:widowControl w:val="0"/>
-        <w:wordWrap/>
-        <w:overflowPunct/>
-        <w:bidi w:val="0"/>
-        <w:rPr>
-          <w:rFonts w:hint="eastAsia"/>
-          <w:lang w:val="en-US" w:eastAsia="zh-CN"/>
-        </w:rPr>
-      </w:pPr>
-      <w:bookmarkStart w:id="7" w:name="_Toc25818"/>
-      <w:bookmarkStart w:id="8" w:name="_Toc24232"/>
-      <w:r>
-        <w:rPr>
-          <w:rFonts w:hint="eastAsia"/>
-          <w:lang w:val="en-US" w:eastAsia="zh-CN"/>
-        </w:rPr>
-        <w:t>原则</w:t>
-      </w:r>
       <w:bookmarkEnd w:id="7"/>
-      <w:bookmarkEnd w:id="8"/>
-    </w:p>
-    <w:p>
-      <w:pPr>
-        <w:pStyle w:val="a1"/>
+    </w:p>
+    <w:p>
+      <w:pPr>
+        <w:pStyle w:val="29"/>
         <w:keepLines w:val="0"/>
         <w:pageBreakBefore w:val="0"/>
         <w:widowControl w:val="0"/>
@@ -2470,7 +2502,7 @@
         <w:wordWrap/>
         <w:overflowPunct/>
         <w:bidi w:val="0"/>
-        <w:ind w:left="425" w:hanging="425" w:leftChars="0" w:firstLineChars="0"/>
+        <w:ind w:left="425" w:leftChars="0" w:hanging="425" w:firstLineChars="0"/>
         <w:rPr>
           <w:rFonts w:hint="eastAsia"/>
           <w:lang w:val="en-US" w:eastAsia="zh-CN"/>
@@ -2486,7 +2518,7 @@
     </w:p>
     <w:p>
       <w:pPr>
-        <w:pStyle w:val="a1"/>
+        <w:pStyle w:val="29"/>
         <w:keepLines w:val="0"/>
         <w:pageBreakBefore w:val="0"/>
         <w:widowControl w:val="0"/>
@@ -2513,7 +2545,7 @@
     </w:p>
     <w:p>
       <w:pPr>
-        <w:pStyle w:val="a1"/>
+        <w:pStyle w:val="29"/>
         <w:keepLines w:val="0"/>
         <w:pageBreakBefore w:val="0"/>
         <w:widowControl w:val="0"/>
@@ -2524,7 +2556,7 @@
         <w:wordWrap/>
         <w:overflowPunct/>
         <w:bidi w:val="0"/>
-        <w:ind w:left="425" w:hanging="425" w:leftChars="0" w:firstLineChars="0"/>
+        <w:ind w:left="425" w:leftChars="0" w:hanging="425" w:firstLineChars="0"/>
         <w:rPr>
           <w:rFonts w:hint="eastAsia"/>
           <w:lang w:val="en-US" w:eastAsia="zh-CN"/>
@@ -2540,7 +2572,7 @@
     </w:p>
     <w:p>
       <w:pPr>
-        <w:pStyle w:val="a1"/>
+        <w:pStyle w:val="29"/>
         <w:keepLines w:val="0"/>
         <w:pageBreakBefore w:val="0"/>
         <w:widowControl w:val="0"/>
@@ -2567,7 +2599,7 @@
     </w:p>
     <w:p>
       <w:pPr>
-        <w:pStyle w:val="a1"/>
+        <w:pStyle w:val="29"/>
         <w:keepLines w:val="0"/>
         <w:pageBreakBefore w:val="0"/>
         <w:widowControl w:val="0"/>
@@ -2578,7 +2610,7 @@
         <w:wordWrap/>
         <w:overflowPunct/>
         <w:bidi w:val="0"/>
-        <w:ind w:left="425" w:hanging="425" w:leftChars="0" w:firstLineChars="0"/>
+        <w:ind w:left="425" w:leftChars="0" w:hanging="425" w:firstLineChars="0"/>
         <w:rPr>
           <w:rFonts w:hint="eastAsia"/>
           <w:lang w:val="en-US" w:eastAsia="zh-CN"/>
@@ -2594,7 +2626,7 @@
     </w:p>
     <w:p>
       <w:pPr>
-        <w:pStyle w:val="a1"/>
+        <w:pStyle w:val="29"/>
         <w:keepLines w:val="0"/>
         <w:pageBreakBefore w:val="0"/>
         <w:widowControl w:val="0"/>
@@ -2621,16 +2653,16 @@
     </w:p>
     <w:p>
       <w:pPr>
-        <w:pStyle w:val="1"/>
-        <w:keepLines w:val="0"/>
-        <w:pageBreakBefore w:val="0"/>
-        <w:widowControl w:val="0"/>
-        <w:wordWrap/>
-        <w:overflowPunct/>
-        <w:bidi w:val="0"/>
-      </w:pPr>
-      <w:bookmarkStart w:id="9" w:name="_Toc29239"/>
-      <w:bookmarkStart w:id="10" w:name="_Toc19629"/>
+        <w:pStyle w:val="28"/>
+        <w:keepLines w:val="0"/>
+        <w:pageBreakBefore w:val="0"/>
+        <w:widowControl w:val="0"/>
+        <w:wordWrap/>
+        <w:overflowPunct/>
+        <w:bidi w:val="0"/>
+      </w:pPr>
+      <w:bookmarkStart w:id="8" w:name="_Toc29239"/>
+      <w:bookmarkStart w:id="9" w:name="_Toc19629"/>
       <w:r>
         <w:rPr>
           <w:rFonts w:hint="eastAsia"/>
@@ -2641,88 +2673,88 @@
       <w:r>
         <w:t>范围</w:t>
       </w:r>
+      <w:bookmarkEnd w:id="8"/>
       <w:bookmarkEnd w:id="9"/>
+    </w:p>
+    <w:p>
+      <w:pPr>
+        <w:pStyle w:val="29"/>
+        <w:keepLines w:val="0"/>
+        <w:pageBreakBefore w:val="0"/>
+        <w:widowControl w:val="0"/>
+        <w:wordWrap/>
+        <w:overflowPunct/>
+        <w:bidi w:val="0"/>
+      </w:pPr>
+      <w:r>
+        <w:t>本计划适用于为客户提供的所有运维服务工作，以及支持这些服务运行所必需的基础设施和软件系统，包括但不限于服务器、网络设备、相关系统软件及应用</w:t>
+      </w:r>
+      <w:r>
+        <w:rPr>
+          <w:rFonts w:hint="eastAsia"/>
+          <w:lang w:val="en-US" w:eastAsia="zh-CN"/>
+        </w:rPr>
+        <w:t>程序</w:t>
+      </w:r>
+      <w:r>
+        <w:t>。</w:t>
+      </w:r>
+    </w:p>
+    <w:p>
+      <w:pPr>
+        <w:pStyle w:val="28"/>
+        <w:keepLines w:val="0"/>
+        <w:pageBreakBefore w:val="0"/>
+        <w:widowControl w:val="0"/>
+        <w:wordWrap/>
+        <w:overflowPunct/>
+        <w:bidi w:val="0"/>
+        <w:rPr>
+          <w:rFonts w:hint="eastAsia"/>
+          <w:lang w:val="en-US" w:eastAsia="zh-CN"/>
+        </w:rPr>
+      </w:pPr>
+      <w:bookmarkStart w:id="10" w:name="_Toc92"/>
+      <w:bookmarkStart w:id="11" w:name="_Toc14480"/>
+      <w:r>
+        <w:rPr>
+          <w:rFonts w:hint="eastAsia"/>
+          <w:lang w:val="en-US" w:eastAsia="zh-CN"/>
+        </w:rPr>
+        <w:t>岗位职责</w:t>
+      </w:r>
       <w:bookmarkEnd w:id="10"/>
-    </w:p>
-    <w:p>
-      <w:pPr>
-        <w:pStyle w:val="a1"/>
-        <w:keepLines w:val="0"/>
-        <w:pageBreakBefore w:val="0"/>
-        <w:widowControl w:val="0"/>
-        <w:wordWrap/>
-        <w:overflowPunct/>
-        <w:bidi w:val="0"/>
-      </w:pPr>
-      <w:r>
-        <w:t>本计划适用于为客户提供的所有运维服务工作，以及支持这些服务运行所必需的基础设施和软件系统，包括但不限于服务器、网络设备、相关系统软件及应用</w:t>
-      </w:r>
-      <w:r>
+      <w:bookmarkEnd w:id="11"/>
+    </w:p>
+    <w:p>
+      <w:pPr>
+        <w:pStyle w:val="30"/>
+        <w:keepLines w:val="0"/>
+        <w:pageBreakBefore w:val="0"/>
+        <w:widowControl w:val="0"/>
+        <w:wordWrap/>
+        <w:overflowPunct/>
+        <w:bidi w:val="0"/>
         <w:rPr>
           <w:rFonts w:hint="eastAsia"/>
           <w:lang w:val="en-US" w:eastAsia="zh-CN"/>
         </w:rPr>
-        <w:t>程序</w:t>
-      </w:r>
-      <w:r>
-        <w:t>。</w:t>
-      </w:r>
-    </w:p>
-    <w:p>
-      <w:pPr>
-        <w:pStyle w:val="1"/>
-        <w:keepLines w:val="0"/>
-        <w:pageBreakBefore w:val="0"/>
-        <w:widowControl w:val="0"/>
-        <w:wordWrap/>
-        <w:overflowPunct/>
-        <w:bidi w:val="0"/>
+      </w:pPr>
+      <w:bookmarkStart w:id="12" w:name="_Toc22333"/>
+      <w:bookmarkStart w:id="13" w:name="_Toc29740"/>
+      <w:r>
         <w:rPr>
           <w:rFonts w:hint="eastAsia"/>
           <w:lang w:val="en-US" w:eastAsia="zh-CN"/>
         </w:rPr>
-      </w:pPr>
-      <w:bookmarkStart w:id="11" w:name="_Toc92"/>
-      <w:bookmarkStart w:id="12" w:name="_Toc14480"/>
-      <w:r>
-        <w:rPr>
-          <w:rFonts w:hint="eastAsia"/>
-          <w:lang w:val="en-US" w:eastAsia="zh-CN"/>
-        </w:rPr>
-        <w:t>岗位职责</w:t>
-      </w:r>
-      <w:bookmarkEnd w:id="11"/>
+        <w:t>交付部</w:t>
+      </w:r>
       <w:bookmarkEnd w:id="12"/>
-    </w:p>
-    <w:p>
-      <w:pPr>
-        <w:pStyle w:val="2"/>
-        <w:keepLines w:val="0"/>
-        <w:pageBreakBefore w:val="0"/>
-        <w:widowControl w:val="0"/>
-        <w:wordWrap/>
-        <w:overflowPunct/>
-        <w:bidi w:val="0"/>
-        <w:rPr>
-          <w:rFonts w:hint="eastAsia"/>
-          <w:lang w:val="en-US" w:eastAsia="zh-CN"/>
-        </w:rPr>
-      </w:pPr>
-      <w:bookmarkStart w:id="13" w:name="_Toc29740"/>
-      <w:bookmarkStart w:id="14" w:name="_Toc22333"/>
-      <w:r>
-        <w:rPr>
-          <w:rFonts w:hint="eastAsia"/>
-          <w:lang w:val="en-US" w:eastAsia="zh-CN"/>
-        </w:rPr>
-        <w:t>交付部</w:t>
-      </w:r>
       <w:bookmarkEnd w:id="13"/>
-      <w:bookmarkEnd w:id="14"/>
-    </w:p>
-    <w:p>
-      <w:pPr>
-        <w:pStyle w:val="a1"/>
+    </w:p>
+    <w:p>
+      <w:pPr>
+        <w:pStyle w:val="29"/>
         <w:keepLines w:val="0"/>
         <w:pageBreakBefore w:val="0"/>
         <w:widowControl w:val="0"/>
@@ -2733,7 +2765,7 @@
         <w:wordWrap/>
         <w:overflowPunct/>
         <w:bidi w:val="0"/>
-        <w:ind w:left="425" w:hanging="425" w:leftChars="0" w:firstLineChars="0"/>
+        <w:ind w:left="425" w:leftChars="0" w:hanging="425" w:firstLineChars="0"/>
         <w:rPr>
           <w:rFonts w:hint="default"/>
           <w:lang w:val="en-US" w:eastAsia="zh-CN"/>
@@ -2749,7 +2781,7 @@
     </w:p>
     <w:p>
       <w:pPr>
-        <w:pStyle w:val="a1"/>
+        <w:pStyle w:val="29"/>
         <w:keepLines w:val="0"/>
         <w:pageBreakBefore w:val="0"/>
         <w:widowControl w:val="0"/>
@@ -2760,7 +2792,7 @@
         <w:wordWrap/>
         <w:overflowPunct/>
         <w:bidi w:val="0"/>
-        <w:ind w:left="425" w:hanging="425" w:leftChars="0" w:firstLineChars="0"/>
+        <w:ind w:left="425" w:leftChars="0" w:hanging="425" w:firstLineChars="0"/>
         <w:rPr>
           <w:rFonts w:hint="default"/>
           <w:lang w:val="en-US" w:eastAsia="zh-CN"/>
@@ -2776,7 +2808,7 @@
     </w:p>
     <w:p>
       <w:pPr>
-        <w:pStyle w:val="a1"/>
+        <w:pStyle w:val="29"/>
         <w:keepLines w:val="0"/>
         <w:pageBreakBefore w:val="0"/>
         <w:widowControl w:val="0"/>
@@ -2787,7 +2819,7 @@
         <w:wordWrap/>
         <w:overflowPunct/>
         <w:bidi w:val="0"/>
-        <w:ind w:left="425" w:hanging="425" w:leftChars="0" w:firstLineChars="0"/>
+        <w:ind w:left="425" w:leftChars="0" w:hanging="425" w:firstLineChars="0"/>
         <w:rPr>
           <w:rFonts w:hint="default"/>
           <w:lang w:val="en-US" w:eastAsia="zh-CN"/>
@@ -2803,7 +2835,7 @@
     </w:p>
     <w:p>
       <w:pPr>
-        <w:pStyle w:val="a1"/>
+        <w:pStyle w:val="29"/>
         <w:keepLines w:val="0"/>
         <w:pageBreakBefore w:val="0"/>
         <w:widowControl w:val="0"/>
@@ -2814,7 +2846,7 @@
         <w:wordWrap/>
         <w:overflowPunct/>
         <w:bidi w:val="0"/>
-        <w:ind w:left="425" w:hanging="425" w:leftChars="0" w:firstLineChars="0"/>
+        <w:ind w:left="425" w:leftChars="0" w:hanging="425" w:firstLineChars="0"/>
         <w:rPr>
           <w:rFonts w:hint="default"/>
           <w:lang w:val="en-US" w:eastAsia="zh-CN"/>
@@ -2830,20 +2862,20 @@
     </w:p>
     <w:p>
       <w:pPr>
-        <w:pStyle w:val="1"/>
-        <w:keepLines w:val="0"/>
-        <w:pageBreakBefore w:val="0"/>
-        <w:widowControl w:val="0"/>
-        <w:wordWrap/>
-        <w:overflowPunct/>
-        <w:bidi w:val="0"/>
-        <w:rPr>
-          <w:rFonts w:hint="default"/>
-          <w:lang w:val="en-US" w:eastAsia="zh-CN"/>
-        </w:rPr>
-      </w:pPr>
-      <w:bookmarkStart w:id="15" w:name="_Toc15155"/>
-      <w:bookmarkStart w:id="16" w:name="_Toc1956"/>
+        <w:pStyle w:val="28"/>
+        <w:keepLines w:val="0"/>
+        <w:pageBreakBefore w:val="0"/>
+        <w:widowControl w:val="0"/>
+        <w:wordWrap/>
+        <w:overflowPunct/>
+        <w:bidi w:val="0"/>
+        <w:rPr>
+          <w:rFonts w:hint="default"/>
+          <w:lang w:val="en-US" w:eastAsia="zh-CN"/>
+        </w:rPr>
+      </w:pPr>
+      <w:bookmarkStart w:id="14" w:name="_Toc15155"/>
+      <w:bookmarkStart w:id="15" w:name="_Toc1956"/>
       <w:r>
         <w:rPr>
           <w:rFonts w:hint="eastAsia"/>
@@ -2851,38 +2883,38 @@
         </w:rPr>
         <w:t>可用性工作实施</w:t>
       </w:r>
+      <w:bookmarkEnd w:id="14"/>
       <w:bookmarkEnd w:id="15"/>
+    </w:p>
+    <w:p>
+      <w:pPr>
+        <w:pStyle w:val="30"/>
+        <w:keepLines w:val="0"/>
+        <w:pageBreakBefore w:val="0"/>
+        <w:widowControl w:val="0"/>
+        <w:wordWrap/>
+        <w:overflowPunct/>
+        <w:bidi w:val="0"/>
+        <w:rPr>
+          <w:rFonts w:hint="default"/>
+          <w:lang w:val="en-US" w:eastAsia="zh-CN"/>
+        </w:rPr>
+      </w:pPr>
+      <w:bookmarkStart w:id="16" w:name="_Toc18216"/>
+      <w:bookmarkStart w:id="17" w:name="_Toc30423"/>
+      <w:r>
+        <w:rPr>
+          <w:rFonts w:hint="default"/>
+          <w:lang w:val="en-US" w:eastAsia="zh-CN"/>
+        </w:rPr>
+        <w:t>可用性需求</w:t>
+      </w:r>
       <w:bookmarkEnd w:id="16"/>
-    </w:p>
-    <w:p>
-      <w:pPr>
-        <w:pStyle w:val="2"/>
-        <w:keepLines w:val="0"/>
-        <w:pageBreakBefore w:val="0"/>
-        <w:widowControl w:val="0"/>
-        <w:wordWrap/>
-        <w:overflowPunct/>
-        <w:bidi w:val="0"/>
-        <w:rPr>
-          <w:rFonts w:hint="default"/>
-          <w:lang w:val="en-US" w:eastAsia="zh-CN"/>
-        </w:rPr>
-      </w:pPr>
-      <w:bookmarkStart w:id="17" w:name="_Toc18216"/>
-      <w:bookmarkStart w:id="18" w:name="_Toc30423"/>
-      <w:r>
-        <w:rPr>
-          <w:rFonts w:hint="default"/>
-          <w:lang w:val="en-US" w:eastAsia="zh-CN"/>
-        </w:rPr>
-        <w:t>可用性需求</w:t>
-      </w:r>
       <w:bookmarkEnd w:id="17"/>
-      <w:bookmarkEnd w:id="18"/>
-    </w:p>
-    <w:p>
-      <w:pPr>
-        <w:pStyle w:val="a1"/>
+    </w:p>
+    <w:p>
+      <w:pPr>
+        <w:pStyle w:val="29"/>
         <w:keepLines w:val="0"/>
         <w:pageBreakBefore w:val="0"/>
         <w:widowControl w:val="0"/>
@@ -2904,7 +2936,7 @@
     </w:p>
     <w:p>
       <w:pPr>
-        <w:pStyle w:val="a1"/>
+        <w:pStyle w:val="29"/>
         <w:keepLines w:val="0"/>
         <w:pageBreakBefore w:val="0"/>
         <w:widowControl w:val="0"/>
@@ -2915,7 +2947,7 @@
         <w:wordWrap/>
         <w:overflowPunct/>
         <w:bidi w:val="0"/>
-        <w:ind w:left="425" w:hanging="425" w:leftChars="0" w:firstLineChars="0"/>
+        <w:ind w:left="425" w:leftChars="0" w:hanging="425" w:firstLineChars="0"/>
         <w:rPr>
           <w:rFonts w:hint="default"/>
           <w:lang w:val="en-US" w:eastAsia="zh-CN"/>
@@ -2931,7 +2963,7 @@
     </w:p>
     <w:p>
       <w:pPr>
-        <w:pStyle w:val="a1"/>
+        <w:pStyle w:val="29"/>
         <w:keepLines w:val="0"/>
         <w:pageBreakBefore w:val="0"/>
         <w:widowControl w:val="0"/>
@@ -2942,7 +2974,7 @@
         <w:wordWrap/>
         <w:overflowPunct/>
         <w:bidi w:val="0"/>
-        <w:ind w:left="425" w:hanging="425" w:leftChars="0" w:firstLineChars="0"/>
+        <w:ind w:left="425" w:leftChars="0" w:hanging="425" w:firstLineChars="0"/>
         <w:rPr>
           <w:rFonts w:hint="default"/>
           <w:lang w:val="en-US" w:eastAsia="zh-CN"/>
@@ -2958,7 +2990,7 @@
     </w:p>
     <w:p>
       <w:pPr>
-        <w:pStyle w:val="a1"/>
+        <w:pStyle w:val="29"/>
         <w:keepLines w:val="0"/>
         <w:pageBreakBefore w:val="0"/>
         <w:widowControl w:val="0"/>
@@ -2969,7 +3001,7 @@
         <w:wordWrap/>
         <w:overflowPunct/>
         <w:bidi w:val="0"/>
-        <w:ind w:left="425" w:hanging="425" w:leftChars="0" w:firstLineChars="0"/>
+        <w:ind w:left="425" w:leftChars="0" w:hanging="425" w:firstLineChars="0"/>
         <w:rPr>
           <w:rFonts w:hint="default"/>
           <w:lang w:val="en-US" w:eastAsia="zh-CN"/>
@@ -2985,7 +3017,7 @@
     </w:p>
     <w:p>
       <w:pPr>
-        <w:pStyle w:val="a1"/>
+        <w:pStyle w:val="29"/>
         <w:keepLines w:val="0"/>
         <w:pageBreakBefore w:val="0"/>
         <w:widowControl w:val="0"/>
@@ -2996,7 +3028,7 @@
         <w:wordWrap/>
         <w:overflowPunct/>
         <w:bidi w:val="0"/>
-        <w:ind w:left="845" w:hanging="425" w:leftChars="0" w:firstLineChars="0"/>
+        <w:ind w:left="845" w:leftChars="0" w:hanging="425" w:firstLineChars="0"/>
         <w:rPr>
           <w:rFonts w:hint="default"/>
           <w:lang w:val="en-US" w:eastAsia="zh-CN"/>
@@ -3012,7 +3044,7 @@
     </w:p>
     <w:p>
       <w:pPr>
-        <w:pStyle w:val="a1"/>
+        <w:pStyle w:val="29"/>
         <w:keepLines w:val="0"/>
         <w:pageBreakBefore w:val="0"/>
         <w:widowControl w:val="0"/>
@@ -3023,7 +3055,7 @@
         <w:wordWrap/>
         <w:overflowPunct/>
         <w:bidi w:val="0"/>
-        <w:ind w:left="845" w:hanging="425" w:leftChars="0" w:firstLineChars="0"/>
+        <w:ind w:left="845" w:leftChars="0" w:hanging="425" w:firstLineChars="0"/>
         <w:rPr>
           <w:rFonts w:hint="default"/>
           <w:lang w:val="en-US" w:eastAsia="zh-CN"/>
@@ -3039,7 +3071,7 @@
     </w:p>
     <w:p>
       <w:pPr>
-        <w:pStyle w:val="a1"/>
+        <w:pStyle w:val="29"/>
         <w:keepLines w:val="0"/>
         <w:pageBreakBefore w:val="0"/>
         <w:widowControl w:val="0"/>
@@ -3050,7 +3082,7 @@
         <w:wordWrap/>
         <w:overflowPunct/>
         <w:bidi w:val="0"/>
-        <w:ind w:left="425" w:hanging="425" w:leftChars="0" w:firstLineChars="0"/>
+        <w:ind w:left="425" w:leftChars="0" w:hanging="425" w:firstLineChars="0"/>
         <w:rPr>
           <w:rFonts w:hint="default"/>
           <w:lang w:val="en-US" w:eastAsia="zh-CN"/>
@@ -3066,7 +3098,7 @@
     </w:p>
     <w:p>
       <w:pPr>
-        <w:pStyle w:val="a1"/>
+        <w:pStyle w:val="29"/>
         <w:keepLines w:val="0"/>
         <w:pageBreakBefore w:val="0"/>
         <w:widowControl w:val="0"/>
@@ -3077,7 +3109,7 @@
         <w:wordWrap/>
         <w:overflowPunct/>
         <w:bidi w:val="0"/>
-        <w:ind w:left="845" w:hanging="425" w:leftChars="0" w:firstLineChars="0"/>
+        <w:ind w:left="845" w:leftChars="0" w:hanging="425" w:firstLineChars="0"/>
         <w:rPr>
           <w:rFonts w:hint="default"/>
           <w:lang w:val="en-US" w:eastAsia="zh-CN"/>
@@ -3093,7 +3125,7 @@
     </w:p>
     <w:p>
       <w:pPr>
-        <w:pStyle w:val="a1"/>
+        <w:pStyle w:val="29"/>
         <w:keepLines w:val="0"/>
         <w:pageBreakBefore w:val="0"/>
         <w:widowControl w:val="0"/>
@@ -3104,7 +3136,7 @@
         <w:wordWrap/>
         <w:overflowPunct/>
         <w:bidi w:val="0"/>
-        <w:ind w:left="845" w:hanging="425" w:leftChars="0" w:firstLineChars="0"/>
+        <w:ind w:left="845" w:leftChars="0" w:hanging="425" w:firstLineChars="0"/>
         <w:rPr>
           <w:rFonts w:hint="default"/>
           <w:lang w:val="en-US" w:eastAsia="zh-CN"/>
@@ -3120,7 +3152,7 @@
     </w:p>
     <w:p>
       <w:pPr>
-        <w:pStyle w:val="a1"/>
+        <w:pStyle w:val="29"/>
         <w:keepLines w:val="0"/>
         <w:pageBreakBefore w:val="0"/>
         <w:widowControl w:val="0"/>
@@ -3131,7 +3163,7 @@
         <w:wordWrap/>
         <w:overflowPunct/>
         <w:bidi w:val="0"/>
-        <w:ind w:left="845" w:hanging="425" w:leftChars="0" w:firstLineChars="0"/>
+        <w:ind w:left="845" w:leftChars="0" w:hanging="425" w:firstLineChars="0"/>
         <w:rPr>
           <w:rFonts w:hint="default"/>
           <w:lang w:val="en-US" w:eastAsia="zh-CN"/>
@@ -3147,20 +3179,20 @@
     </w:p>
     <w:p>
       <w:pPr>
-        <w:pStyle w:val="2"/>
-        <w:keepLines w:val="0"/>
-        <w:pageBreakBefore w:val="0"/>
-        <w:widowControl w:val="0"/>
-        <w:wordWrap/>
-        <w:overflowPunct/>
-        <w:bidi w:val="0"/>
-        <w:rPr>
-          <w:rFonts w:hint="default"/>
-          <w:lang w:val="en-US" w:eastAsia="zh-CN"/>
-        </w:rPr>
-      </w:pPr>
+        <w:pStyle w:val="30"/>
+        <w:keepLines w:val="0"/>
+        <w:pageBreakBefore w:val="0"/>
+        <w:widowControl w:val="0"/>
+        <w:wordWrap/>
+        <w:overflowPunct/>
+        <w:bidi w:val="0"/>
+        <w:rPr>
+          <w:rFonts w:hint="default"/>
+          <w:lang w:val="en-US" w:eastAsia="zh-CN"/>
+        </w:rPr>
+      </w:pPr>
+      <w:bookmarkStart w:id="18" w:name="_Toc30457"/>
       <w:bookmarkStart w:id="19" w:name="_Toc26332"/>
-      <w:bookmarkStart w:id="20" w:name="_Toc30457"/>
       <w:r>
         <w:rPr>
           <w:rFonts w:hint="default"/>
@@ -3168,40 +3200,40 @@
         </w:rPr>
         <w:t>检测、维护及恢复方案</w:t>
       </w:r>
+      <w:bookmarkEnd w:id="18"/>
       <w:bookmarkEnd w:id="19"/>
+    </w:p>
+    <w:p>
+      <w:pPr>
+        <w:pStyle w:val="31"/>
+        <w:keepLines w:val="0"/>
+        <w:pageBreakBefore w:val="0"/>
+        <w:widowControl w:val="0"/>
+        <w:wordWrap/>
+        <w:overflowPunct/>
+        <w:bidi w:val="0"/>
+        <w:rPr>
+          <w:rFonts w:hint="default"/>
+          <w:lang w:val="en-US" w:eastAsia="zh-CN"/>
+        </w:rPr>
+      </w:pPr>
+      <w:bookmarkStart w:id="20" w:name="_Toc18682"/>
+      <w:bookmarkStart w:id="21" w:name="_Toc30965"/>
+      <w:bookmarkStart w:id="22" w:name="_Toc24723"/>
+      <w:r>
+        <w:rPr>
+          <w:rFonts w:hint="default"/>
+          <w:lang w:val="en-US" w:eastAsia="zh-CN"/>
+        </w:rPr>
+        <w:t>日常维护方案</w:t>
+      </w:r>
       <w:bookmarkEnd w:id="20"/>
-    </w:p>
-    <w:p>
-      <w:pPr>
-        <w:pStyle w:val="3"/>
-        <w:keepLines w:val="0"/>
-        <w:pageBreakBefore w:val="0"/>
-        <w:widowControl w:val="0"/>
-        <w:wordWrap/>
-        <w:overflowPunct/>
-        <w:bidi w:val="0"/>
-        <w:rPr>
-          <w:rFonts w:hint="default"/>
-          <w:lang w:val="en-US" w:eastAsia="zh-CN"/>
-        </w:rPr>
-      </w:pPr>
-      <w:bookmarkStart w:id="21" w:name="_Toc30965"/>
-      <w:bookmarkStart w:id="22" w:name="_Toc18682"/>
-      <w:bookmarkStart w:id="23" w:name="_Toc24723"/>
-      <w:r>
-        <w:rPr>
-          <w:rFonts w:hint="default"/>
-          <w:lang w:val="en-US" w:eastAsia="zh-CN"/>
-        </w:rPr>
-        <w:t>日常维护方案</w:t>
-      </w:r>
       <w:bookmarkEnd w:id="21"/>
       <w:bookmarkEnd w:id="22"/>
-      <w:bookmarkEnd w:id="23"/>
-    </w:p>
-    <w:p>
-      <w:pPr>
-        <w:pStyle w:val="a1"/>
+    </w:p>
+    <w:p>
+      <w:pPr>
+        <w:pStyle w:val="29"/>
         <w:keepLines w:val="0"/>
         <w:pageBreakBefore w:val="0"/>
         <w:widowControl w:val="0"/>
@@ -3222,7 +3254,7 @@
       </w:r>
       <w:r>
         <w:rPr>
-          <w:rStyle w:val="3Char"/>
+          <w:rStyle w:val="39"/>
           <w:rFonts w:hint="default"/>
           <w:lang w:val="en-US" w:eastAsia="zh-CN"/>
         </w:rPr>
@@ -3238,7 +3270,7 @@
     </w:p>
     <w:p>
       <w:pPr>
-        <w:pStyle w:val="a1"/>
+        <w:pStyle w:val="29"/>
         <w:keepLines w:val="0"/>
         <w:pageBreakBefore w:val="0"/>
         <w:widowControl w:val="0"/>
@@ -3249,7 +3281,7 @@
         <w:wordWrap/>
         <w:overflowPunct/>
         <w:bidi w:val="0"/>
-        <w:ind w:left="425" w:hanging="425" w:leftChars="0" w:firstLineChars="0"/>
+        <w:ind w:left="425" w:leftChars="0" w:hanging="425" w:firstLineChars="0"/>
         <w:rPr>
           <w:rFonts w:hint="default"/>
           <w:lang w:val="en-US" w:eastAsia="zh-CN"/>
@@ -3279,7 +3311,7 @@
     </w:p>
     <w:p>
       <w:pPr>
-        <w:pStyle w:val="a1"/>
+        <w:pStyle w:val="29"/>
         <w:keepLines w:val="0"/>
         <w:pageBreakBefore w:val="0"/>
         <w:widowControl w:val="0"/>
@@ -3290,7 +3322,7 @@
         <w:wordWrap/>
         <w:overflowPunct/>
         <w:bidi w:val="0"/>
-        <w:ind w:left="425" w:hanging="425" w:leftChars="0" w:firstLineChars="0"/>
+        <w:ind w:left="425" w:leftChars="0" w:hanging="425" w:firstLineChars="0"/>
         <w:rPr>
           <w:rFonts w:hint="default"/>
           <w:lang w:val="en-US" w:eastAsia="zh-CN"/>
@@ -3306,7 +3338,7 @@
     </w:p>
     <w:p>
       <w:pPr>
-        <w:pStyle w:val="a1"/>
+        <w:pStyle w:val="29"/>
         <w:keepLines w:val="0"/>
         <w:pageBreakBefore w:val="0"/>
         <w:widowControl w:val="0"/>
@@ -3317,7 +3349,7 @@
         <w:wordWrap/>
         <w:overflowPunct/>
         <w:bidi w:val="0"/>
-        <w:ind w:left="845" w:hanging="425" w:leftChars="0" w:firstLineChars="0"/>
+        <w:ind w:left="845" w:leftChars="0" w:hanging="425" w:firstLineChars="0"/>
         <w:rPr>
           <w:rFonts w:hint="default"/>
           <w:lang w:val="en-US" w:eastAsia="zh-CN"/>
@@ -3333,7 +3365,7 @@
     </w:p>
     <w:p>
       <w:pPr>
-        <w:pStyle w:val="a1"/>
+        <w:pStyle w:val="29"/>
         <w:keepLines w:val="0"/>
         <w:pageBreakBefore w:val="0"/>
         <w:widowControl w:val="0"/>
@@ -3355,7 +3387,7 @@
     </w:p>
     <w:p>
       <w:pPr>
-        <w:pStyle w:val="a1"/>
+        <w:pStyle w:val="29"/>
         <w:keepLines w:val="0"/>
         <w:pageBreakBefore w:val="0"/>
         <w:widowControl w:val="0"/>
@@ -3377,7 +3409,7 @@
     </w:p>
     <w:p>
       <w:pPr>
-        <w:pStyle w:val="a1"/>
+        <w:pStyle w:val="29"/>
         <w:keepLines w:val="0"/>
         <w:pageBreakBefore w:val="0"/>
         <w:widowControl w:val="0"/>
@@ -3399,7 +3431,7 @@
     </w:p>
     <w:p>
       <w:pPr>
-        <w:pStyle w:val="a1"/>
+        <w:pStyle w:val="29"/>
         <w:keepLines w:val="0"/>
         <w:pageBreakBefore w:val="0"/>
         <w:widowControl w:val="0"/>
@@ -3421,7 +3453,7 @@
     </w:p>
     <w:p>
       <w:pPr>
-        <w:pStyle w:val="a1"/>
+        <w:pStyle w:val="29"/>
         <w:keepLines w:val="0"/>
         <w:pageBreakBefore w:val="0"/>
         <w:widowControl w:val="0"/>
@@ -3443,7 +3475,7 @@
     </w:p>
     <w:p>
       <w:pPr>
-        <w:pStyle w:val="a1"/>
+        <w:pStyle w:val="29"/>
         <w:keepLines w:val="0"/>
         <w:pageBreakBefore w:val="0"/>
         <w:widowControl w:val="0"/>
@@ -3454,7 +3486,7 @@
         <w:wordWrap/>
         <w:overflowPunct/>
         <w:bidi w:val="0"/>
-        <w:ind w:left="425" w:hanging="425" w:leftChars="0" w:firstLineChars="0"/>
+        <w:ind w:left="425" w:leftChars="0" w:hanging="425" w:firstLineChars="0"/>
         <w:rPr>
           <w:rFonts w:hint="default"/>
           <w:lang w:val="en-US" w:eastAsia="zh-CN"/>
@@ -3470,7 +3502,7 @@
     </w:p>
     <w:p>
       <w:pPr>
-        <w:pStyle w:val="a1"/>
+        <w:pStyle w:val="29"/>
         <w:keepLines w:val="0"/>
         <w:pageBreakBefore w:val="0"/>
         <w:widowControl w:val="0"/>
@@ -3492,7 +3524,7 @@
     </w:p>
     <w:p>
       <w:pPr>
-        <w:pStyle w:val="a1"/>
+        <w:pStyle w:val="29"/>
         <w:keepLines w:val="0"/>
         <w:pageBreakBefore w:val="0"/>
         <w:widowControl w:val="0"/>
@@ -3514,7 +3546,7 @@
     </w:p>
     <w:p>
       <w:pPr>
-        <w:pStyle w:val="a1"/>
+        <w:pStyle w:val="29"/>
         <w:keepLines w:val="0"/>
         <w:pageBreakBefore w:val="0"/>
         <w:widowControl w:val="0"/>
@@ -3536,7 +3568,7 @@
     </w:p>
     <w:p>
       <w:pPr>
-        <w:pStyle w:val="a1"/>
+        <w:pStyle w:val="29"/>
         <w:keepLines w:val="0"/>
         <w:pageBreakBefore w:val="0"/>
         <w:widowControl w:val="0"/>
@@ -3558,7 +3590,7 @@
     </w:p>
     <w:p>
       <w:pPr>
-        <w:pStyle w:val="a1"/>
+        <w:pStyle w:val="29"/>
         <w:keepLines w:val="0"/>
         <w:pageBreakBefore w:val="0"/>
         <w:widowControl w:val="0"/>
@@ -3580,20 +3612,20 @@
     </w:p>
     <w:p>
       <w:pPr>
-        <w:pStyle w:val="3"/>
-        <w:keepLines w:val="0"/>
-        <w:pageBreakBefore w:val="0"/>
-        <w:widowControl w:val="0"/>
-        <w:wordWrap/>
-        <w:overflowPunct/>
-        <w:bidi w:val="0"/>
-        <w:rPr>
-          <w:rFonts w:hint="default"/>
-          <w:lang w:val="en-US" w:eastAsia="zh-CN"/>
-        </w:rPr>
-      </w:pPr>
+        <w:pStyle w:val="31"/>
+        <w:keepLines w:val="0"/>
+        <w:pageBreakBefore w:val="0"/>
+        <w:widowControl w:val="0"/>
+        <w:wordWrap/>
+        <w:overflowPunct/>
+        <w:bidi w:val="0"/>
+        <w:rPr>
+          <w:rFonts w:hint="default"/>
+          <w:lang w:val="en-US" w:eastAsia="zh-CN"/>
+        </w:rPr>
+      </w:pPr>
+      <w:bookmarkStart w:id="23" w:name="_Toc11318"/>
       <w:bookmarkStart w:id="24" w:name="_Toc31522"/>
-      <w:bookmarkStart w:id="25" w:name="_Toc11318"/>
       <w:r>
         <w:rPr>
           <w:rFonts w:hint="default"/>
@@ -3601,148 +3633,164 @@
         </w:rPr>
         <w:t>系统恢复方案</w:t>
       </w:r>
+      <w:bookmarkEnd w:id="23"/>
       <w:bookmarkEnd w:id="24"/>
+    </w:p>
+    <w:p>
+      <w:pPr>
+        <w:pStyle w:val="29"/>
+        <w:keepLines w:val="0"/>
+        <w:pageBreakBefore w:val="0"/>
+        <w:widowControl w:val="0"/>
+        <w:wordWrap/>
+        <w:overflowPunct/>
+        <w:bidi w:val="0"/>
+        <w:rPr>
+          <w:rFonts w:hint="default"/>
+          <w:lang w:val="en-US" w:eastAsia="zh-CN"/>
+        </w:rPr>
+      </w:pPr>
+      <w:r>
+        <w:rPr>
+          <w:rFonts w:hint="default"/>
+          <w:lang w:val="en-US" w:eastAsia="zh-CN"/>
+        </w:rPr>
+        <w:t>根据合同承诺，在系统发生故障后，</w:t>
+      </w:r>
+      <w:r>
+        <w:rPr>
+          <w:rFonts w:hint="eastAsia"/>
+          <w:lang w:val="en-US" w:eastAsia="zh-CN"/>
+        </w:rPr>
+        <w:t>运维实施</w:t>
+      </w:r>
+      <w:r>
+        <w:rPr>
+          <w:rFonts w:hint="default"/>
+          <w:lang w:val="en-US" w:eastAsia="zh-CN"/>
+        </w:rPr>
+        <w:t>工程师须在4小时内抵达现场，并在24小时内完成故障修复。</w:t>
+      </w:r>
+    </w:p>
+    <w:p>
+      <w:pPr>
+        <w:pStyle w:val="29"/>
+        <w:keepLines w:val="0"/>
+        <w:pageBreakBefore w:val="0"/>
+        <w:widowControl w:val="0"/>
+        <w:wordWrap/>
+        <w:overflowPunct/>
+        <w:bidi w:val="0"/>
+        <w:rPr>
+          <w:rFonts w:hint="default"/>
+          <w:lang w:val="en-US" w:eastAsia="zh-CN"/>
+        </w:rPr>
+      </w:pPr>
+      <w:r>
+        <w:rPr>
+          <w:rFonts w:hint="default"/>
+          <w:lang w:val="en-US" w:eastAsia="zh-CN"/>
+        </w:rPr>
+        <w:t>为保障修复质量与效率，将确保配置的全套专业维修工具始终可用，以满足各类现场维修需求。</w:t>
+      </w:r>
+    </w:p>
+    <w:p>
+      <w:pPr>
+        <w:pStyle w:val="31"/>
+        <w:keepLines w:val="0"/>
+        <w:pageBreakBefore w:val="0"/>
+        <w:widowControl w:val="0"/>
+        <w:wordWrap/>
+        <w:overflowPunct/>
+        <w:bidi w:val="0"/>
+        <w:rPr>
+          <w:rFonts w:hint="default"/>
+          <w:lang w:val="en-US" w:eastAsia="zh-CN"/>
+        </w:rPr>
+      </w:pPr>
+      <w:bookmarkStart w:id="25" w:name="_Toc21508"/>
+      <w:bookmarkStart w:id="26" w:name="_Toc18062"/>
+      <w:bookmarkStart w:id="27" w:name="_Toc7331"/>
+      <w:r>
+        <w:rPr>
+          <w:rFonts w:hint="default"/>
+          <w:lang w:val="en-US" w:eastAsia="zh-CN"/>
+        </w:rPr>
+        <w:t>计划的评审</w:t>
+      </w:r>
       <w:bookmarkEnd w:id="25"/>
-    </w:p>
-    <w:p>
-      <w:pPr>
-        <w:pStyle w:val="a1"/>
-        <w:keepLines w:val="0"/>
-        <w:pageBreakBefore w:val="0"/>
-        <w:widowControl w:val="0"/>
-        <w:wordWrap/>
-        <w:overflowPunct/>
-        <w:bidi w:val="0"/>
-        <w:rPr>
-          <w:rFonts w:hint="default"/>
-          <w:lang w:val="en-US" w:eastAsia="zh-CN"/>
-        </w:rPr>
-      </w:pPr>
-      <w:r>
-        <w:rPr>
-          <w:rFonts w:hint="default"/>
-          <w:lang w:val="en-US" w:eastAsia="zh-CN"/>
-        </w:rPr>
-        <w:t>根据合同承诺，在系统发生故障后，</w:t>
-      </w:r>
-      <w:r>
-        <w:rPr>
-          <w:rFonts w:hint="eastAsia"/>
-          <w:lang w:val="en-US" w:eastAsia="zh-CN"/>
-        </w:rPr>
-        <w:t>运维实施</w:t>
-      </w:r>
-      <w:r>
-        <w:rPr>
-          <w:rFonts w:hint="default"/>
-          <w:lang w:val="en-US" w:eastAsia="zh-CN"/>
-        </w:rPr>
-        <w:t>工程师须在4小时内抵达现场，并在24小时内完成故障修复。</w:t>
-      </w:r>
-    </w:p>
-    <w:p>
-      <w:pPr>
-        <w:pStyle w:val="a1"/>
-        <w:keepLines w:val="0"/>
-        <w:pageBreakBefore w:val="0"/>
-        <w:widowControl w:val="0"/>
-        <w:wordWrap/>
-        <w:overflowPunct/>
-        <w:bidi w:val="0"/>
-        <w:rPr>
-          <w:rFonts w:hint="default"/>
-          <w:lang w:val="en-US" w:eastAsia="zh-CN"/>
-        </w:rPr>
-      </w:pPr>
-      <w:r>
-        <w:rPr>
-          <w:rFonts w:hint="default"/>
-          <w:lang w:val="en-US" w:eastAsia="zh-CN"/>
-        </w:rPr>
-        <w:t>为保障修复质量与效率，将确保配置的全套专业维修工具始终可用，以满足各类现场维修需求。</w:t>
-      </w:r>
-    </w:p>
-    <w:p>
-      <w:pPr>
-        <w:pStyle w:val="3"/>
-        <w:keepLines w:val="0"/>
-        <w:pageBreakBefore w:val="0"/>
-        <w:widowControl w:val="0"/>
-        <w:wordWrap/>
-        <w:overflowPunct/>
-        <w:bidi w:val="0"/>
-        <w:rPr>
-          <w:rFonts w:hint="default"/>
-          <w:lang w:val="en-US" w:eastAsia="zh-CN"/>
-        </w:rPr>
-      </w:pPr>
-      <w:bookmarkStart w:id="26" w:name="_Toc21508"/>
-      <w:bookmarkStart w:id="27" w:name="_Toc18062"/>
-      <w:bookmarkStart w:id="28" w:name="_Toc7331"/>
-      <w:r>
-        <w:rPr>
-          <w:rFonts w:hint="default"/>
-          <w:lang w:val="en-US" w:eastAsia="zh-CN"/>
-        </w:rPr>
-        <w:t>计划的评审</w:t>
-      </w:r>
       <w:bookmarkEnd w:id="26"/>
       <w:bookmarkEnd w:id="27"/>
+    </w:p>
+    <w:p>
+      <w:pPr>
+        <w:pStyle w:val="29"/>
+        <w:keepLines w:val="0"/>
+        <w:pageBreakBefore w:val="0"/>
+        <w:widowControl w:val="0"/>
+        <w:wordWrap/>
+        <w:overflowPunct/>
+        <w:bidi w:val="0"/>
+        <w:rPr>
+          <w:rFonts w:hint="default"/>
+          <w:lang w:val="en-US" w:eastAsia="zh-CN"/>
+        </w:rPr>
+      </w:pPr>
+      <w:r>
+        <w:rPr>
+          <w:rFonts w:hint="default"/>
+          <w:lang w:val="en-US" w:eastAsia="zh-CN"/>
+        </w:rPr>
+        <w:t>本可用性计划每年</w:t>
+      </w:r>
+      <w:r>
+        <w:rPr>
+          <w:rFonts w:hint="eastAsia"/>
+          <w:lang w:val="en-US" w:eastAsia="zh-CN"/>
+        </w:rPr>
+        <w:t>度</w:t>
+      </w:r>
+      <w:bookmarkStart w:id="33" w:name="_GoBack"/>
+      <w:bookmarkEnd w:id="33"/>
+      <w:r>
+        <w:rPr>
+          <w:rFonts w:hint="default"/>
+          <w:lang w:val="en-US" w:eastAsia="zh-CN"/>
+        </w:rPr>
+        <w:t>将定期评审一次，以确保其持续有效性、适应性及可行性，并能应对业务和技术环境的变化。</w:t>
+      </w:r>
+    </w:p>
+    <w:p>
+      <w:pPr>
+        <w:pStyle w:val="28"/>
+        <w:keepLines w:val="0"/>
+        <w:pageBreakBefore w:val="0"/>
+        <w:widowControl w:val="0"/>
+        <w:wordWrap/>
+        <w:overflowPunct/>
+        <w:bidi w:val="0"/>
+        <w:rPr>
+          <w:rStyle w:val="38"/>
+          <w:rFonts w:hint="default" w:eastAsia="宋体"/>
+          <w:lang w:val="en-US" w:eastAsia="zh-CN"/>
+        </w:rPr>
+      </w:pPr>
+      <w:bookmarkStart w:id="28" w:name="bookmark3"/>
       <w:bookmarkEnd w:id="28"/>
-    </w:p>
-    <w:p>
-      <w:pPr>
-        <w:pStyle w:val="a1"/>
-        <w:keepLines w:val="0"/>
-        <w:pageBreakBefore w:val="0"/>
-        <w:widowControl w:val="0"/>
-        <w:wordWrap/>
-        <w:overflowPunct/>
-        <w:bidi w:val="0"/>
-        <w:rPr>
-          <w:rFonts w:hint="default"/>
-          <w:lang w:val="en-US" w:eastAsia="zh-CN"/>
-        </w:rPr>
-      </w:pPr>
-      <w:r>
-        <w:rPr>
-          <w:rFonts w:hint="default"/>
-          <w:lang w:val="en-US" w:eastAsia="zh-CN"/>
-        </w:rPr>
-        <w:t>本可用性计划每年将定期评审一次，以确保其持续有效性、适应性及可行性，并能应对业务和技术环境的变化。</w:t>
-      </w:r>
-    </w:p>
-    <w:p>
-      <w:pPr>
-        <w:pStyle w:val="1"/>
-        <w:keepLines w:val="0"/>
-        <w:pageBreakBefore w:val="0"/>
-        <w:widowControl w:val="0"/>
-        <w:wordWrap/>
-        <w:overflowPunct/>
-        <w:bidi w:val="0"/>
-        <w:rPr>
-          <w:rStyle w:val="1Char"/>
-          <w:rFonts w:eastAsia="宋体" w:hint="default"/>
-          <w:lang w:val="en-US" w:eastAsia="zh-CN"/>
-        </w:rPr>
-      </w:pPr>
-      <w:bookmarkStart w:id="29" w:name="bookmark3"/>
+      <w:bookmarkStart w:id="29" w:name="_Toc15439"/>
+      <w:bookmarkStart w:id="30" w:name="_Toc19276"/>
+      <w:bookmarkStart w:id="31" w:name="_Toc17424"/>
+      <w:r>
+        <w:rPr>
+          <w:rStyle w:val="38"/>
+          <w:rFonts w:hint="eastAsia" w:eastAsia="宋体"/>
+          <w:lang w:val="en-US" w:eastAsia="zh-CN"/>
+        </w:rPr>
+        <w:t>附则</w:t>
+      </w:r>
       <w:bookmarkEnd w:id="29"/>
-      <w:bookmarkStart w:id="30" w:name="_Toc17424"/>
-      <w:bookmarkStart w:id="31" w:name="_Toc15439"/>
-      <w:bookmarkStart w:id="32" w:name="_Toc19276"/>
-      <w:r>
-        <w:rPr>
-          <w:rStyle w:val="1Char"/>
-          <w:rFonts w:eastAsia="宋体" w:hint="eastAsia"/>
-          <w:lang w:val="en-US" w:eastAsia="zh-CN"/>
-        </w:rPr>
-        <w:t>附则</w:t>
-      </w:r>
       <w:bookmarkEnd w:id="30"/>
       <w:bookmarkEnd w:id="31"/>
-      <w:bookmarkEnd w:id="32"/>
     </w:p>
     <w:p>
       <w:pPr>
@@ -3764,17 +3812,17 @@
         <w:adjustRightInd w:val="0"/>
         <w:snapToGrid w:val="0"/>
         <w:spacing w:line="360" w:lineRule="auto"/>
-        <w:ind w:left="425" w:hanging="425" w:leftChars="0" w:firstLineChars="0"/>
+        <w:ind w:left="425" w:leftChars="0" w:hanging="425" w:firstLineChars="0"/>
         <w:textAlignment w:val="baseline"/>
         <w:rPr>
-          <w:rFonts w:ascii="宋体" w:eastAsia="宋体" w:hAnsi="宋体" w:cs="宋体"/>
+          <w:rFonts w:ascii="宋体" w:hAnsi="宋体" w:eastAsia="宋体" w:cs="宋体"/>
           <w:sz w:val="24"/>
           <w:szCs w:val="24"/>
         </w:rPr>
       </w:pPr>
       <w:r>
         <w:rPr>
-          <w:rFonts w:ascii="宋体" w:eastAsia="宋体" w:hAnsi="宋体" w:cs="宋体"/>
+          <w:rFonts w:ascii="宋体" w:hAnsi="宋体" w:eastAsia="宋体" w:cs="宋体"/>
           <w:spacing w:val="-1"/>
           <w:sz w:val="24"/>
           <w:szCs w:val="24"/>
@@ -3783,7 +3831,7 @@
       </w:r>
       <w:r>
         <w:rPr>
-          <w:rFonts w:ascii="宋体" w:eastAsia="宋体" w:hAnsi="宋体" w:cs="宋体" w:hint="eastAsia"/>
+          <w:rFonts w:hint="eastAsia" w:ascii="宋体" w:hAnsi="宋体" w:eastAsia="宋体" w:cs="宋体"/>
           <w:spacing w:val="-1"/>
           <w:sz w:val="24"/>
           <w:szCs w:val="24"/>
@@ -3793,7 +3841,7 @@
       </w:r>
       <w:r>
         <w:rPr>
-          <w:rFonts w:ascii="宋体" w:eastAsia="宋体" w:hAnsi="宋体" w:cs="宋体"/>
+          <w:rFonts w:ascii="宋体" w:hAnsi="宋体" w:eastAsia="宋体" w:cs="宋体"/>
           <w:spacing w:val="-1"/>
           <w:sz w:val="24"/>
           <w:szCs w:val="24"/>
@@ -3802,7 +3850,7 @@
       </w:r>
       <w:r>
         <w:rPr>
-          <w:rFonts w:ascii="宋体" w:eastAsia="宋体" w:hAnsi="宋体" w:cs="宋体" w:hint="eastAsia"/>
+          <w:rFonts w:hint="eastAsia" w:ascii="宋体" w:hAnsi="宋体" w:eastAsia="宋体" w:cs="宋体"/>
           <w:spacing w:val="-1"/>
           <w:sz w:val="24"/>
           <w:szCs w:val="24"/>
@@ -3812,7 +3860,7 @@
       </w:r>
       <w:r>
         <w:rPr>
-          <w:rFonts w:ascii="宋体" w:eastAsia="宋体" w:hAnsi="宋体" w:cs="宋体"/>
+          <w:rFonts w:ascii="宋体" w:hAnsi="宋体" w:eastAsia="宋体" w:cs="宋体"/>
           <w:spacing w:val="-1"/>
           <w:sz w:val="24"/>
           <w:szCs w:val="24"/>
@@ -3840,7 +3888,7 @@
         <w:adjustRightInd w:val="0"/>
         <w:snapToGrid w:val="0"/>
         <w:spacing w:line="360" w:lineRule="auto"/>
-        <w:ind w:left="425" w:hanging="425" w:leftChars="0" w:firstLineChars="0"/>
+        <w:ind w:left="425" w:leftChars="0" w:hanging="425" w:firstLineChars="0"/>
         <w:textAlignment w:val="baseline"/>
         <w:rPr>
           <w:rFonts w:hint="eastAsia"/>
@@ -3849,7 +3897,7 @@
       </w:pPr>
       <w:r>
         <w:rPr>
-          <w:rFonts w:ascii="宋体" w:eastAsia="宋体" w:hAnsi="宋体" w:cs="宋体"/>
+          <w:rFonts w:ascii="宋体" w:hAnsi="宋体" w:eastAsia="宋体" w:cs="宋体"/>
           <w:spacing w:val="-2"/>
           <w:sz w:val="24"/>
           <w:szCs w:val="24"/>
@@ -3858,7 +3906,7 @@
       </w:r>
       <w:r>
         <w:rPr>
-          <w:rFonts w:ascii="宋体" w:eastAsia="宋体" w:hAnsi="宋体" w:cs="宋体" w:hint="eastAsia"/>
+          <w:rFonts w:hint="eastAsia" w:ascii="宋体" w:hAnsi="宋体" w:eastAsia="宋体" w:cs="宋体"/>
           <w:spacing w:val="-2"/>
           <w:sz w:val="24"/>
           <w:szCs w:val="24"/>
@@ -3868,44 +3916,94 @@
       </w:r>
       <w:r>
         <w:rPr>
-          <w:rFonts w:ascii="宋体" w:eastAsia="宋体" w:hAnsi="宋体" w:cs="宋体"/>
+          <w:rFonts w:ascii="宋体" w:hAnsi="宋体" w:eastAsia="宋体" w:cs="宋体"/>
           <w:spacing w:val="-2"/>
           <w:sz w:val="24"/>
           <w:szCs w:val="24"/>
         </w:rPr>
         <w:t>自颁布之日起施行。</w:t>
       </w:r>
-      <w:bookmarkStart w:id="33" w:name="bookmark14"/>
-      <w:bookmarkEnd w:id="33"/>
+      <w:bookmarkStart w:id="32" w:name="bookmark14"/>
+      <w:bookmarkEnd w:id="32"/>
     </w:p>
     <w:sectPr>
-      <w:headerReference w:type="default" r:id="rId4"/>
+      <w:headerReference r:id="rId5" w:type="default"/>
       <w:pgSz w:w="11906" w:h="16838"/>
       <w:pgMar w:top="1417" w:right="1800" w:bottom="1440" w:left="1800" w:header="1140" w:footer="992" w:gutter="0"/>
-      <w:cols w:num="1" w:space="425"/>
+      <w:cols w:space="425" w:num="1"/>
       <w:docGrid w:type="lines" w:linePitch="312" w:charSpace="0"/>
     </w:sectPr>
   </w:body>
 </w:document>
 </file>
 
+<file path=word/endnotes.xml><?xml version="1.0" encoding="utf-8"?>
+<w:endnotes xmlns:wpc="http://schemas.microsoft.com/office/word/2010/wordprocessingCanvas" xmlns:mc="http://schemas.openxmlformats.org/markup-compatibility/2006" xmlns:o="urn:schemas-microsoft-com:office:office" xmlns:r="http://schemas.openxmlformats.org/officeDocument/2006/relationships" xmlns:m="http://schemas.openxmlformats.org/officeDocument/2006/math" xmlns:v="urn:schemas-microsoft-com:vml" xmlns:wp14="http://schemas.microsoft.com/office/word/2010/wordprocessingDrawing" xmlns:wp="http://schemas.openxmlformats.org/drawingml/2006/wordprocessingDrawing" xmlns:w="http://schemas.openxmlformats.org/wordprocessingml/2006/main" xmlns:w14="http://schemas.microsoft.com/office/word/2010/wordml" xmlns:w15="http://schemas.microsoft.com/office/word/2012/wordml" xmlns:w10="urn:schemas-microsoft-com:office:word" xmlns:wpg="http://schemas.microsoft.com/office/word/2010/wordprocessingGroup" xmlns:wpi="http://schemas.microsoft.com/office/word/2010/wordprocessingInk" xmlns:wne="http://schemas.microsoft.com/office/word/2006/wordml" xmlns:wps="http://schemas.microsoft.com/office/word/2010/wordprocessingShape" xmlns:wpsCustomData="http://www.wps.cn/officeDocument/2013/wpsCustomData" mc:Ignorable="w14 w15 wp14">
+  <w:endnote w:type="separator" w:id="0">
+    <w:p>
+      <w:pPr>
+        <w:spacing w:line="240" w:lineRule="auto"/>
+      </w:pPr>
+      <w:r>
+        <w:separator/>
+      </w:r>
+    </w:p>
+  </w:endnote>
+  <w:endnote w:type="continuationSeparator" w:id="1">
+    <w:p>
+      <w:pPr>
+        <w:spacing w:line="240" w:lineRule="auto"/>
+      </w:pPr>
+      <w:r>
+        <w:continuationSeparator/>
+      </w:r>
+    </w:p>
+  </w:endnote>
+</w:endnotes>
+</file>
+
+<file path=word/footnotes.xml><?xml version="1.0" encoding="utf-8"?>
+<w:footnotes xmlns:wpc="http://schemas.microsoft.com/office/word/2010/wordprocessingCanvas" xmlns:mc="http://schemas.openxmlformats.org/markup-compatibility/2006" xmlns:o="urn:schemas-microsoft-com:office:office" xmlns:r="http://schemas.openxmlformats.org/officeDocument/2006/relationships" xmlns:m="http://schemas.openxmlformats.org/officeDocument/2006/math" xmlns:v="urn:schemas-microsoft-com:vml" xmlns:wp14="http://schemas.microsoft.com/office/word/2010/wordprocessingDrawing" xmlns:wp="http://schemas.openxmlformats.org/drawingml/2006/wordprocessingDrawing" xmlns:w="http://schemas.openxmlformats.org/wordprocessingml/2006/main" xmlns:w14="http://schemas.microsoft.com/office/word/2010/wordml" xmlns:w15="http://schemas.microsoft.com/office/word/2012/wordml" xmlns:w10="urn:schemas-microsoft-com:office:word" xmlns:wpg="http://schemas.microsoft.com/office/word/2010/wordprocessingGroup" xmlns:wpi="http://schemas.microsoft.com/office/word/2010/wordprocessingInk" xmlns:wne="http://schemas.microsoft.com/office/word/2006/wordml" xmlns:wps="http://schemas.microsoft.com/office/word/2010/wordprocessingShape" xmlns:wpsCustomData="http://www.wps.cn/officeDocument/2013/wpsCustomData" mc:Ignorable="w14 w15 wp14">
+  <w:footnote w:type="separator" w:id="0">
+    <w:p>
+      <w:pPr>
+        <w:spacing w:line="360" w:lineRule="auto"/>
+      </w:pPr>
+      <w:r>
+        <w:separator/>
+      </w:r>
+    </w:p>
+  </w:footnote>
+  <w:footnote w:type="continuationSeparator" w:id="1">
+    <w:p>
+      <w:pPr>
+        <w:spacing w:line="360" w:lineRule="auto"/>
+      </w:pPr>
+      <w:r>
+        <w:continuationSeparator/>
+      </w:r>
+    </w:p>
+  </w:footnote>
+</w:footnotes>
+</file>
+
 <file path=word/header1.xml><?xml version="1.0" encoding="utf-8"?>
-<w:hdr xmlns:wpc="http://schemas.microsoft.com/office/word/2010/wordprocessingCanvas" xmlns:mc="http://schemas.openxmlformats.org/markup-compatibility/2006" xmlns:o="urn:schemas-microsoft-com:office:office" xmlns:r="http://schemas.openxmlformats.org/officeDocument/2006/relationships" xmlns:m="http://schemas.openxmlformats.org/officeDocument/2006/math" xmlns:v="urn:schemas-microsoft-com:vml" xmlns:wp14="http://schemas.microsoft.com/office/word/2010/wordprocessingDrawing" xmlns:wp="http://schemas.openxmlformats.org/drawingml/2006/wordprocessingDrawing" xmlns:w10="urn:schemas-microsoft-com:office:word" xmlns:w="http://schemas.openxmlformats.org/wordprocessingml/2006/main" xmlns:w14="http://schemas.microsoft.com/office/word/2010/wordml" xmlns:w15="http://schemas.microsoft.com/office/word/2012/wordml" xmlns:wne="http://schemas.microsoft.com/office/word/2006/wordml" xmlns:wpg="http://schemas.microsoft.com/office/word/2010/wordprocessingGroup" xmlns:wpi="http://schemas.microsoft.com/office/word/2010/wordprocessingInk" xmlns:wps="http://schemas.microsoft.com/office/word/2010/wordprocessingShape" mc:Ignorable="w14 w15 wp14">
+<w:hdr xmlns:wpc="http://schemas.microsoft.com/office/word/2010/wordprocessingCanvas" xmlns:mc="http://schemas.openxmlformats.org/markup-compatibility/2006" xmlns:o="urn:schemas-microsoft-com:office:office" xmlns:r="http://schemas.openxmlformats.org/officeDocument/2006/relationships" xmlns:m="http://schemas.openxmlformats.org/officeDocument/2006/math" xmlns:v="urn:schemas-microsoft-com:vml" xmlns:wp14="http://schemas.microsoft.com/office/word/2010/wordprocessingDrawing" xmlns:wp="http://schemas.openxmlformats.org/drawingml/2006/wordprocessingDrawing" xmlns:w10="urn:schemas-microsoft-com:office:word" xmlns:w="http://schemas.openxmlformats.org/wordprocessingml/2006/main" xmlns:w14="http://schemas.microsoft.com/office/word/2010/wordml" xmlns:w15="http://schemas.microsoft.com/office/word/2012/wordml" xmlns:wpg="http://schemas.microsoft.com/office/word/2010/wordprocessingGroup" xmlns:wpi="http://schemas.microsoft.com/office/word/2010/wordprocessingInk" xmlns:wne="http://schemas.microsoft.com/office/word/2006/wordml" xmlns:wps="http://schemas.microsoft.com/office/word/2010/wordprocessingShape" xmlns:wpsCustomData="http://www.wps.cn/officeDocument/2013/wpsCustomData" mc:Ignorable="w14 w15 wp14">
   <w:p>
     <w:pPr>
-      <w:pStyle w:val="Header"/>
+      <w:pStyle w:val="15"/>
       <w:pBdr>
-        <w:bottom w:val="single" w:sz="4" w:space="1" w:color="auto"/>
+        <w:bottom w:val="single" w:color="auto" w:sz="4" w:space="1"/>
       </w:pBdr>
       <w:jc w:val="right"/>
       <w:rPr>
-        <w:rFonts w:eastAsiaTheme="minorEastAsia" w:hint="eastAsia"/>
+        <w:rFonts w:hint="eastAsia" w:eastAsiaTheme="minorEastAsia"/>
         <w:lang w:eastAsia="zh-CN"/>
       </w:rPr>
     </w:pPr>
     <w:r>
       <w:rPr>
-        <w:rFonts w:eastAsiaTheme="minorEastAsia" w:hint="eastAsia"/>
+        <w:rFonts w:hint="eastAsia" w:eastAsiaTheme="minorEastAsia"/>
         <w:lang w:eastAsia="zh-CN"/>
       </w:rPr>
       <w:t>陕西益利德软件科技有限公司</w:t>
@@ -3915,15 +4013,15 @@
 </file>
 
 <file path=word/numbering.xml><?xml version="1.0" encoding="utf-8"?>
-<w:numbering xmlns:wpc="http://schemas.microsoft.com/office/word/2010/wordprocessingCanvas" xmlns:mc="http://schemas.openxmlformats.org/markup-compatibility/2006" xmlns:o="urn:schemas-microsoft-com:office:office" xmlns:r="http://schemas.openxmlformats.org/officeDocument/2006/relationships" xmlns:m="http://schemas.openxmlformats.org/officeDocument/2006/math" xmlns:v="urn:schemas-microsoft-com:vml" xmlns:wp14="http://schemas.microsoft.com/office/word/2010/wordprocessingDrawing" xmlns:wp="http://schemas.openxmlformats.org/drawingml/2006/wordprocessingDrawing" xmlns:w10="urn:schemas-microsoft-com:office:word" xmlns:w="http://schemas.openxmlformats.org/wordprocessingml/2006/main" xmlns:w14="http://schemas.microsoft.com/office/word/2010/wordml" xmlns:w15="http://schemas.microsoft.com/office/word/2012/wordml" xmlns:wne="http://schemas.microsoft.com/office/word/2006/wordml" xmlns:wpg="http://schemas.microsoft.com/office/word/2010/wordprocessingGroup" xmlns:wpi="http://schemas.microsoft.com/office/word/2010/wordprocessingInk" xmlns:wps="http://schemas.microsoft.com/office/word/2010/wordprocessingShape" mc:Ignorable="w14 w15 wp14">
+<w:numbering xmlns:wpc="http://schemas.microsoft.com/office/word/2010/wordprocessingCanvas" xmlns:mc="http://schemas.openxmlformats.org/markup-compatibility/2006" xmlns:o="urn:schemas-microsoft-com:office:office" xmlns:r="http://schemas.openxmlformats.org/officeDocument/2006/relationships" xmlns:m="http://schemas.openxmlformats.org/officeDocument/2006/math" xmlns:v="urn:schemas-microsoft-com:vml" xmlns:wp14="http://schemas.microsoft.com/office/word/2010/wordprocessingDrawing" xmlns:wp="http://schemas.openxmlformats.org/drawingml/2006/wordprocessingDrawing" xmlns:w10="urn:schemas-microsoft-com:office:word" xmlns:w="http://schemas.openxmlformats.org/wordprocessingml/2006/main" xmlns:w14="http://schemas.microsoft.com/office/word/2010/wordml" xmlns:wpg="http://schemas.microsoft.com/office/word/2010/wordprocessingGroup" xmlns:wpi="http://schemas.microsoft.com/office/word/2010/wordprocessingInk" xmlns:wne="http://schemas.microsoft.com/office/word/2006/wordml" xmlns:wps="http://schemas.microsoft.com/office/word/2010/wordprocessingShape" xmlns:wpsCustomData="http://www.wps.cn/officeDocument/2013/wpsCustomData" mc:Ignorable="w14 wp14">
   <w:abstractNum w:abstractNumId="0">
     <w:nsid w:val="8E964DCE"/>
     <w:multiLevelType w:val="multilevel"/>
     <w:tmpl w:val="8E964DCE"/>
-    <w:lvl w:ilvl="0">
+    <w:lvl w:ilvl="0" w:tentative="0">
       <w:start w:val="1"/>
       <w:numFmt w:val="decimal"/>
-      <w:pStyle w:val="Heading1"/>
+      <w:pStyle w:val="2"/>
       <w:lvlText w:val="%1."/>
       <w:lvlJc w:val="left"/>
       <w:pPr>
@@ -3933,10 +4031,10 @@
         <w:rFonts w:hint="default"/>
       </w:rPr>
     </w:lvl>
-    <w:lvl w:ilvl="1">
+    <w:lvl w:ilvl="1" w:tentative="0">
       <w:start w:val="1"/>
       <w:numFmt w:val="decimal"/>
-      <w:pStyle w:val="Heading2"/>
+      <w:pStyle w:val="3"/>
       <w:lvlText w:val="%1.%2."/>
       <w:lvlJc w:val="left"/>
       <w:pPr>
@@ -3946,10 +4044,10 @@
         <w:rFonts w:hint="default"/>
       </w:rPr>
     </w:lvl>
-    <w:lvl w:ilvl="2">
+    <w:lvl w:ilvl="2" w:tentative="0">
       <w:start w:val="1"/>
       <w:numFmt w:val="decimal"/>
-      <w:pStyle w:val="Heading3"/>
+      <w:pStyle w:val="4"/>
       <w:lvlText w:val="%1.%2.%3."/>
       <w:lvlJc w:val="left"/>
       <w:pPr>
@@ -3959,10 +4057,10 @@
         <w:rFonts w:hint="default"/>
       </w:rPr>
     </w:lvl>
-    <w:lvl w:ilvl="3">
+    <w:lvl w:ilvl="3" w:tentative="0">
       <w:start w:val="1"/>
       <w:numFmt w:val="decimal"/>
-      <w:pStyle w:val="Heading4"/>
+      <w:pStyle w:val="5"/>
       <w:lvlText w:val="%1.%2.%3.%4."/>
       <w:lvlJc w:val="left"/>
       <w:pPr>
@@ -3972,10 +4070,10 @@
         <w:rFonts w:hint="default"/>
       </w:rPr>
     </w:lvl>
-    <w:lvl w:ilvl="4">
+    <w:lvl w:ilvl="4" w:tentative="0">
       <w:start w:val="1"/>
       <w:numFmt w:val="decimal"/>
-      <w:pStyle w:val="Heading5"/>
+      <w:pStyle w:val="6"/>
       <w:lvlText w:val="%1.%2.%3.%4.%5."/>
       <w:lvlJc w:val="left"/>
       <w:pPr>
@@ -3985,10 +4083,10 @@
         <w:rFonts w:hint="default"/>
       </w:rPr>
     </w:lvl>
-    <w:lvl w:ilvl="5">
+    <w:lvl w:ilvl="5" w:tentative="0">
       <w:start w:val="1"/>
       <w:numFmt w:val="decimal"/>
-      <w:pStyle w:val="Heading6"/>
+      <w:pStyle w:val="7"/>
       <w:lvlText w:val="%1.%2.%3.%4.%5.%6."/>
       <w:lvlJc w:val="left"/>
       <w:pPr>
@@ -3998,10 +4096,10 @@
         <w:rFonts w:hint="default"/>
       </w:rPr>
     </w:lvl>
-    <w:lvl w:ilvl="6">
+    <w:lvl w:ilvl="6" w:tentative="0">
       <w:start w:val="1"/>
       <w:numFmt w:val="decimal"/>
-      <w:pStyle w:val="Heading7"/>
+      <w:pStyle w:val="8"/>
       <w:lvlText w:val="%1.%2.%3.%4.%5.%6.%7."/>
       <w:lvlJc w:val="left"/>
       <w:pPr>
@@ -4011,10 +4109,10 @@
         <w:rFonts w:hint="default"/>
       </w:rPr>
     </w:lvl>
-    <w:lvl w:ilvl="7">
+    <w:lvl w:ilvl="7" w:tentative="0">
       <w:start w:val="1"/>
       <w:numFmt w:val="decimal"/>
-      <w:pStyle w:val="Heading8"/>
+      <w:pStyle w:val="9"/>
       <w:lvlText w:val="%1.%2.%3.%4.%5.%6.%7.%8."/>
       <w:lvlJc w:val="left"/>
       <w:pPr>
@@ -4024,10 +4122,10 @@
         <w:rFonts w:hint="default"/>
       </w:rPr>
     </w:lvl>
-    <w:lvl w:ilvl="8">
+    <w:lvl w:ilvl="8" w:tentative="0">
       <w:start w:val="1"/>
       <w:numFmt w:val="decimal"/>
-      <w:pStyle w:val="Heading9"/>
+      <w:pStyle w:val="10"/>
       <w:lvlText w:val="%1.%2.%3.%4.%5.%6.%7.%8.%9."/>
       <w:lvlJc w:val="left"/>
       <w:pPr>
@@ -4042,7 +4140,7 @@
     <w:nsid w:val="9309290A"/>
     <w:multiLevelType w:val="singleLevel"/>
     <w:tmpl w:val="9309290A"/>
-    <w:lvl w:ilvl="0">
+    <w:lvl w:ilvl="0" w:tentative="0">
       <w:start w:val="1"/>
       <w:numFmt w:val="decimal"/>
       <w:lvlText w:val="%1."/>
@@ -4059,7 +4157,7 @@
     <w:nsid w:val="9E11D14A"/>
     <w:multiLevelType w:val="singleLevel"/>
     <w:tmpl w:val="9E11D14A"/>
-    <w:lvl w:ilvl="0">
+    <w:lvl w:ilvl="0" w:tentative="0">
       <w:start w:val="1"/>
       <w:numFmt w:val="decimal"/>
       <w:lvlText w:val="(%1)"/>
@@ -4079,7 +4177,7 @@
     <w:nsid w:val="C8824AC8"/>
     <w:multiLevelType w:val="singleLevel"/>
     <w:tmpl w:val="C8824AC8"/>
-    <w:lvl w:ilvl="0">
+    <w:lvl w:ilvl="0" w:tentative="0">
       <w:start w:val="1"/>
       <w:numFmt w:val="decimal"/>
       <w:lvlText w:val="%1."/>
@@ -4096,7 +4194,7 @@
     <w:nsid w:val="D5108AA2"/>
     <w:multiLevelType w:val="singleLevel"/>
     <w:tmpl w:val="D5108AA2"/>
-    <w:lvl w:ilvl="0">
+    <w:lvl w:ilvl="0" w:tentative="0">
       <w:start w:val="1"/>
       <w:numFmt w:val="decimal"/>
       <w:lvlText w:val="(%1)"/>
@@ -4116,7 +4214,7 @@
     <w:nsid w:val="F9539CF3"/>
     <w:multiLevelType w:val="singleLevel"/>
     <w:tmpl w:val="F9539CF3"/>
-    <w:lvl w:ilvl="0">
+    <w:lvl w:ilvl="0" w:tentative="0">
       <w:start w:val="1"/>
       <w:numFmt w:val="decimal"/>
       <w:lvlText w:val="%1."/>
@@ -4133,7 +4231,7 @@
     <w:nsid w:val="0069CC00"/>
     <w:multiLevelType w:val="singleLevel"/>
     <w:tmpl w:val="0069CC00"/>
-    <w:lvl w:ilvl="0">
+    <w:lvl w:ilvl="0" w:tentative="0">
       <w:start w:val="1"/>
       <w:numFmt w:val="decimal"/>
       <w:lvlText w:val="(%1)"/>
@@ -4153,7 +4251,7 @@
     <w:nsid w:val="29D60D7B"/>
     <w:multiLevelType w:val="singleLevel"/>
     <w:tmpl w:val="29D60D7B"/>
-    <w:lvl w:ilvl="0">
+    <w:lvl w:ilvl="0" w:tentative="0">
       <w:start w:val="1"/>
       <w:numFmt w:val="decimal"/>
       <w:lvlText w:val="%1."/>
@@ -4170,7 +4268,7 @@
     <w:nsid w:val="3096E152"/>
     <w:multiLevelType w:val="singleLevel"/>
     <w:tmpl w:val="3096E152"/>
-    <w:lvl w:ilvl="0">
+    <w:lvl w:ilvl="0" w:tentative="0">
       <w:start w:val="1"/>
       <w:numFmt w:val="decimal"/>
       <w:lvlText w:val="%1."/>
@@ -4214,267 +4312,269 @@
 </file>
 
 <file path=word/styles.xml><?xml version="1.0" encoding="utf-8"?>
-<w:styles xmlns:mc="http://schemas.openxmlformats.org/markup-compatibility/2006" xmlns:r="http://schemas.openxmlformats.org/officeDocument/2006/relationships" xmlns:w="http://schemas.openxmlformats.org/wordprocessingml/2006/main" xmlns:w14="http://schemas.microsoft.com/office/word/2010/wordml" xmlns:w15="http://schemas.microsoft.com/office/word/2012/wordml" mc:Ignorable="w14 w15">
+<w:styles xmlns:mc="http://schemas.openxmlformats.org/markup-compatibility/2006" xmlns:o="urn:schemas-microsoft-com:office:office" xmlns:r="http://schemas.openxmlformats.org/officeDocument/2006/relationships" xmlns:m="http://schemas.openxmlformats.org/officeDocument/2006/math" xmlns:v="urn:schemas-microsoft-com:vml" xmlns:w="http://schemas.openxmlformats.org/wordprocessingml/2006/main" xmlns:w14="http://schemas.microsoft.com/office/word/2010/wordml" xmlns:w10="urn:schemas-microsoft-com:office:word" xmlns:sl="http://schemas.openxmlformats.org/schemaLibrary/2006/main" xmlns:wpsCustomData="http://www.wps.cn/officeDocument/2013/wpsCustomData" mc:Ignorable="w14">
   <w:docDefaults>
     <w:rPrDefault>
       <w:rPr>
-        <w:rFonts w:ascii="Times New Roman" w:eastAsia="宋体" w:hAnsi="Times New Roman" w:cs="Times New Roman"/>
+        <w:rFonts w:ascii="Times New Roman" w:hAnsi="Times New Roman" w:eastAsia="宋体" w:cs="Times New Roman"/>
       </w:rPr>
     </w:rPrDefault>
     <w:pPrDefault/>
   </w:docDefaults>
-  <w:latentStyles w:defLockedState="0" w:defUIPriority="99" w:defSemiHidden="1" w:defUnhideWhenUsed="1" w:defQFormat="0" w:count="260">
-    <w:lsdException w:name="Normal" w:semiHidden="0" w:uiPriority="0" w:unhideWhenUsed="0" w:qFormat="1"/>
-    <w:lsdException w:name="heading 1" w:semiHidden="0" w:uiPriority="0" w:unhideWhenUsed="0" w:qFormat="1"/>
-    <w:lsdException w:name="heading 2" w:semiHidden="0" w:uiPriority="0" w:qFormat="1"/>
-    <w:lsdException w:name="heading 3" w:uiPriority="0" w:qFormat="1"/>
-    <w:lsdException w:name="heading 4" w:semiHidden="0" w:uiPriority="0" w:qFormat="1"/>
-    <w:lsdException w:name="heading 5" w:uiPriority="0" w:qFormat="1"/>
-    <w:lsdException w:name="heading 6" w:uiPriority="0" w:qFormat="1"/>
-    <w:lsdException w:name="heading 7" w:uiPriority="0" w:qFormat="1"/>
-    <w:lsdException w:name="heading 8" w:uiPriority="0" w:qFormat="1"/>
-    <w:lsdException w:name="heading 9" w:uiPriority="0" w:qFormat="1"/>
-    <w:lsdException w:name="index 1" w:semiHidden="0" w:uiPriority="0" w:unhideWhenUsed="0"/>
-    <w:lsdException w:name="index 2" w:semiHidden="0" w:uiPriority="0" w:unhideWhenUsed="0"/>
-    <w:lsdException w:name="index 3" w:semiHidden="0" w:uiPriority="0" w:unhideWhenUsed="0"/>
-    <w:lsdException w:name="index 4" w:semiHidden="0" w:uiPriority="0" w:unhideWhenUsed="0"/>
-    <w:lsdException w:name="index 5" w:semiHidden="0" w:uiPriority="0" w:unhideWhenUsed="0"/>
-    <w:lsdException w:name="index 6" w:semiHidden="0" w:uiPriority="0" w:unhideWhenUsed="0"/>
-    <w:lsdException w:name="index 7" w:semiHidden="0" w:uiPriority="0" w:unhideWhenUsed="0"/>
-    <w:lsdException w:name="index 8" w:semiHidden="0" w:uiPriority="0" w:unhideWhenUsed="0"/>
-    <w:lsdException w:name="index 9" w:semiHidden="0" w:uiPriority="0" w:unhideWhenUsed="0"/>
-    <w:lsdException w:name="toc 1" w:semiHidden="0" w:uiPriority="0" w:unhideWhenUsed="0" w:qFormat="1"/>
-    <w:lsdException w:name="toc 2" w:semiHidden="0" w:uiPriority="0" w:unhideWhenUsed="0" w:qFormat="1"/>
-    <w:lsdException w:name="toc 3" w:semiHidden="0" w:uiPriority="0" w:unhideWhenUsed="0" w:qFormat="1"/>
-    <w:lsdException w:name="toc 4" w:semiHidden="0" w:uiPriority="0" w:unhideWhenUsed="0"/>
-    <w:lsdException w:name="toc 5" w:semiHidden="0" w:uiPriority="0" w:unhideWhenUsed="0"/>
-    <w:lsdException w:name="toc 6" w:semiHidden="0" w:uiPriority="0" w:unhideWhenUsed="0"/>
-    <w:lsdException w:name="toc 7" w:semiHidden="0" w:uiPriority="0" w:unhideWhenUsed="0"/>
-    <w:lsdException w:name="toc 8" w:semiHidden="0" w:uiPriority="0" w:unhideWhenUsed="0"/>
-    <w:lsdException w:name="toc 9" w:semiHidden="0" w:uiPriority="0" w:unhideWhenUsed="0"/>
-    <w:lsdException w:name="Normal Indent" w:semiHidden="0" w:uiPriority="0" w:unhideWhenUsed="0"/>
-    <w:lsdException w:name="footnote text" w:semiHidden="0" w:uiPriority="0" w:unhideWhenUsed="0"/>
-    <w:lsdException w:name="annotation text" w:semiHidden="0" w:uiPriority="0" w:unhideWhenUsed="0" w:qFormat="1"/>
-    <w:lsdException w:name="header" w:semiHidden="0" w:uiPriority="0" w:unhideWhenUsed="0" w:qFormat="1"/>
-    <w:lsdException w:name="footer" w:semiHidden="0" w:uiPriority="0" w:unhideWhenUsed="0" w:qFormat="1"/>
-    <w:lsdException w:name="index heading" w:semiHidden="0" w:uiPriority="0" w:unhideWhenUsed="0"/>
-    <w:lsdException w:name="caption" w:uiPriority="0" w:qFormat="1"/>
-    <w:lsdException w:name="table of figures" w:semiHidden="0" w:uiPriority="0" w:unhideWhenUsed="0"/>
-    <w:lsdException w:name="envelope address" w:semiHidden="0" w:uiPriority="0" w:unhideWhenUsed="0"/>
-    <w:lsdException w:name="envelope return" w:semiHidden="0" w:uiPriority="0" w:unhideWhenUsed="0"/>
-    <w:lsdException w:name="footnote reference" w:semiHidden="0" w:uiPriority="0" w:unhideWhenUsed="0"/>
-    <w:lsdException w:name="annotation reference" w:semiHidden="0" w:uiPriority="0" w:unhideWhenUsed="0"/>
-    <w:lsdException w:name="line number" w:semiHidden="0" w:uiPriority="0" w:unhideWhenUsed="0"/>
-    <w:lsdException w:name="page number" w:semiHidden="0" w:uiPriority="0" w:unhideWhenUsed="0"/>
-    <w:lsdException w:name="endnote reference" w:semiHidden="0" w:uiPriority="0" w:unhideWhenUsed="0"/>
-    <w:lsdException w:name="endnote text" w:semiHidden="0" w:uiPriority="0" w:unhideWhenUsed="0"/>
-    <w:lsdException w:name="table of authorities" w:semiHidden="0" w:uiPriority="0" w:unhideWhenUsed="0"/>
-    <w:lsdException w:name="macro" w:semiHidden="0" w:uiPriority="0" w:unhideWhenUsed="0"/>
-    <w:lsdException w:name="toa heading" w:semiHidden="0" w:uiPriority="0" w:unhideWhenUsed="0"/>
-    <w:lsdException w:name="List" w:semiHidden="0" w:uiPriority="0" w:unhideWhenUsed="0"/>
-    <w:lsdException w:name="List Bullet" w:semiHidden="0" w:uiPriority="0" w:unhideWhenUsed="0"/>
-    <w:lsdException w:name="List Number" w:semiHidden="0" w:uiPriority="0" w:unhideWhenUsed="0"/>
-    <w:lsdException w:name="List 2" w:semiHidden="0" w:uiPriority="0" w:unhideWhenUsed="0"/>
-    <w:lsdException w:name="List 3" w:semiHidden="0" w:uiPriority="0" w:unhideWhenUsed="0"/>
-    <w:lsdException w:name="List 4" w:semiHidden="0" w:uiPriority="0" w:unhideWhenUsed="0"/>
-    <w:lsdException w:name="List 5" w:semiHidden="0" w:uiPriority="0" w:unhideWhenUsed="0"/>
-    <w:lsdException w:name="List Bullet 2" w:semiHidden="0" w:uiPriority="0" w:unhideWhenUsed="0"/>
-    <w:lsdException w:name="List Bullet 3" w:semiHidden="0" w:uiPriority="0" w:unhideWhenUsed="0"/>
-    <w:lsdException w:name="List Bullet 4" w:semiHidden="0" w:uiPriority="0" w:unhideWhenUsed="0"/>
-    <w:lsdException w:name="List Bullet 5" w:semiHidden="0" w:uiPriority="0" w:unhideWhenUsed="0"/>
-    <w:lsdException w:name="List Number 2" w:semiHidden="0" w:uiPriority="0" w:unhideWhenUsed="0"/>
-    <w:lsdException w:name="List Number 3" w:semiHidden="0" w:uiPriority="0" w:unhideWhenUsed="0"/>
-    <w:lsdException w:name="List Number 4" w:semiHidden="0" w:uiPriority="0" w:unhideWhenUsed="0"/>
-    <w:lsdException w:name="List Number 5" w:semiHidden="0" w:uiPriority="0" w:unhideWhenUsed="0"/>
-    <w:lsdException w:name="Title" w:semiHidden="0" w:uiPriority="0" w:unhideWhenUsed="0" w:qFormat="1"/>
-    <w:lsdException w:name="Closing" w:semiHidden="0" w:uiPriority="0" w:unhideWhenUsed="0"/>
-    <w:lsdException w:name="Signature" w:semiHidden="0" w:uiPriority="0" w:unhideWhenUsed="0"/>
-    <w:lsdException w:name="Default Paragraph Font" w:uiPriority="0" w:unhideWhenUsed="0" w:qFormat="1"/>
-    <w:lsdException w:name="Body Text" w:uiPriority="0" w:unhideWhenUsed="0" w:qFormat="1"/>
-    <w:lsdException w:name="Body Text Indent" w:semiHidden="0" w:uiPriority="0" w:unhideWhenUsed="0"/>
-    <w:lsdException w:name="List Continue" w:semiHidden="0" w:uiPriority="0" w:unhideWhenUsed="0"/>
-    <w:lsdException w:name="List Continue 2" w:semiHidden="0" w:uiPriority="0" w:unhideWhenUsed="0"/>
-    <w:lsdException w:name="List Continue 3" w:semiHidden="0" w:uiPriority="0" w:unhideWhenUsed="0"/>
-    <w:lsdException w:name="List Continue 4" w:semiHidden="0" w:uiPriority="0" w:unhideWhenUsed="0"/>
-    <w:lsdException w:name="List Continue 5" w:semiHidden="0" w:uiPriority="0" w:unhideWhenUsed="0"/>
-    <w:lsdException w:name="Message Header" w:semiHidden="0" w:uiPriority="0" w:unhideWhenUsed="0"/>
-    <w:lsdException w:name="Subtitle" w:semiHidden="0" w:uiPriority="0" w:unhideWhenUsed="0" w:qFormat="1"/>
-    <w:lsdException w:name="Salutation" w:semiHidden="0" w:uiPriority="0" w:unhideWhenUsed="0"/>
-    <w:lsdException w:name="Date" w:semiHidden="0" w:uiPriority="0" w:unhideWhenUsed="0"/>
-    <w:lsdException w:name="Body Text First Indent" w:semiHidden="0" w:uiPriority="0" w:unhideWhenUsed="0"/>
-    <w:lsdException w:name="Body Text First Indent 2" w:semiHidden="0" w:uiPriority="0" w:unhideWhenUsed="0"/>
-    <w:lsdException w:name="Body Text 2" w:semiHidden="0" w:uiPriority="0" w:unhideWhenUsed="0"/>
-    <w:lsdException w:name="Body Text 3" w:semiHidden="0" w:uiPriority="0" w:unhideWhenUsed="0"/>
-    <w:lsdException w:name="Body Text Indent 2" w:semiHidden="0" w:uiPriority="0" w:unhideWhenUsed="0"/>
-    <w:lsdException w:name="Body Text Indent 3" w:semiHidden="0" w:uiPriority="0" w:unhideWhenUsed="0"/>
-    <w:lsdException w:name="Block Text" w:semiHidden="0" w:uiPriority="0" w:unhideWhenUsed="0"/>
-    <w:lsdException w:name="Hyperlink" w:semiHidden="0" w:uiPriority="0" w:unhideWhenUsed="0"/>
-    <w:lsdException w:name="FollowedHyperlink" w:semiHidden="0" w:uiPriority="0" w:unhideWhenUsed="0"/>
-    <w:lsdException w:name="Strong" w:semiHidden="0" w:uiPriority="0" w:unhideWhenUsed="0" w:qFormat="1"/>
-    <w:lsdException w:name="Emphasis" w:semiHidden="0" w:uiPriority="0" w:unhideWhenUsed="0" w:qFormat="1"/>
-    <w:lsdException w:name="Document Map" w:semiHidden="0" w:uiPriority="0" w:unhideWhenUsed="0"/>
-    <w:lsdException w:name="Plain Text" w:semiHidden="0" w:uiPriority="0" w:unhideWhenUsed="0"/>
-    <w:lsdException w:name="E-mail Signature" w:semiHidden="0" w:uiPriority="0" w:unhideWhenUsed="0"/>
-    <w:lsdException w:name="Normal (Web)" w:semiHidden="0" w:uiPriority="0" w:unhideWhenUsed="0" w:qFormat="1"/>
-    <w:lsdException w:name="HTML Acronym" w:semiHidden="0" w:uiPriority="0" w:unhideWhenUsed="0"/>
-    <w:lsdException w:name="HTML Address" w:semiHidden="0" w:uiPriority="0" w:unhideWhenUsed="0"/>
-    <w:lsdException w:name="HTML Cite" w:semiHidden="0" w:uiPriority="0" w:unhideWhenUsed="0"/>
-    <w:lsdException w:name="HTML Code" w:semiHidden="0" w:uiPriority="0" w:unhideWhenUsed="0"/>
-    <w:lsdException w:name="HTML Definition" w:semiHidden="0" w:uiPriority="0" w:unhideWhenUsed="0"/>
-    <w:lsdException w:name="HTML Keyboard" w:semiHidden="0" w:uiPriority="0" w:unhideWhenUsed="0"/>
-    <w:lsdException w:name="HTML Preformatted" w:semiHidden="0" w:uiPriority="0" w:unhideWhenUsed="0"/>
-    <w:lsdException w:name="HTML Sample" w:semiHidden="0" w:uiPriority="0" w:unhideWhenUsed="0"/>
-    <w:lsdException w:name="HTML Typewriter" w:semiHidden="0" w:uiPriority="0" w:unhideWhenUsed="0"/>
-    <w:lsdException w:name="HTML Variable" w:semiHidden="0" w:uiPriority="0" w:unhideWhenUsed="0"/>
-    <w:lsdException w:name="Normal Table" w:uiPriority="0" w:unhideWhenUsed="0" w:qFormat="1"/>
-    <w:lsdException w:name="annotation subject" w:semiHidden="0" w:uiPriority="0" w:unhideWhenUsed="0"/>
-    <w:lsdException w:name="Table Simple 1" w:semiHidden="0" w:uiPriority="0" w:unhideWhenUsed="0"/>
-    <w:lsdException w:name="Table Simple 2" w:semiHidden="0" w:uiPriority="0" w:unhideWhenUsed="0"/>
-    <w:lsdException w:name="Table Simple 3" w:semiHidden="0" w:uiPriority="0" w:unhideWhenUsed="0"/>
-    <w:lsdException w:name="Table Classic 1" w:semiHidden="0" w:uiPriority="0" w:unhideWhenUsed="0"/>
-    <w:lsdException w:name="Table Classic 2" w:semiHidden="0" w:uiPriority="0" w:unhideWhenUsed="0"/>
-    <w:lsdException w:name="Table Classic 3" w:semiHidden="0" w:uiPriority="0" w:unhideWhenUsed="0"/>
-    <w:lsdException w:name="Table Classic 4" w:semiHidden="0" w:uiPriority="0" w:unhideWhenUsed="0"/>
-    <w:lsdException w:name="Table Colorful 1" w:semiHidden="0" w:uiPriority="0" w:unhideWhenUsed="0"/>
-    <w:lsdException w:name="Table Colorful 2" w:semiHidden="0" w:uiPriority="0" w:unhideWhenUsed="0"/>
-    <w:lsdException w:name="Table Colorful 3" w:semiHidden="0" w:uiPriority="0" w:unhideWhenUsed="0"/>
-    <w:lsdException w:name="Table Columns 1" w:semiHidden="0" w:uiPriority="0" w:unhideWhenUsed="0"/>
-    <w:lsdException w:name="Table Columns 2" w:semiHidden="0" w:uiPriority="0" w:unhideWhenUsed="0"/>
-    <w:lsdException w:name="Table Columns 3" w:semiHidden="0" w:uiPriority="0" w:unhideWhenUsed="0"/>
-    <w:lsdException w:name="Table Columns 4" w:semiHidden="0" w:uiPriority="0" w:unhideWhenUsed="0"/>
-    <w:lsdException w:name="Table Columns 5" w:semiHidden="0" w:uiPriority="0" w:unhideWhenUsed="0"/>
-    <w:lsdException w:name="Table Grid 1" w:semiHidden="0" w:uiPriority="0" w:unhideWhenUsed="0"/>
-    <w:lsdException w:name="Table Grid 2" w:semiHidden="0" w:uiPriority="0" w:unhideWhenUsed="0"/>
-    <w:lsdException w:name="Table Grid 3" w:semiHidden="0" w:uiPriority="0" w:unhideWhenUsed="0"/>
-    <w:lsdException w:name="Table Grid 4" w:semiHidden="0" w:uiPriority="0" w:unhideWhenUsed="0"/>
-    <w:lsdException w:name="Table Grid 5" w:semiHidden="0" w:uiPriority="0" w:unhideWhenUsed="0"/>
-    <w:lsdException w:name="Table Grid 6" w:semiHidden="0" w:uiPriority="0" w:unhideWhenUsed="0"/>
-    <w:lsdException w:name="Table Grid 7" w:semiHidden="0" w:uiPriority="0" w:unhideWhenUsed="0"/>
-    <w:lsdException w:name="Table Grid 8" w:semiHidden="0" w:uiPriority="0" w:unhideWhenUsed="0"/>
-    <w:lsdException w:name="Table List 1" w:semiHidden="0" w:uiPriority="0" w:unhideWhenUsed="0"/>
-    <w:lsdException w:name="Table List 2" w:semiHidden="0" w:uiPriority="0" w:unhideWhenUsed="0"/>
-    <w:lsdException w:name="Table List 3" w:semiHidden="0" w:uiPriority="0" w:unhideWhenUsed="0"/>
-    <w:lsdException w:name="Table List 4" w:semiHidden="0" w:uiPriority="0" w:unhideWhenUsed="0"/>
-    <w:lsdException w:name="Table List 5" w:semiHidden="0" w:uiPriority="0" w:unhideWhenUsed="0"/>
-    <w:lsdException w:name="Table List 6" w:semiHidden="0" w:uiPriority="0" w:unhideWhenUsed="0"/>
-    <w:lsdException w:name="Table List 7" w:semiHidden="0" w:uiPriority="0" w:unhideWhenUsed="0"/>
-    <w:lsdException w:name="Table List 8" w:semiHidden="0" w:uiPriority="0" w:unhideWhenUsed="0"/>
-    <w:lsdException w:name="Table 3D effects 1" w:semiHidden="0" w:uiPriority="0" w:unhideWhenUsed="0"/>
-    <w:lsdException w:name="Table 3D effects 2" w:semiHidden="0" w:uiPriority="0" w:unhideWhenUsed="0"/>
-    <w:lsdException w:name="Table 3D effects 3" w:semiHidden="0" w:uiPriority="0" w:unhideWhenUsed="0"/>
-    <w:lsdException w:name="Table Contemporary" w:semiHidden="0" w:uiPriority="0" w:unhideWhenUsed="0"/>
-    <w:lsdException w:name="Table Elegant" w:semiHidden="0" w:uiPriority="0" w:unhideWhenUsed="0"/>
-    <w:lsdException w:name="Table Professional" w:semiHidden="0" w:uiPriority="0" w:unhideWhenUsed="0"/>
-    <w:lsdException w:name="Table Subtle 1" w:semiHidden="0" w:uiPriority="0" w:unhideWhenUsed="0"/>
-    <w:lsdException w:name="Table Subtle 2" w:semiHidden="0" w:uiPriority="0" w:unhideWhenUsed="0"/>
-    <w:lsdException w:name="Table Web 1" w:semiHidden="0" w:uiPriority="0" w:unhideWhenUsed="0"/>
-    <w:lsdException w:name="Table Web 2" w:semiHidden="0" w:uiPriority="0" w:unhideWhenUsed="0"/>
-    <w:lsdException w:name="Table Web 3" w:semiHidden="0" w:uiPriority="0" w:unhideWhenUsed="0"/>
-    <w:lsdException w:name="Balloon Text" w:semiHidden="0" w:uiPriority="0" w:unhideWhenUsed="0"/>
-    <w:lsdException w:name="Table Grid" w:semiHidden="0" w:uiPriority="0" w:unhideWhenUsed="0" w:qFormat="1"/>
-    <w:lsdException w:name="Table Theme" w:semiHidden="0" w:uiPriority="0" w:unhideWhenUsed="0"/>
-    <w:lsdException w:name="Light Shading" w:semiHidden="0" w:uiPriority="60" w:unhideWhenUsed="0"/>
-    <w:lsdException w:name="Light List" w:semiHidden="0" w:uiPriority="61" w:unhideWhenUsed="0"/>
-    <w:lsdException w:name="Light Grid" w:semiHidden="0" w:uiPriority="62" w:unhideWhenUsed="0"/>
-    <w:lsdException w:name="Medium Shading 1" w:semiHidden="0" w:uiPriority="63" w:unhideWhenUsed="0"/>
-    <w:lsdException w:name="Medium Shading 2" w:semiHidden="0" w:uiPriority="64" w:unhideWhenUsed="0"/>
-    <w:lsdException w:name="Medium List 1" w:semiHidden="0" w:uiPriority="65" w:unhideWhenUsed="0"/>
-    <w:lsdException w:name="Medium List 2" w:semiHidden="0" w:uiPriority="66" w:unhideWhenUsed="0"/>
-    <w:lsdException w:name="Medium Grid 1" w:semiHidden="0" w:uiPriority="67" w:unhideWhenUsed="0"/>
-    <w:lsdException w:name="Medium Grid 2" w:semiHidden="0" w:uiPriority="68" w:unhideWhenUsed="0"/>
-    <w:lsdException w:name="Medium Grid 3" w:semiHidden="0" w:uiPriority="69" w:unhideWhenUsed="0"/>
-    <w:lsdException w:name="Dark List" w:semiHidden="0" w:uiPriority="70" w:unhideWhenUsed="0"/>
-    <w:lsdException w:name="Colorful Shading" w:semiHidden="0" w:uiPriority="71" w:unhideWhenUsed="0"/>
-    <w:lsdException w:name="Colorful List" w:semiHidden="0" w:uiPriority="72" w:unhideWhenUsed="0"/>
-    <w:lsdException w:name="Colorful Grid" w:semiHidden="0" w:uiPriority="73" w:unhideWhenUsed="0"/>
-    <w:lsdException w:name="Light Shading Accent 1" w:semiHidden="0" w:uiPriority="60" w:unhideWhenUsed="0"/>
-    <w:lsdException w:name="Light List Accent 1" w:semiHidden="0" w:uiPriority="61" w:unhideWhenUsed="0"/>
-    <w:lsdException w:name="Light Grid Accent 1" w:semiHidden="0" w:uiPriority="62" w:unhideWhenUsed="0"/>
-    <w:lsdException w:name="Medium Shading 1 Accent 1" w:semiHidden="0" w:uiPriority="63" w:unhideWhenUsed="0"/>
-    <w:lsdException w:name="Medium Shading 2 Accent 1" w:semiHidden="0" w:uiPriority="64" w:unhideWhenUsed="0"/>
-    <w:lsdException w:name="Medium List 1 Accent 1" w:semiHidden="0" w:uiPriority="65" w:unhideWhenUsed="0"/>
-    <w:lsdException w:name="Medium List 2 Accent 1" w:semiHidden="0" w:uiPriority="66" w:unhideWhenUsed="0"/>
-    <w:lsdException w:name="Medium Grid 1 Accent 1" w:semiHidden="0" w:uiPriority="67" w:unhideWhenUsed="0"/>
-    <w:lsdException w:name="Medium Grid 2 Accent 1" w:semiHidden="0" w:uiPriority="68" w:unhideWhenUsed="0"/>
-    <w:lsdException w:name="Medium Grid 3 Accent 1" w:semiHidden="0" w:uiPriority="69" w:unhideWhenUsed="0"/>
-    <w:lsdException w:name="Dark List Accent 1" w:semiHidden="0" w:uiPriority="70" w:unhideWhenUsed="0"/>
-    <w:lsdException w:name="Colorful Shading Accent 1" w:semiHidden="0" w:uiPriority="71" w:unhideWhenUsed="0"/>
-    <w:lsdException w:name="Colorful List Accent 1" w:semiHidden="0" w:uiPriority="72" w:unhideWhenUsed="0"/>
-    <w:lsdException w:name="Colorful Grid Accent 1" w:semiHidden="0" w:uiPriority="73" w:unhideWhenUsed="0"/>
-    <w:lsdException w:name="Light Shading Accent 2" w:semiHidden="0" w:uiPriority="60" w:unhideWhenUsed="0"/>
-    <w:lsdException w:name="Light List Accent 2" w:semiHidden="0" w:uiPriority="61" w:unhideWhenUsed="0"/>
-    <w:lsdException w:name="Light Grid Accent 2" w:semiHidden="0" w:uiPriority="62" w:unhideWhenUsed="0"/>
-    <w:lsdException w:name="Medium Shading 1 Accent 2" w:semiHidden="0" w:uiPriority="63" w:unhideWhenUsed="0"/>
-    <w:lsdException w:name="Medium Shading 2 Accent 2" w:semiHidden="0" w:uiPriority="64" w:unhideWhenUsed="0"/>
-    <w:lsdException w:name="Medium List 1 Accent 2" w:semiHidden="0" w:uiPriority="65" w:unhideWhenUsed="0"/>
-    <w:lsdException w:name="Medium List 2 Accent 2" w:semiHidden="0" w:uiPriority="66" w:unhideWhenUsed="0"/>
-    <w:lsdException w:name="Medium Grid 1 Accent 2" w:semiHidden="0" w:uiPriority="67" w:unhideWhenUsed="0"/>
-    <w:lsdException w:name="Medium Grid 2 Accent 2" w:semiHidden="0" w:uiPriority="68" w:unhideWhenUsed="0"/>
-    <w:lsdException w:name="Medium Grid 3 Accent 2" w:semiHidden="0" w:uiPriority="69" w:unhideWhenUsed="0"/>
-    <w:lsdException w:name="Dark List Accent 2" w:semiHidden="0" w:uiPriority="70" w:unhideWhenUsed="0"/>
-    <w:lsdException w:name="Colorful Shading Accent 2" w:semiHidden="0" w:uiPriority="71" w:unhideWhenUsed="0"/>
-    <w:lsdException w:name="Colorful List Accent 2" w:semiHidden="0" w:uiPriority="72" w:unhideWhenUsed="0"/>
-    <w:lsdException w:name="Colorful Grid Accent 2" w:semiHidden="0" w:uiPriority="73" w:unhideWhenUsed="0"/>
-    <w:lsdException w:name="Light Shading Accent 3" w:semiHidden="0" w:uiPriority="60" w:unhideWhenUsed="0"/>
-    <w:lsdException w:name="Light List Accent 3" w:semiHidden="0" w:uiPriority="61" w:unhideWhenUsed="0"/>
-    <w:lsdException w:name="Light Grid Accent 3" w:semiHidden="0" w:uiPriority="62" w:unhideWhenUsed="0"/>
-    <w:lsdException w:name="Medium Shading 1 Accent 3" w:semiHidden="0" w:uiPriority="63" w:unhideWhenUsed="0"/>
-    <w:lsdException w:name="Medium Shading 2 Accent 3" w:semiHidden="0" w:uiPriority="64" w:unhideWhenUsed="0"/>
-    <w:lsdException w:name="Medium List 1 Accent 3" w:semiHidden="0" w:uiPriority="65" w:unhideWhenUsed="0"/>
-    <w:lsdException w:name="Medium List 2 Accent 3" w:semiHidden="0" w:uiPriority="66" w:unhideWhenUsed="0"/>
-    <w:lsdException w:name="Medium Grid 1 Accent 3" w:semiHidden="0" w:uiPriority="67" w:unhideWhenUsed="0"/>
-    <w:lsdException w:name="Medium Grid 2 Accent 3" w:semiHidden="0" w:uiPriority="68" w:unhideWhenUsed="0"/>
-    <w:lsdException w:name="Medium Grid 3 Accent 3" w:semiHidden="0" w:uiPriority="69" w:unhideWhenUsed="0"/>
-    <w:lsdException w:name="Dark List Accent 3" w:semiHidden="0" w:uiPriority="70" w:unhideWhenUsed="0"/>
-    <w:lsdException w:name="Colorful Shading Accent 3" w:semiHidden="0" w:uiPriority="71" w:unhideWhenUsed="0"/>
-    <w:lsdException w:name="Colorful List Accent 3" w:semiHidden="0" w:uiPriority="72" w:unhideWhenUsed="0"/>
-    <w:lsdException w:name="Colorful Grid Accent 3" w:semiHidden="0" w:uiPriority="73" w:unhideWhenUsed="0"/>
-    <w:lsdException w:name="Light Shading Accent 4" w:semiHidden="0" w:uiPriority="60" w:unhideWhenUsed="0"/>
-    <w:lsdException w:name="Light List Accent 4" w:semiHidden="0" w:uiPriority="61" w:unhideWhenUsed="0"/>
-    <w:lsdException w:name="Light Grid Accent 4" w:semiHidden="0" w:uiPriority="62" w:unhideWhenUsed="0"/>
-    <w:lsdException w:name="Medium Shading 1 Accent 4" w:semiHidden="0" w:uiPriority="63" w:unhideWhenUsed="0"/>
-    <w:lsdException w:name="Medium Shading 2 Accent 4" w:semiHidden="0" w:uiPriority="64" w:unhideWhenUsed="0"/>
-    <w:lsdException w:name="Medium List 1 Accent 4" w:semiHidden="0" w:uiPriority="65" w:unhideWhenUsed="0"/>
-    <w:lsdException w:name="Medium List 2 Accent 4" w:semiHidden="0" w:uiPriority="66" w:unhideWhenUsed="0"/>
-    <w:lsdException w:name="Medium Grid 1 Accent 4" w:semiHidden="0" w:uiPriority="67" w:unhideWhenUsed="0"/>
-    <w:lsdException w:name="Medium Grid 2 Accent 4" w:semiHidden="0" w:uiPriority="68" w:unhideWhenUsed="0"/>
-    <w:lsdException w:name="Medium Grid 3 Accent 4" w:semiHidden="0" w:uiPriority="69" w:unhideWhenUsed="0"/>
-    <w:lsdException w:name="Dark List Accent 4" w:semiHidden="0" w:uiPriority="70" w:unhideWhenUsed="0"/>
-    <w:lsdException w:name="Colorful Shading Accent 4" w:semiHidden="0" w:uiPriority="71" w:unhideWhenUsed="0"/>
-    <w:lsdException w:name="Colorful List Accent 4" w:semiHidden="0" w:uiPriority="72" w:unhideWhenUsed="0"/>
-    <w:lsdException w:name="Colorful Grid Accent 4" w:semiHidden="0" w:uiPriority="73" w:unhideWhenUsed="0"/>
-    <w:lsdException w:name="Light Shading Accent 5" w:semiHidden="0" w:uiPriority="60" w:unhideWhenUsed="0"/>
-    <w:lsdException w:name="Light List Accent 5" w:semiHidden="0" w:uiPriority="61" w:unhideWhenUsed="0"/>
-    <w:lsdException w:name="Light Grid Accent 5" w:semiHidden="0" w:uiPriority="62" w:unhideWhenUsed="0"/>
-    <w:lsdException w:name="Medium Shading 1 Accent 5" w:semiHidden="0" w:uiPriority="63" w:unhideWhenUsed="0"/>
-    <w:lsdException w:name="Medium Shading 2 Accent 5" w:semiHidden="0" w:uiPriority="64" w:unhideWhenUsed="0"/>
-    <w:lsdException w:name="Medium List 1 Accent 5" w:semiHidden="0" w:uiPriority="65" w:unhideWhenUsed="0"/>
-    <w:lsdException w:name="Medium List 2 Accent 5" w:semiHidden="0" w:uiPriority="66" w:unhideWhenUsed="0"/>
-    <w:lsdException w:name="Medium Grid 1 Accent 5" w:semiHidden="0" w:uiPriority="67" w:unhideWhenUsed="0"/>
-    <w:lsdException w:name="Medium Grid 2 Accent 5" w:semiHidden="0" w:uiPriority="68" w:unhideWhenUsed="0"/>
-    <w:lsdException w:name="Medium Grid 3 Accent 5" w:semiHidden="0" w:uiPriority="69" w:unhideWhenUsed="0"/>
-    <w:lsdException w:name="Dark List Accent 5" w:semiHidden="0" w:uiPriority="70" w:unhideWhenUsed="0"/>
-    <w:lsdException w:name="Colorful Shading Accent 5" w:semiHidden="0" w:uiPriority="71" w:unhideWhenUsed="0"/>
-    <w:lsdException w:name="Colorful List Accent 5" w:semiHidden="0" w:uiPriority="72" w:unhideWhenUsed="0"/>
-    <w:lsdException w:name="Colorful Grid Accent 5" w:semiHidden="0" w:uiPriority="73" w:unhideWhenUsed="0"/>
-    <w:lsdException w:name="Light Shading Accent 6" w:semiHidden="0" w:uiPriority="60" w:unhideWhenUsed="0"/>
-    <w:lsdException w:name="Light List Accent 6" w:semiHidden="0" w:uiPriority="61" w:unhideWhenUsed="0"/>
-    <w:lsdException w:name="Light Grid Accent 6" w:semiHidden="0" w:uiPriority="62" w:unhideWhenUsed="0"/>
-    <w:lsdException w:name="Medium Shading 1 Accent 6" w:semiHidden="0" w:uiPriority="63" w:unhideWhenUsed="0"/>
-    <w:lsdException w:name="Medium Shading 2 Accent 6" w:semiHidden="0" w:uiPriority="64" w:unhideWhenUsed="0"/>
-    <w:lsdException w:name="Medium List 1 Accent 6" w:semiHidden="0" w:uiPriority="65" w:unhideWhenUsed="0"/>
-    <w:lsdException w:name="Medium List 2 Accent 6" w:semiHidden="0" w:uiPriority="66" w:unhideWhenUsed="0"/>
-    <w:lsdException w:name="Medium Grid 1 Accent 6" w:semiHidden="0" w:uiPriority="67" w:unhideWhenUsed="0"/>
-    <w:lsdException w:name="Medium Grid 2 Accent 6" w:semiHidden="0" w:uiPriority="68" w:unhideWhenUsed="0"/>
-    <w:lsdException w:name="Medium Grid 3 Accent 6" w:semiHidden="0" w:uiPriority="69" w:unhideWhenUsed="0"/>
-    <w:lsdException w:name="Dark List Accent 6" w:semiHidden="0" w:uiPriority="70" w:unhideWhenUsed="0"/>
-    <w:lsdException w:name="Colorful Shading Accent 6" w:semiHidden="0" w:uiPriority="71" w:unhideWhenUsed="0"/>
-    <w:lsdException w:name="Colorful List Accent 6" w:semiHidden="0" w:uiPriority="72" w:unhideWhenUsed="0"/>
-    <w:lsdException w:name="Colorful Grid Accent 6" w:semiHidden="0" w:uiPriority="73" w:unhideWhenUsed="0"/>
+  <w:latentStyles w:count="260" w:defQFormat="0" w:defUnhideWhenUsed="1" w:defSemiHidden="1" w:defUIPriority="99" w:defLockedState="0">
+    <w:lsdException w:qFormat="1" w:unhideWhenUsed="0" w:uiPriority="0" w:semiHidden="0" w:name="Normal"/>
+    <w:lsdException w:qFormat="1" w:unhideWhenUsed="0" w:uiPriority="0" w:semiHidden="0" w:name="heading 1"/>
+    <w:lsdException w:qFormat="1" w:uiPriority="0" w:semiHidden="0" w:name="heading 2"/>
+    <w:lsdException w:qFormat="1" w:uiPriority="0" w:name="heading 3"/>
+    <w:lsdException w:qFormat="1" w:uiPriority="0" w:semiHidden="0" w:name="heading 4"/>
+    <w:lsdException w:qFormat="1" w:uiPriority="0" w:name="heading 5"/>
+    <w:lsdException w:qFormat="1" w:uiPriority="0" w:name="heading 6"/>
+    <w:lsdException w:qFormat="1" w:uiPriority="0" w:name="heading 7"/>
+    <w:lsdException w:qFormat="1" w:uiPriority="0" w:name="heading 8"/>
+    <w:lsdException w:qFormat="1" w:uiPriority="0" w:name="heading 9"/>
+    <w:lsdException w:unhideWhenUsed="0" w:uiPriority="0" w:semiHidden="0" w:name="index 1"/>
+    <w:lsdException w:unhideWhenUsed="0" w:uiPriority="0" w:semiHidden="0" w:name="index 2"/>
+    <w:lsdException w:unhideWhenUsed="0" w:uiPriority="0" w:semiHidden="0" w:name="index 3"/>
+    <w:lsdException w:unhideWhenUsed="0" w:uiPriority="0" w:semiHidden="0" w:name="index 4"/>
+    <w:lsdException w:unhideWhenUsed="0" w:uiPriority="0" w:semiHidden="0" w:name="index 5"/>
+    <w:lsdException w:unhideWhenUsed="0" w:uiPriority="0" w:semiHidden="0" w:name="index 6"/>
+    <w:lsdException w:unhideWhenUsed="0" w:uiPriority="0" w:semiHidden="0" w:name="index 7"/>
+    <w:lsdException w:unhideWhenUsed="0" w:uiPriority="0" w:semiHidden="0" w:name="index 8"/>
+    <w:lsdException w:unhideWhenUsed="0" w:uiPriority="0" w:semiHidden="0" w:name="index 9"/>
+    <w:lsdException w:qFormat="1" w:unhideWhenUsed="0" w:uiPriority="0" w:semiHidden="0" w:name="toc 1"/>
+    <w:lsdException w:qFormat="1" w:unhideWhenUsed="0" w:uiPriority="0" w:semiHidden="0" w:name="toc 2"/>
+    <w:lsdException w:qFormat="1" w:unhideWhenUsed="0" w:uiPriority="0" w:semiHidden="0" w:name="toc 3"/>
+    <w:lsdException w:unhideWhenUsed="0" w:uiPriority="0" w:semiHidden="0" w:name="toc 4"/>
+    <w:lsdException w:unhideWhenUsed="0" w:uiPriority="0" w:semiHidden="0" w:name="toc 5"/>
+    <w:lsdException w:unhideWhenUsed="0" w:uiPriority="0" w:semiHidden="0" w:name="toc 6"/>
+    <w:lsdException w:unhideWhenUsed="0" w:uiPriority="0" w:semiHidden="0" w:name="toc 7"/>
+    <w:lsdException w:unhideWhenUsed="0" w:uiPriority="0" w:semiHidden="0" w:name="toc 8"/>
+    <w:lsdException w:unhideWhenUsed="0" w:uiPriority="0" w:semiHidden="0" w:name="toc 9"/>
+    <w:lsdException w:unhideWhenUsed="0" w:uiPriority="0" w:semiHidden="0" w:name="Normal Indent"/>
+    <w:lsdException w:unhideWhenUsed="0" w:uiPriority="0" w:semiHidden="0" w:name="footnote text"/>
+    <w:lsdException w:qFormat="1" w:unhideWhenUsed="0" w:uiPriority="0" w:semiHidden="0" w:name="annotation text"/>
+    <w:lsdException w:qFormat="1" w:unhideWhenUsed="0" w:uiPriority="0" w:semiHidden="0" w:name="header"/>
+    <w:lsdException w:qFormat="1" w:unhideWhenUsed="0" w:uiPriority="0" w:semiHidden="0" w:name="footer"/>
+    <w:lsdException w:unhideWhenUsed="0" w:uiPriority="0" w:semiHidden="0" w:name="index heading"/>
+    <w:lsdException w:qFormat="1" w:uiPriority="0" w:name="caption"/>
+    <w:lsdException w:unhideWhenUsed="0" w:uiPriority="0" w:semiHidden="0" w:name="table of figures"/>
+    <w:lsdException w:unhideWhenUsed="0" w:uiPriority="0" w:semiHidden="0" w:name="envelope address"/>
+    <w:lsdException w:unhideWhenUsed="0" w:uiPriority="0" w:semiHidden="0" w:name="envelope return"/>
+    <w:lsdException w:unhideWhenUsed="0" w:uiPriority="0" w:semiHidden="0" w:name="footnote reference"/>
+    <w:lsdException w:unhideWhenUsed="0" w:uiPriority="0" w:semiHidden="0" w:name="annotation reference"/>
+    <w:lsdException w:unhideWhenUsed="0" w:uiPriority="0" w:semiHidden="0" w:name="line number"/>
+    <w:lsdException w:unhideWhenUsed="0" w:uiPriority="0" w:semiHidden="0" w:name="page number"/>
+    <w:lsdException w:unhideWhenUsed="0" w:uiPriority="0" w:semiHidden="0" w:name="endnote reference"/>
+    <w:lsdException w:unhideWhenUsed="0" w:uiPriority="0" w:semiHidden="0" w:name="endnote text"/>
+    <w:lsdException w:unhideWhenUsed="0" w:uiPriority="0" w:semiHidden="0" w:name="table of authorities"/>
+    <w:lsdException w:unhideWhenUsed="0" w:uiPriority="0" w:semiHidden="0" w:name="macro"/>
+    <w:lsdException w:unhideWhenUsed="0" w:uiPriority="0" w:semiHidden="0" w:name="toa heading"/>
+    <w:lsdException w:unhideWhenUsed="0" w:uiPriority="0" w:semiHidden="0" w:name="List"/>
+    <w:lsdException w:unhideWhenUsed="0" w:uiPriority="0" w:semiHidden="0" w:name="List Bullet"/>
+    <w:lsdException w:unhideWhenUsed="0" w:uiPriority="0" w:semiHidden="0" w:name="List Number"/>
+    <w:lsdException w:unhideWhenUsed="0" w:uiPriority="0" w:semiHidden="0" w:name="List 2"/>
+    <w:lsdException w:unhideWhenUsed="0" w:uiPriority="0" w:semiHidden="0" w:name="List 3"/>
+    <w:lsdException w:unhideWhenUsed="0" w:uiPriority="0" w:semiHidden="0" w:name="List 4"/>
+    <w:lsdException w:unhideWhenUsed="0" w:uiPriority="0" w:semiHidden="0" w:name="List 5"/>
+    <w:lsdException w:unhideWhenUsed="0" w:uiPriority="0" w:semiHidden="0" w:name="List Bullet 2"/>
+    <w:lsdException w:unhideWhenUsed="0" w:uiPriority="0" w:semiHidden="0" w:name="List Bullet 3"/>
+    <w:lsdException w:unhideWhenUsed="0" w:uiPriority="0" w:semiHidden="0" w:name="List Bullet 4"/>
+    <w:lsdException w:unhideWhenUsed="0" w:uiPriority="0" w:semiHidden="0" w:name="List Bullet 5"/>
+    <w:lsdException w:unhideWhenUsed="0" w:uiPriority="0" w:semiHidden="0" w:name="List Number 2"/>
+    <w:lsdException w:unhideWhenUsed="0" w:uiPriority="0" w:semiHidden="0" w:name="List Number 3"/>
+    <w:lsdException w:unhideWhenUsed="0" w:uiPriority="0" w:semiHidden="0" w:name="List Number 4"/>
+    <w:lsdException w:unhideWhenUsed="0" w:uiPriority="0" w:semiHidden="0" w:name="List Number 5"/>
+    <w:lsdException w:qFormat="1" w:unhideWhenUsed="0" w:uiPriority="0" w:semiHidden="0" w:name="Title"/>
+    <w:lsdException w:unhideWhenUsed="0" w:uiPriority="0" w:semiHidden="0" w:name="Closing"/>
+    <w:lsdException w:unhideWhenUsed="0" w:uiPriority="0" w:semiHidden="0" w:name="Signature"/>
+    <w:lsdException w:qFormat="1" w:unhideWhenUsed="0" w:uiPriority="0" w:name="Default Paragraph Font"/>
+    <w:lsdException w:qFormat="1" w:unhideWhenUsed="0" w:uiPriority="0" w:name="Body Text"/>
+    <w:lsdException w:unhideWhenUsed="0" w:uiPriority="0" w:semiHidden="0" w:name="Body Text Indent"/>
+    <w:lsdException w:unhideWhenUsed="0" w:uiPriority="0" w:semiHidden="0" w:name="List Continue"/>
+    <w:lsdException w:unhideWhenUsed="0" w:uiPriority="0" w:semiHidden="0" w:name="List Continue 2"/>
+    <w:lsdException w:unhideWhenUsed="0" w:uiPriority="0" w:semiHidden="0" w:name="List Continue 3"/>
+    <w:lsdException w:unhideWhenUsed="0" w:uiPriority="0" w:semiHidden="0" w:name="List Continue 4"/>
+    <w:lsdException w:unhideWhenUsed="0" w:uiPriority="0" w:semiHidden="0" w:name="List Continue 5"/>
+    <w:lsdException w:unhideWhenUsed="0" w:uiPriority="0" w:semiHidden="0" w:name="Message Header"/>
+    <w:lsdException w:qFormat="1" w:unhideWhenUsed="0" w:uiPriority="0" w:semiHidden="0" w:name="Subtitle"/>
+    <w:lsdException w:unhideWhenUsed="0" w:uiPriority="0" w:semiHidden="0" w:name="Salutation"/>
+    <w:lsdException w:unhideWhenUsed="0" w:uiPriority="0" w:semiHidden="0" w:name="Date"/>
+    <w:lsdException w:unhideWhenUsed="0" w:uiPriority="0" w:semiHidden="0" w:name="Body Text First Indent"/>
+    <w:lsdException w:unhideWhenUsed="0" w:uiPriority="0" w:semiHidden="0" w:name="Body Text First Indent 2"/>
+    <w:lsdException w:uiPriority="99" w:name="Note Heading"/>
+    <w:lsdException w:unhideWhenUsed="0" w:uiPriority="0" w:semiHidden="0" w:name="Body Text 2"/>
+    <w:lsdException w:unhideWhenUsed="0" w:uiPriority="0" w:semiHidden="0" w:name="Body Text 3"/>
+    <w:lsdException w:unhideWhenUsed="0" w:uiPriority="0" w:semiHidden="0" w:name="Body Text Indent 2"/>
+    <w:lsdException w:unhideWhenUsed="0" w:uiPriority="0" w:semiHidden="0" w:name="Body Text Indent 3"/>
+    <w:lsdException w:unhideWhenUsed="0" w:uiPriority="0" w:semiHidden="0" w:name="Block Text"/>
+    <w:lsdException w:unhideWhenUsed="0" w:uiPriority="0" w:semiHidden="0" w:name="Hyperlink"/>
+    <w:lsdException w:unhideWhenUsed="0" w:uiPriority="0" w:semiHidden="0" w:name="FollowedHyperlink"/>
+    <w:lsdException w:qFormat="1" w:unhideWhenUsed="0" w:uiPriority="0" w:semiHidden="0" w:name="Strong"/>
+    <w:lsdException w:qFormat="1" w:unhideWhenUsed="0" w:uiPriority="0" w:semiHidden="0" w:name="Emphasis"/>
+    <w:lsdException w:unhideWhenUsed="0" w:uiPriority="0" w:semiHidden="0" w:name="Document Map"/>
+    <w:lsdException w:unhideWhenUsed="0" w:uiPriority="0" w:semiHidden="0" w:name="Plain Text"/>
+    <w:lsdException w:unhideWhenUsed="0" w:uiPriority="0" w:semiHidden="0" w:name="E-mail Signature"/>
+    <w:lsdException w:qFormat="1" w:unhideWhenUsed="0" w:uiPriority="0" w:semiHidden="0" w:name="Normal (Web)"/>
+    <w:lsdException w:unhideWhenUsed="0" w:uiPriority="0" w:semiHidden="0" w:name="HTML Acronym"/>
+    <w:lsdException w:unhideWhenUsed="0" w:uiPriority="0" w:semiHidden="0" w:name="HTML Address"/>
+    <w:lsdException w:unhideWhenUsed="0" w:uiPriority="0" w:semiHidden="0" w:name="HTML Cite"/>
+    <w:lsdException w:unhideWhenUsed="0" w:uiPriority="0" w:semiHidden="0" w:name="HTML Code"/>
+    <w:lsdException w:unhideWhenUsed="0" w:uiPriority="0" w:semiHidden="0" w:name="HTML Definition"/>
+    <w:lsdException w:unhideWhenUsed="0" w:uiPriority="0" w:semiHidden="0" w:name="HTML Keyboard"/>
+    <w:lsdException w:unhideWhenUsed="0" w:uiPriority="0" w:semiHidden="0" w:name="HTML Preformatted"/>
+    <w:lsdException w:unhideWhenUsed="0" w:uiPriority="0" w:semiHidden="0" w:name="HTML Sample"/>
+    <w:lsdException w:unhideWhenUsed="0" w:uiPriority="0" w:semiHidden="0" w:name="HTML Typewriter"/>
+    <w:lsdException w:unhideWhenUsed="0" w:uiPriority="0" w:semiHidden="0" w:name="HTML Variable"/>
+    <w:lsdException w:qFormat="1" w:unhideWhenUsed="0" w:uiPriority="0" w:name="Normal Table"/>
+    <w:lsdException w:unhideWhenUsed="0" w:uiPriority="0" w:semiHidden="0" w:name="annotation subject"/>
+    <w:lsdException w:unhideWhenUsed="0" w:uiPriority="0" w:semiHidden="0" w:name="Table Simple 1"/>
+    <w:lsdException w:unhideWhenUsed="0" w:uiPriority="0" w:semiHidden="0" w:name="Table Simple 2"/>
+    <w:lsdException w:unhideWhenUsed="0" w:uiPriority="0" w:semiHidden="0" w:name="Table Simple 3"/>
+    <w:lsdException w:unhideWhenUsed="0" w:uiPriority="0" w:semiHidden="0" w:name="Table Classic 1"/>
+    <w:lsdException w:unhideWhenUsed="0" w:uiPriority="0" w:semiHidden="0" w:name="Table Classic 2"/>
+    <w:lsdException w:unhideWhenUsed="0" w:uiPriority="0" w:semiHidden="0" w:name="Table Classic 3"/>
+    <w:lsdException w:unhideWhenUsed="0" w:uiPriority="0" w:semiHidden="0" w:name="Table Classic 4"/>
+    <w:lsdException w:unhideWhenUsed="0" w:uiPriority="0" w:semiHidden="0" w:name="Table Colorful 1"/>
+    <w:lsdException w:unhideWhenUsed="0" w:uiPriority="0" w:semiHidden="0" w:name="Table Colorful 2"/>
+    <w:lsdException w:unhideWhenUsed="0" w:uiPriority="0" w:semiHidden="0" w:name="Table Colorful 3"/>
+    <w:lsdException w:unhideWhenUsed="0" w:uiPriority="0" w:semiHidden="0" w:name="Table Columns 1"/>
+    <w:lsdException w:unhideWhenUsed="0" w:uiPriority="0" w:semiHidden="0" w:name="Table Columns 2"/>
+    <w:lsdException w:unhideWhenUsed="0" w:uiPriority="0" w:semiHidden="0" w:name="Table Columns 3"/>
+    <w:lsdException w:unhideWhenUsed="0" w:uiPriority="0" w:semiHidden="0" w:name="Table Columns 4"/>
+    <w:lsdException w:unhideWhenUsed="0" w:uiPriority="0" w:semiHidden="0" w:name="Table Columns 5"/>
+    <w:lsdException w:unhideWhenUsed="0" w:uiPriority="0" w:semiHidden="0" w:name="Table Grid 1"/>
+    <w:lsdException w:unhideWhenUsed="0" w:uiPriority="0" w:semiHidden="0" w:name="Table Grid 2"/>
+    <w:lsdException w:unhideWhenUsed="0" w:uiPriority="0" w:semiHidden="0" w:name="Table Grid 3"/>
+    <w:lsdException w:unhideWhenUsed="0" w:uiPriority="0" w:semiHidden="0" w:name="Table Grid 4"/>
+    <w:lsdException w:unhideWhenUsed="0" w:uiPriority="0" w:semiHidden="0" w:name="Table Grid 5"/>
+    <w:lsdException w:unhideWhenUsed="0" w:uiPriority="0" w:semiHidden="0" w:name="Table Grid 6"/>
+    <w:lsdException w:unhideWhenUsed="0" w:uiPriority="0" w:semiHidden="0" w:name="Table Grid 7"/>
+    <w:lsdException w:unhideWhenUsed="0" w:uiPriority="0" w:semiHidden="0" w:name="Table Grid 8"/>
+    <w:lsdException w:unhideWhenUsed="0" w:uiPriority="0" w:semiHidden="0" w:name="Table List 1"/>
+    <w:lsdException w:unhideWhenUsed="0" w:uiPriority="0" w:semiHidden="0" w:name="Table List 2"/>
+    <w:lsdException w:unhideWhenUsed="0" w:uiPriority="0" w:semiHidden="0" w:name="Table List 3"/>
+    <w:lsdException w:unhideWhenUsed="0" w:uiPriority="0" w:semiHidden="0" w:name="Table List 4"/>
+    <w:lsdException w:unhideWhenUsed="0" w:uiPriority="0" w:semiHidden="0" w:name="Table List 5"/>
+    <w:lsdException w:unhideWhenUsed="0" w:uiPriority="0" w:semiHidden="0" w:name="Table List 6"/>
+    <w:lsdException w:unhideWhenUsed="0" w:uiPriority="0" w:semiHidden="0" w:name="Table List 7"/>
+    <w:lsdException w:unhideWhenUsed="0" w:uiPriority="0" w:semiHidden="0" w:name="Table List 8"/>
+    <w:lsdException w:unhideWhenUsed="0" w:uiPriority="0" w:semiHidden="0" w:name="Table 3D effects 1"/>
+    <w:lsdException w:unhideWhenUsed="0" w:uiPriority="0" w:semiHidden="0" w:name="Table 3D effects 2"/>
+    <w:lsdException w:unhideWhenUsed="0" w:uiPriority="0" w:semiHidden="0" w:name="Table 3D effects 3"/>
+    <w:lsdException w:unhideWhenUsed="0" w:uiPriority="0" w:semiHidden="0" w:name="Table Contemporary"/>
+    <w:lsdException w:unhideWhenUsed="0" w:uiPriority="0" w:semiHidden="0" w:name="Table Elegant"/>
+    <w:lsdException w:unhideWhenUsed="0" w:uiPriority="0" w:semiHidden="0" w:name="Table Professional"/>
+    <w:lsdException w:unhideWhenUsed="0" w:uiPriority="0" w:semiHidden="0" w:name="Table Subtle 1"/>
+    <w:lsdException w:unhideWhenUsed="0" w:uiPriority="0" w:semiHidden="0" w:name="Table Subtle 2"/>
+    <w:lsdException w:unhideWhenUsed="0" w:uiPriority="0" w:semiHidden="0" w:name="Table Web 1"/>
+    <w:lsdException w:unhideWhenUsed="0" w:uiPriority="0" w:semiHidden="0" w:name="Table Web 2"/>
+    <w:lsdException w:unhideWhenUsed="0" w:uiPriority="0" w:semiHidden="0" w:name="Table Web 3"/>
+    <w:lsdException w:unhideWhenUsed="0" w:uiPriority="0" w:semiHidden="0" w:name="Balloon Text"/>
+    <w:lsdException w:qFormat="1" w:unhideWhenUsed="0" w:uiPriority="0" w:semiHidden="0" w:name="Table Grid"/>
+    <w:lsdException w:unhideWhenUsed="0" w:uiPriority="0" w:semiHidden="0" w:name="Table Theme"/>
+    <w:lsdException w:unhideWhenUsed="0" w:uiPriority="60" w:semiHidden="0" w:name="Light Shading"/>
+    <w:lsdException w:unhideWhenUsed="0" w:uiPriority="61" w:semiHidden="0" w:name="Light List"/>
+    <w:lsdException w:unhideWhenUsed="0" w:uiPriority="62" w:semiHidden="0" w:name="Light Grid"/>
+    <w:lsdException w:unhideWhenUsed="0" w:uiPriority="63" w:semiHidden="0" w:name="Medium Shading 1"/>
+    <w:lsdException w:unhideWhenUsed="0" w:uiPriority="64" w:semiHidden="0" w:name="Medium Shading 2"/>
+    <w:lsdException w:unhideWhenUsed="0" w:uiPriority="65" w:semiHidden="0" w:name="Medium List 1"/>
+    <w:lsdException w:unhideWhenUsed="0" w:uiPriority="66" w:semiHidden="0" w:name="Medium List 2"/>
+    <w:lsdException w:unhideWhenUsed="0" w:uiPriority="67" w:semiHidden="0" w:name="Medium Grid 1"/>
+    <w:lsdException w:unhideWhenUsed="0" w:uiPriority="68" w:semiHidden="0" w:name="Medium Grid 2"/>
+    <w:lsdException w:unhideWhenUsed="0" w:uiPriority="69" w:semiHidden="0" w:name="Medium Grid 3"/>
+    <w:lsdException w:unhideWhenUsed="0" w:uiPriority="70" w:semiHidden="0" w:name="Dark List"/>
+    <w:lsdException w:unhideWhenUsed="0" w:uiPriority="71" w:semiHidden="0" w:name="Colorful Shading"/>
+    <w:lsdException w:unhideWhenUsed="0" w:uiPriority="72" w:semiHidden="0" w:name="Colorful List"/>
+    <w:lsdException w:unhideWhenUsed="0" w:uiPriority="73" w:semiHidden="0" w:name="Colorful Grid"/>
+    <w:lsdException w:unhideWhenUsed="0" w:uiPriority="60" w:semiHidden="0" w:name="Light Shading Accent 1"/>
+    <w:lsdException w:unhideWhenUsed="0" w:uiPriority="61" w:semiHidden="0" w:name="Light List Accent 1"/>
+    <w:lsdException w:unhideWhenUsed="0" w:uiPriority="62" w:semiHidden="0" w:name="Light Grid Accent 1"/>
+    <w:lsdException w:unhideWhenUsed="0" w:uiPriority="63" w:semiHidden="0" w:name="Medium Shading 1 Accent 1"/>
+    <w:lsdException w:unhideWhenUsed="0" w:uiPriority="64" w:semiHidden="0" w:name="Medium Shading 2 Accent 1"/>
+    <w:lsdException w:unhideWhenUsed="0" w:uiPriority="65" w:semiHidden="0" w:name="Medium List 1 Accent 1"/>
+    <w:lsdException w:unhideWhenUsed="0" w:uiPriority="66" w:semiHidden="0" w:name="Medium List 2 Accent 1"/>
+    <w:lsdException w:unhideWhenUsed="0" w:uiPriority="67" w:semiHidden="0" w:name="Medium Grid 1 Accent 1"/>
+    <w:lsdException w:unhideWhenUsed="0" w:uiPriority="68" w:semiHidden="0" w:name="Medium Grid 2 Accent 1"/>
+    <w:lsdException w:unhideWhenUsed="0" w:uiPriority="69" w:semiHidden="0" w:name="Medium Grid 3 Accent 1"/>
+    <w:lsdException w:unhideWhenUsed="0" w:uiPriority="70" w:semiHidden="0" w:name="Dark List Accent 1"/>
+    <w:lsdException w:unhideWhenUsed="0" w:uiPriority="71" w:semiHidden="0" w:name="Colorful Shading Accent 1"/>
+    <w:lsdException w:unhideWhenUsed="0" w:uiPriority="72" w:semiHidden="0" w:name="Colorful List Accent 1"/>
+    <w:lsdException w:unhideWhenUsed="0" w:uiPriority="73" w:semiHidden="0" w:name="Colorful Grid Accent 1"/>
+    <w:lsdException w:unhideWhenUsed="0" w:uiPriority="60" w:semiHidden="0" w:name="Light Shading Accent 2"/>
+    <w:lsdException w:unhideWhenUsed="0" w:uiPriority="61" w:semiHidden="0" w:name="Light List Accent 2"/>
+    <w:lsdException w:unhideWhenUsed="0" w:uiPriority="62" w:semiHidden="0" w:name="Light Grid Accent 2"/>
+    <w:lsdException w:unhideWhenUsed="0" w:uiPriority="63" w:semiHidden="0" w:name="Medium Shading 1 Accent 2"/>
+    <w:lsdException w:unhideWhenUsed="0" w:uiPriority="64" w:semiHidden="0" w:name="Medium Shading 2 Accent 2"/>
+    <w:lsdException w:unhideWhenUsed="0" w:uiPriority="65" w:semiHidden="0" w:name="Medium List 1 Accent 2"/>
+    <w:lsdException w:unhideWhenUsed="0" w:uiPriority="66" w:semiHidden="0" w:name="Medium List 2 Accent 2"/>
+    <w:lsdException w:unhideWhenUsed="0" w:uiPriority="67" w:semiHidden="0" w:name="Medium Grid 1 Accent 2"/>
+    <w:lsdException w:unhideWhenUsed="0" w:uiPriority="68" w:semiHidden="0" w:name="Medium Grid 2 Accent 2"/>
+    <w:lsdException w:unhideWhenUsed="0" w:uiPriority="69" w:semiHidden="0" w:name="Medium Grid 3 Accent 2"/>
+    <w:lsdException w:unhideWhenUsed="0" w:uiPriority="70" w:semiHidden="0" w:name="Dark List Accent 2"/>
+    <w:lsdException w:unhideWhenUsed="0" w:uiPriority="71" w:semiHidden="0" w:name="Colorful Shading Accent 2"/>
+    <w:lsdException w:unhideWhenUsed="0" w:uiPriority="72" w:semiHidden="0" w:name="Colorful List Accent 2"/>
+    <w:lsdException w:unhideWhenUsed="0" w:uiPriority="73" w:semiHidden="0" w:name="Colorful Grid Accent 2"/>
+    <w:lsdException w:unhideWhenUsed="0" w:uiPriority="60" w:semiHidden="0" w:name="Light Shading Accent 3"/>
+    <w:lsdException w:unhideWhenUsed="0" w:uiPriority="61" w:semiHidden="0" w:name="Light List Accent 3"/>
+    <w:lsdException w:unhideWhenUsed="0" w:uiPriority="62" w:semiHidden="0" w:name="Light Grid Accent 3"/>
+    <w:lsdException w:unhideWhenUsed="0" w:uiPriority="63" w:semiHidden="0" w:name="Medium Shading 1 Accent 3"/>
+    <w:lsdException w:unhideWhenUsed="0" w:uiPriority="64" w:semiHidden="0" w:name="Medium Shading 2 Accent 3"/>
+    <w:lsdException w:unhideWhenUsed="0" w:uiPriority="65" w:semiHidden="0" w:name="Medium List 1 Accent 3"/>
+    <w:lsdException w:unhideWhenUsed="0" w:uiPriority="66" w:semiHidden="0" w:name="Medium List 2 Accent 3"/>
+    <w:lsdException w:unhideWhenUsed="0" w:uiPriority="67" w:semiHidden="0" w:name="Medium Grid 1 Accent 3"/>
+    <w:lsdException w:unhideWhenUsed="0" w:uiPriority="68" w:semiHidden="0" w:name="Medium Grid 2 Accent 3"/>
+    <w:lsdException w:unhideWhenUsed="0" w:uiPriority="69" w:semiHidden="0" w:name="Medium Grid 3 Accent 3"/>
+    <w:lsdException w:unhideWhenUsed="0" w:uiPriority="70" w:semiHidden="0" w:name="Dark List Accent 3"/>
+    <w:lsdException w:unhideWhenUsed="0" w:uiPriority="71" w:semiHidden="0" w:name="Colorful Shading Accent 3"/>
+    <w:lsdException w:unhideWhenUsed="0" w:uiPriority="72" w:semiHidden="0" w:name="Colorful List Accent 3"/>
+    <w:lsdException w:unhideWhenUsed="0" w:uiPriority="73" w:semiHidden="0" w:name="Colorful Grid Accent 3"/>
+    <w:lsdException w:unhideWhenUsed="0" w:uiPriority="60" w:semiHidden="0" w:name="Light Shading Accent 4"/>
+    <w:lsdException w:unhideWhenUsed="0" w:uiPriority="61" w:semiHidden="0" w:name="Light List Accent 4"/>
+    <w:lsdException w:unhideWhenUsed="0" w:uiPriority="62" w:semiHidden="0" w:name="Light Grid Accent 4"/>
+    <w:lsdException w:unhideWhenUsed="0" w:uiPriority="63" w:semiHidden="0" w:name="Medium Shading 1 Accent 4"/>
+    <w:lsdException w:unhideWhenUsed="0" w:uiPriority="64" w:semiHidden="0" w:name="Medium Shading 2 Accent 4"/>
+    <w:lsdException w:unhideWhenUsed="0" w:uiPriority="65" w:semiHidden="0" w:name="Medium List 1 Accent 4"/>
+    <w:lsdException w:unhideWhenUsed="0" w:uiPriority="66" w:semiHidden="0" w:name="Medium List 2 Accent 4"/>
+    <w:lsdException w:unhideWhenUsed="0" w:uiPriority="67" w:semiHidden="0" w:name="Medium Grid 1 Accent 4"/>
+    <w:lsdException w:unhideWhenUsed="0" w:uiPriority="68" w:semiHidden="0" w:name="Medium Grid 2 Accent 4"/>
+    <w:lsdException w:unhideWhenUsed="0" w:uiPriority="69" w:semiHidden="0" w:name="Medium Grid 3 Accent 4"/>
+    <w:lsdException w:unhideWhenUsed="0" w:uiPriority="70" w:semiHidden="0" w:name="Dark List Accent 4"/>
+    <w:lsdException w:unhideWhenUsed="0" w:uiPriority="71" w:semiHidden="0" w:name="Colorful Shading Accent 4"/>
+    <w:lsdException w:unhideWhenUsed="0" w:uiPriority="72" w:semiHidden="0" w:name="Colorful List Accent 4"/>
+    <w:lsdException w:unhideWhenUsed="0" w:uiPriority="73" w:semiHidden="0" w:name="Colorful Grid Accent 4"/>
+    <w:lsdException w:unhideWhenUsed="0" w:uiPriority="60" w:semiHidden="0" w:name="Light Shading Accent 5"/>
+    <w:lsdException w:unhideWhenUsed="0" w:uiPriority="61" w:semiHidden="0" w:name="Light List Accent 5"/>
+    <w:lsdException w:unhideWhenUsed="0" w:uiPriority="62" w:semiHidden="0" w:name="Light Grid Accent 5"/>
+    <w:lsdException w:unhideWhenUsed="0" w:uiPriority="63" w:semiHidden="0" w:name="Medium Shading 1 Accent 5"/>
+    <w:lsdException w:unhideWhenUsed="0" w:uiPriority="64" w:semiHidden="0" w:name="Medium Shading 2 Accent 5"/>
+    <w:lsdException w:unhideWhenUsed="0" w:uiPriority="65" w:semiHidden="0" w:name="Medium List 1 Accent 5"/>
+    <w:lsdException w:unhideWhenUsed="0" w:uiPriority="66" w:semiHidden="0" w:name="Medium List 2 Accent 5"/>
+    <w:lsdException w:unhideWhenUsed="0" w:uiPriority="67" w:semiHidden="0" w:name="Medium Grid 1 Accent 5"/>
+    <w:lsdException w:unhideWhenUsed="0" w:uiPriority="68" w:semiHidden="0" w:name="Medium Grid 2 Accent 5"/>
+    <w:lsdException w:unhideWhenUsed="0" w:uiPriority="69" w:semiHidden="0" w:name="Medium Grid 3 Accent 5"/>
+    <w:lsdException w:unhideWhenUsed="0" w:uiPriority="70" w:semiHidden="0" w:name="Dark List Accent 5"/>
+    <w:lsdException w:unhideWhenUsed="0" w:uiPriority="71" w:semiHidden="0" w:name="Colorful Shading Accent 5"/>
+    <w:lsdException w:unhideWhenUsed="0" w:uiPriority="72" w:semiHidden="0" w:name="Colorful List Accent 5"/>
+    <w:lsdException w:unhideWhenUsed="0" w:uiPriority="73" w:semiHidden="0" w:name="Colorful Grid Accent 5"/>
+    <w:lsdException w:unhideWhenUsed="0" w:uiPriority="60" w:semiHidden="0" w:name="Light Shading Accent 6"/>
+    <w:lsdException w:unhideWhenUsed="0" w:uiPriority="61" w:semiHidden="0" w:name="Light List Accent 6"/>
+    <w:lsdException w:unhideWhenUsed="0" w:uiPriority="62" w:semiHidden="0" w:name="Light Grid Accent 6"/>
+    <w:lsdException w:unhideWhenUsed="0" w:uiPriority="63" w:semiHidden="0" w:name="Medium Shading 1 Accent 6"/>
+    <w:lsdException w:unhideWhenUsed="0" w:uiPriority="64" w:semiHidden="0" w:name="Medium Shading 2 Accent 6"/>
+    <w:lsdException w:unhideWhenUsed="0" w:uiPriority="65" w:semiHidden="0" w:name="Medium List 1 Accent 6"/>
+    <w:lsdException w:unhideWhenUsed="0" w:uiPriority="66" w:semiHidden="0" w:name="Medium List 2 Accent 6"/>
+    <w:lsdException w:unhideWhenUsed="0" w:uiPriority="67" w:semiHidden="0" w:name="Medium Grid 1 Accent 6"/>
+    <w:lsdException w:unhideWhenUsed="0" w:uiPriority="68" w:semiHidden="0" w:name="Medium Grid 2 Accent 6"/>
+    <w:lsdException w:unhideWhenUsed="0" w:uiPriority="69" w:semiHidden="0" w:name="Medium Grid 3 Accent 6"/>
+    <w:lsdException w:unhideWhenUsed="0" w:uiPriority="70" w:semiHidden="0" w:name="Dark List Accent 6"/>
+    <w:lsdException w:unhideWhenUsed="0" w:uiPriority="71" w:semiHidden="0" w:name="Colorful Shading Accent 6"/>
+    <w:lsdException w:unhideWhenUsed="0" w:uiPriority="72" w:semiHidden="0" w:name="Colorful List Accent 6"/>
+    <w:lsdException w:unhideWhenUsed="0" w:uiPriority="73" w:semiHidden="0" w:name="Colorful Grid Accent 6"/>
   </w:latentStyles>
-  <w:style w:type="paragraph" w:default="1" w:styleId="Normal">
+  <w:style w:type="paragraph" w:default="1" w:styleId="1">
     <w:name w:val="Normal"/>
     <w:qFormat/>
+    <w:uiPriority w:val="0"/>
     <w:pPr>
       <w:kinsoku w:val="0"/>
       <w:autoSpaceDE w:val="0"/>
@@ -4486,7 +4586,7 @@
       <w:textAlignment w:val="baseline"/>
     </w:pPr>
     <w:rPr>
-      <w:rFonts w:ascii="Arial" w:eastAsia="宋体" w:hAnsi="Arial" w:cs="Arial"/>
+      <w:rFonts w:ascii="Arial" w:hAnsi="Arial" w:eastAsia="宋体" w:cs="Arial"/>
       <w:snapToGrid w:val="0"/>
       <w:color w:val="000000"/>
       <w:kern w:val="0"/>
@@ -4495,11 +4595,12 @@
       <w:lang w:val="en-US" w:eastAsia="en-US" w:bidi="ar-SA"/>
     </w:rPr>
   </w:style>
-  <w:style w:type="paragraph" w:styleId="Heading1">
+  <w:style w:type="paragraph" w:styleId="2">
     <w:name w:val="heading 1"/>
-    <w:basedOn w:val="Normal"/>
-    <w:next w:val="Normal"/>
+    <w:basedOn w:val="1"/>
+    <w:next w:val="1"/>
     <w:qFormat/>
+    <w:uiPriority w:val="0"/>
     <w:pPr>
       <w:keepNext/>
       <w:keepLines/>
@@ -4517,12 +4618,13 @@
       <w:sz w:val="44"/>
     </w:rPr>
   </w:style>
-  <w:style w:type="paragraph" w:styleId="Heading2">
+  <w:style w:type="paragraph" w:styleId="3">
     <w:name w:val="heading 2"/>
-    <w:basedOn w:val="Normal"/>
-    <w:next w:val="Normal"/>
+    <w:basedOn w:val="1"/>
+    <w:next w:val="1"/>
     <w:unhideWhenUsed/>
     <w:qFormat/>
+    <w:uiPriority w:val="0"/>
     <w:pPr>
       <w:keepNext/>
       <w:keepLines/>
@@ -4535,18 +4637,19 @@
       <w:outlineLvl w:val="1"/>
     </w:pPr>
     <w:rPr>
-      <w:rFonts w:ascii="Arial" w:eastAsia="黑体" w:hAnsi="Arial"/>
+      <w:rFonts w:ascii="Arial" w:hAnsi="Arial" w:eastAsia="黑体"/>
       <w:b/>
       <w:sz w:val="32"/>
     </w:rPr>
   </w:style>
-  <w:style w:type="paragraph" w:styleId="Heading3">
+  <w:style w:type="paragraph" w:styleId="4">
     <w:name w:val="heading 3"/>
-    <w:basedOn w:val="Normal"/>
-    <w:next w:val="Normal"/>
+    <w:basedOn w:val="1"/>
+    <w:next w:val="1"/>
     <w:semiHidden/>
     <w:unhideWhenUsed/>
     <w:qFormat/>
+    <w:uiPriority w:val="0"/>
     <w:pPr>
       <w:keepNext/>
       <w:keepLines/>
@@ -4563,12 +4666,13 @@
       <w:sz w:val="32"/>
     </w:rPr>
   </w:style>
-  <w:style w:type="paragraph" w:styleId="Heading4">
+  <w:style w:type="paragraph" w:styleId="5">
     <w:name w:val="heading 4"/>
-    <w:basedOn w:val="Normal"/>
-    <w:next w:val="Normal"/>
+    <w:basedOn w:val="1"/>
+    <w:next w:val="1"/>
     <w:unhideWhenUsed/>
     <w:qFormat/>
+    <w:uiPriority w:val="0"/>
     <w:pPr>
       <w:keepNext/>
       <w:keepLines/>
@@ -4581,18 +4685,19 @@
       <w:outlineLvl w:val="3"/>
     </w:pPr>
     <w:rPr>
-      <w:rFonts w:ascii="Arial" w:eastAsia="黑体" w:hAnsi="Arial"/>
+      <w:rFonts w:ascii="Arial" w:hAnsi="Arial" w:eastAsia="黑体"/>
       <w:b/>
       <w:sz w:val="28"/>
     </w:rPr>
   </w:style>
-  <w:style w:type="paragraph" w:styleId="Heading5">
+  <w:style w:type="paragraph" w:styleId="6">
     <w:name w:val="heading 5"/>
-    <w:basedOn w:val="Normal"/>
-    <w:next w:val="Normal"/>
+    <w:basedOn w:val="1"/>
+    <w:next w:val="1"/>
     <w:semiHidden/>
     <w:unhideWhenUsed/>
     <w:qFormat/>
+    <w:uiPriority w:val="0"/>
     <w:pPr>
       <w:keepNext/>
       <w:keepLines/>
@@ -4609,13 +4714,14 @@
       <w:sz w:val="28"/>
     </w:rPr>
   </w:style>
-  <w:style w:type="paragraph" w:styleId="Heading6">
+  <w:style w:type="paragraph" w:styleId="7">
     <w:name w:val="heading 6"/>
-    <w:basedOn w:val="Normal"/>
-    <w:next w:val="Normal"/>
+    <w:basedOn w:val="1"/>
+    <w:next w:val="1"/>
     <w:semiHidden/>
     <w:unhideWhenUsed/>
     <w:qFormat/>
+    <w:uiPriority w:val="0"/>
     <w:pPr>
       <w:keepNext/>
       <w:keepLines/>
@@ -4628,18 +4734,19 @@
       <w:outlineLvl w:val="5"/>
     </w:pPr>
     <w:rPr>
-      <w:rFonts w:ascii="Arial" w:eastAsia="黑体" w:hAnsi="Arial"/>
+      <w:rFonts w:ascii="Arial" w:hAnsi="Arial" w:eastAsia="黑体"/>
       <w:b/>
       <w:sz w:val="24"/>
     </w:rPr>
   </w:style>
-  <w:style w:type="paragraph" w:styleId="Heading7">
+  <w:style w:type="paragraph" w:styleId="8">
     <w:name w:val="heading 7"/>
-    <w:basedOn w:val="Normal"/>
-    <w:next w:val="Normal"/>
+    <w:basedOn w:val="1"/>
+    <w:next w:val="1"/>
     <w:semiHidden/>
     <w:unhideWhenUsed/>
     <w:qFormat/>
+    <w:uiPriority w:val="0"/>
     <w:pPr>
       <w:keepNext/>
       <w:keepLines/>
@@ -4656,13 +4763,14 @@
       <w:sz w:val="24"/>
     </w:rPr>
   </w:style>
-  <w:style w:type="paragraph" w:styleId="Heading8">
+  <w:style w:type="paragraph" w:styleId="9">
     <w:name w:val="heading 8"/>
-    <w:basedOn w:val="Normal"/>
-    <w:next w:val="Normal"/>
+    <w:basedOn w:val="1"/>
+    <w:next w:val="1"/>
     <w:semiHidden/>
     <w:unhideWhenUsed/>
     <w:qFormat/>
+    <w:uiPriority w:val="0"/>
     <w:pPr>
       <w:keepNext/>
       <w:keepLines/>
@@ -4675,17 +4783,18 @@
       <w:outlineLvl w:val="7"/>
     </w:pPr>
     <w:rPr>
-      <w:rFonts w:ascii="Arial" w:eastAsia="黑体" w:hAnsi="Arial"/>
+      <w:rFonts w:ascii="Arial" w:hAnsi="Arial" w:eastAsia="黑体"/>
       <w:sz w:val="24"/>
     </w:rPr>
   </w:style>
-  <w:style w:type="paragraph" w:styleId="Heading9">
+  <w:style w:type="paragraph" w:styleId="10">
     <w:name w:val="heading 9"/>
-    <w:basedOn w:val="Normal"/>
-    <w:next w:val="Normal"/>
+    <w:basedOn w:val="1"/>
+    <w:next w:val="1"/>
     <w:semiHidden/>
     <w:unhideWhenUsed/>
     <w:qFormat/>
+    <w:uiPriority w:val="0"/>
     <w:pPr>
       <w:keepNext/>
       <w:keepLines/>
@@ -4698,19 +4807,21 @@
       <w:outlineLvl w:val="8"/>
     </w:pPr>
     <w:rPr>
-      <w:rFonts w:ascii="Arial" w:eastAsia="黑体" w:hAnsi="Arial"/>
+      <w:rFonts w:ascii="Arial" w:hAnsi="Arial" w:eastAsia="黑体"/>
       <w:sz w:val="21"/>
     </w:rPr>
   </w:style>
-  <w:style w:type="character" w:default="1" w:styleId="DefaultParagraphFont">
+  <w:style w:type="character" w:default="1" w:styleId="22">
     <w:name w:val="Default Paragraph Font"/>
     <w:semiHidden/>
     <w:qFormat/>
+    <w:uiPriority w:val="0"/>
   </w:style>
-  <w:style w:type="table" w:default="1" w:styleId="TableNormal">
+  <w:style w:type="table" w:default="1" w:styleId="20">
     <w:name w:val="Normal Table"/>
     <w:semiHidden/>
     <w:qFormat/>
+    <w:uiPriority w:val="0"/>
     <w:tblPr>
       <w:tblCellMar>
         <w:top w:w="0" w:type="dxa"/>
@@ -4720,39 +4831,43 @@
       </w:tblCellMar>
     </w:tblPr>
   </w:style>
-  <w:style w:type="paragraph" w:styleId="CommentText">
+  <w:style w:type="paragraph" w:styleId="11">
     <w:name w:val="annotation text"/>
-    <w:basedOn w:val="Normal"/>
+    <w:basedOn w:val="1"/>
     <w:qFormat/>
+    <w:uiPriority w:val="0"/>
     <w:pPr>
       <w:jc w:val="left"/>
     </w:pPr>
   </w:style>
-  <w:style w:type="paragraph" w:styleId="BodyText">
+  <w:style w:type="paragraph" w:styleId="12">
     <w:name w:val="Body Text"/>
-    <w:basedOn w:val="Normal"/>
+    <w:basedOn w:val="1"/>
     <w:semiHidden/>
     <w:qFormat/>
+    <w:uiPriority w:val="0"/>
     <w:rPr>
-      <w:rFonts w:ascii="Arial" w:eastAsia="Arial" w:hAnsi="Arial" w:cs="Arial"/>
+      <w:rFonts w:ascii="Arial" w:hAnsi="Arial" w:eastAsia="Arial" w:cs="Arial"/>
       <w:sz w:val="21"/>
       <w:szCs w:val="21"/>
       <w:lang w:val="en-US" w:eastAsia="en-US" w:bidi="ar-SA"/>
     </w:rPr>
   </w:style>
-  <w:style w:type="paragraph" w:styleId="TOC3">
+  <w:style w:type="paragraph" w:styleId="13">
     <w:name w:val="toc 3"/>
-    <w:basedOn w:val="Normal"/>
-    <w:next w:val="Normal"/>
+    <w:basedOn w:val="1"/>
+    <w:next w:val="1"/>
     <w:qFormat/>
+    <w:uiPriority w:val="0"/>
     <w:pPr>
       <w:ind w:left="840" w:leftChars="400"/>
     </w:pPr>
   </w:style>
-  <w:style w:type="paragraph" w:styleId="Footer">
+  <w:style w:type="paragraph" w:styleId="14">
     <w:name w:val="footer"/>
-    <w:basedOn w:val="Normal"/>
+    <w:basedOn w:val="1"/>
     <w:qFormat/>
+    <w:uiPriority w:val="0"/>
     <w:pPr>
       <w:tabs>
         <w:tab w:val="center" w:pos="4153"/>
@@ -4765,16 +4880,17 @@
       <w:sz w:val="18"/>
     </w:rPr>
   </w:style>
-  <w:style w:type="paragraph" w:styleId="Header">
+  <w:style w:type="paragraph" w:styleId="15">
     <w:name w:val="header"/>
-    <w:basedOn w:val="Normal"/>
+    <w:basedOn w:val="1"/>
     <w:qFormat/>
+    <w:uiPriority w:val="0"/>
     <w:pPr>
       <w:pBdr>
-        <w:top w:val="nil"/>
-        <w:left w:val="nil"/>
-        <w:bottom w:val="nil"/>
-        <w:right w:val="nil"/>
+        <w:top w:val="none" w:color="auto" w:sz="0" w:space="0"/>
+        <w:left w:val="none" w:color="auto" w:sz="0" w:space="0"/>
+        <w:bottom w:val="none" w:color="auto" w:sz="0" w:space="0"/>
+        <w:right w:val="none" w:color="auto" w:sz="0" w:space="0"/>
       </w:pBdr>
       <w:tabs>
         <w:tab w:val="center" w:pos="4153"/>
@@ -4789,37 +4905,41 @@
       <w:sz w:val="18"/>
     </w:rPr>
   </w:style>
-  <w:style w:type="paragraph" w:styleId="TOC1">
+  <w:style w:type="paragraph" w:styleId="16">
     <w:name w:val="toc 1"/>
-    <w:basedOn w:val="Normal"/>
-    <w:next w:val="Normal"/>
+    <w:basedOn w:val="1"/>
+    <w:next w:val="1"/>
     <w:qFormat/>
+    <w:uiPriority w:val="0"/>
     <w:rPr>
-      <w:rFonts w:ascii="Arial" w:eastAsia="Microsoft JhengHei" w:hAnsi="Arial"/>
+      <w:rFonts w:ascii="Arial" w:hAnsi="Arial" w:eastAsia="Microsoft JhengHei"/>
       <w:sz w:val="24"/>
     </w:rPr>
   </w:style>
-  <w:style w:type="paragraph" w:styleId="TOC2">
+  <w:style w:type="paragraph" w:styleId="17">
     <w:name w:val="toc 2"/>
-    <w:basedOn w:val="Normal"/>
-    <w:next w:val="Normal"/>
+    <w:basedOn w:val="1"/>
+    <w:next w:val="1"/>
     <w:qFormat/>
+    <w:uiPriority w:val="0"/>
     <w:pPr>
       <w:ind w:left="420" w:leftChars="200"/>
     </w:pPr>
   </w:style>
-  <w:style w:type="paragraph" w:styleId="NormalWeb">
+  <w:style w:type="paragraph" w:styleId="18">
     <w:name w:val="Normal (Web)"/>
-    <w:basedOn w:val="Normal"/>
+    <w:basedOn w:val="1"/>
     <w:qFormat/>
+    <w:uiPriority w:val="0"/>
     <w:rPr>
       <w:sz w:val="24"/>
     </w:rPr>
   </w:style>
-  <w:style w:type="paragraph" w:styleId="Title">
+  <w:style w:type="paragraph" w:styleId="19">
     <w:name w:val="Title"/>
-    <w:basedOn w:val="Normal"/>
+    <w:basedOn w:val="1"/>
     <w:qFormat/>
+    <w:uiPriority w:val="0"/>
     <w:pPr>
       <w:spacing w:before="240" w:beforeLines="0" w:beforeAutospacing="0" w:after="60" w:afterLines="0" w:afterAutospacing="0"/>
       <w:jc w:val="center"/>
@@ -4831,68 +4951,73 @@
       <w:sz w:val="32"/>
     </w:rPr>
   </w:style>
-  <w:style w:type="table" w:styleId="TableGrid">
+  <w:style w:type="table" w:styleId="21">
     <w:name w:val="Table Grid"/>
-    <w:basedOn w:val="TableNormal"/>
+    <w:basedOn w:val="20"/>
     <w:qFormat/>
+    <w:uiPriority w:val="0"/>
     <w:pPr>
       <w:widowControl w:val="0"/>
       <w:jc w:val="both"/>
     </w:pPr>
     <w:tblPr>
       <w:tblBorders>
-        <w:top w:val="single" w:sz="4" w:space="0" w:color="auto"/>
-        <w:left w:val="single" w:sz="4" w:space="0" w:color="auto"/>
-        <w:bottom w:val="single" w:sz="4" w:space="0" w:color="auto"/>
-        <w:right w:val="single" w:sz="4" w:space="0" w:color="auto"/>
-        <w:insideH w:val="single" w:sz="4" w:space="0" w:color="auto"/>
-        <w:insideV w:val="single" w:sz="4" w:space="0" w:color="auto"/>
+        <w:top w:val="single" w:color="auto" w:sz="4" w:space="0"/>
+        <w:left w:val="single" w:color="auto" w:sz="4" w:space="0"/>
+        <w:bottom w:val="single" w:color="auto" w:sz="4" w:space="0"/>
+        <w:right w:val="single" w:color="auto" w:sz="4" w:space="0"/>
+        <w:insideH w:val="single" w:color="auto" w:sz="4" w:space="0"/>
+        <w:insideV w:val="single" w:color="auto" w:sz="4" w:space="0"/>
       </w:tblBorders>
     </w:tblPr>
   </w:style>
-  <w:style w:type="character" w:styleId="Strong">
+  <w:style w:type="character" w:styleId="23">
     <w:name w:val="Strong"/>
-    <w:basedOn w:val="DefaultParagraphFont"/>
+    <w:basedOn w:val="22"/>
     <w:qFormat/>
+    <w:uiPriority w:val="0"/>
     <w:rPr>
       <w:b/>
     </w:rPr>
   </w:style>
-  <w:style w:type="paragraph" w:customStyle="1" w:styleId="a">
+  <w:style w:type="paragraph" w:customStyle="1" w:styleId="24">
     <w:name w:val="柴_公司名"/>
-    <w:basedOn w:val="Title"/>
+    <w:basedOn w:val="19"/>
     <w:qFormat/>
+    <w:uiPriority w:val="0"/>
     <w:pPr>
       <w:spacing w:after="600" w:afterLines="600"/>
     </w:pPr>
     <w:rPr>
-      <w:rFonts w:ascii="宋体" w:eastAsia="宋体" w:hAnsi="宋体" w:cs="宋体" w:hint="eastAsia"/>
+      <w:rFonts w:hint="eastAsia" w:ascii="宋体" w:hAnsi="宋体" w:eastAsia="宋体" w:cs="宋体"/>
       <w:bCs/>
       <w:spacing w:val="-6"/>
       <w:sz w:val="52"/>
       <w:szCs w:val="52"/>
     </w:rPr>
   </w:style>
-  <w:style w:type="paragraph" w:customStyle="1" w:styleId="a0">
+  <w:style w:type="paragraph" w:customStyle="1" w:styleId="25">
     <w:name w:val="柴_文档名"/>
-    <w:basedOn w:val="Title"/>
+    <w:basedOn w:val="19"/>
     <w:qFormat/>
+    <w:uiPriority w:val="0"/>
     <w:pPr>
       <w:spacing w:after="900" w:afterLines="900"/>
     </w:pPr>
     <w:rPr>
-      <w:rFonts w:ascii="黑体" w:eastAsia="黑体" w:hAnsi="黑体" w:cs="黑体"/>
+      <w:rFonts w:ascii="黑体" w:hAnsi="黑体" w:eastAsia="黑体" w:cs="黑体"/>
       <w:bCs/>
       <w:spacing w:val="-7"/>
       <w:sz w:val="52"/>
       <w:szCs w:val="52"/>
     </w:rPr>
   </w:style>
-  <w:style w:type="table" w:customStyle="1" w:styleId="TableNormal0">
+  <w:style w:type="table" w:customStyle="1" w:styleId="26">
     <w:name w:val="Table Normal_0"/>
     <w:semiHidden/>
     <w:unhideWhenUsed/>
     <w:qFormat/>
+    <w:uiPriority w:val="0"/>
     <w:tblPr>
       <w:tblCellMar>
         <w:top w:w="0" w:type="dxa"/>
@@ -4902,82 +5027,88 @@
       </w:tblCellMar>
     </w:tblPr>
   </w:style>
-  <w:style w:type="paragraph" w:customStyle="1" w:styleId="TableText">
+  <w:style w:type="paragraph" w:customStyle="1" w:styleId="27">
     <w:name w:val="Table Text"/>
-    <w:basedOn w:val="Normal"/>
+    <w:basedOn w:val="1"/>
     <w:semiHidden/>
     <w:qFormat/>
+    <w:uiPriority w:val="0"/>
     <w:rPr>
-      <w:rFonts w:ascii="宋体" w:eastAsia="宋体" w:hAnsi="宋体" w:cs="宋体"/>
+      <w:rFonts w:ascii="宋体" w:hAnsi="宋体" w:eastAsia="宋体" w:cs="宋体"/>
       <w:sz w:val="21"/>
       <w:szCs w:val="21"/>
       <w:lang w:val="en-US" w:eastAsia="en-US" w:bidi="ar-SA"/>
     </w:rPr>
   </w:style>
-  <w:style w:type="paragraph" w:customStyle="1" w:styleId="1">
+  <w:style w:type="paragraph" w:customStyle="1" w:styleId="28">
     <w:name w:val="柴_标题1"/>
-    <w:basedOn w:val="Heading1"/>
-    <w:next w:val="a1"/>
-    <w:link w:val="1Char"/>
+    <w:basedOn w:val="2"/>
+    <w:next w:val="29"/>
+    <w:link w:val="38"/>
     <w:qFormat/>
+    <w:uiPriority w:val="0"/>
     <w:pPr>
       <w:spacing w:before="100" w:after="90" w:line="360" w:lineRule="auto"/>
     </w:pPr>
     <w:rPr>
-      <w:rFonts w:ascii="Arial" w:eastAsia="宋体" w:hAnsi="Arial"/>
+      <w:rFonts w:ascii="Arial" w:hAnsi="Arial" w:eastAsia="宋体"/>
       <w:sz w:val="32"/>
     </w:rPr>
   </w:style>
-  <w:style w:type="paragraph" w:customStyle="1" w:styleId="a1">
+  <w:style w:type="paragraph" w:customStyle="1" w:styleId="29">
     <w:name w:val="柴_正文"/>
-    <w:basedOn w:val="BodyText"/>
-    <w:link w:val="Char"/>
+    <w:basedOn w:val="12"/>
+    <w:link w:val="43"/>
     <w:qFormat/>
+    <w:uiPriority w:val="0"/>
     <w:pPr>
       <w:spacing w:line="360" w:lineRule="auto"/>
       <w:ind w:firstLine="470" w:firstLineChars="200"/>
     </w:pPr>
     <w:rPr>
-      <w:rFonts w:ascii="Arial" w:eastAsia="宋体" w:hAnsi="Arial"/>
+      <w:rFonts w:ascii="Arial" w:hAnsi="Arial" w:eastAsia="宋体"/>
       <w:sz w:val="24"/>
       <w:lang w:eastAsia="zh-CN"/>
     </w:rPr>
   </w:style>
-  <w:style w:type="paragraph" w:customStyle="1" w:styleId="2">
+  <w:style w:type="paragraph" w:customStyle="1" w:styleId="30">
     <w:name w:val="柴_标题2"/>
-    <w:basedOn w:val="Heading2"/>
-    <w:next w:val="a1"/>
+    <w:basedOn w:val="3"/>
+    <w:next w:val="29"/>
     <w:qFormat/>
+    <w:uiPriority w:val="0"/>
     <w:pPr>
       <w:spacing w:line="360" w:lineRule="auto"/>
     </w:pPr>
     <w:rPr>
-      <w:rFonts w:ascii="Arial" w:eastAsia="宋体" w:hAnsi="Arial"/>
+      <w:rFonts w:ascii="Arial" w:hAnsi="Arial" w:eastAsia="宋体"/>
       <w:sz w:val="28"/>
     </w:rPr>
   </w:style>
-  <w:style w:type="paragraph" w:customStyle="1" w:styleId="3">
+  <w:style w:type="paragraph" w:customStyle="1" w:styleId="31">
     <w:name w:val="柴_标题3"/>
-    <w:basedOn w:val="Heading3"/>
-    <w:next w:val="a1"/>
-    <w:link w:val="3Char"/>
+    <w:basedOn w:val="4"/>
+    <w:next w:val="29"/>
+    <w:link w:val="39"/>
     <w:qFormat/>
+    <w:uiPriority w:val="0"/>
     <w:pPr>
       <w:spacing w:line="360" w:lineRule="auto"/>
       <w:ind w:left="0" w:firstLine="472" w:firstLineChars="200"/>
     </w:pPr>
     <w:rPr>
-      <w:rFonts w:ascii="宋体" w:eastAsia="宋体" w:hAnsi="宋体" w:cs="宋体"/>
+      <w:rFonts w:ascii="宋体" w:hAnsi="宋体" w:eastAsia="宋体" w:cs="宋体"/>
       <w:spacing w:val="-2"/>
       <w:sz w:val="24"/>
       <w:szCs w:val="24"/>
     </w:rPr>
   </w:style>
-  <w:style w:type="paragraph" w:customStyle="1" w:styleId="a2">
+  <w:style w:type="paragraph" w:customStyle="1" w:styleId="32">
     <w:name w:val="柴_目录"/>
-    <w:basedOn w:val="Normal"/>
-    <w:next w:val="BodyText"/>
+    <w:basedOn w:val="1"/>
+    <w:next w:val="12"/>
     <w:qFormat/>
+    <w:uiPriority w:val="0"/>
     <w:pPr>
       <w:tabs>
         <w:tab w:val="right" w:leader="dot" w:pos="8442"/>
@@ -4985,59 +5116,64 @@
       <w:ind w:left="0" w:leftChars="0"/>
     </w:pPr>
     <w:rPr>
-      <w:rFonts w:ascii="Arial" w:eastAsia="Microsoft JhengHei" w:hAnsi="Arial"/>
+      <w:rFonts w:ascii="Arial" w:hAnsi="Arial" w:eastAsia="Microsoft JhengHei"/>
       <w:sz w:val="24"/>
     </w:rPr>
   </w:style>
-  <w:style w:type="paragraph" w:customStyle="1" w:styleId="WPSOffice1">
+  <w:style w:type="paragraph" w:customStyle="1" w:styleId="33">
     <w:name w:val="WPSOffice手动目录 1"/>
     <w:qFormat/>
+    <w:uiPriority w:val="0"/>
     <w:pPr>
       <w:ind w:leftChars="0"/>
     </w:pPr>
     <w:rPr>
-      <w:rFonts w:ascii="Times New Roman" w:eastAsia="宋体" w:hAnsi="Times New Roman" w:cs="Times New Roman"/>
+      <w:rFonts w:ascii="Times New Roman" w:hAnsi="Times New Roman" w:eastAsia="宋体" w:cs="Times New Roman"/>
       <w:sz w:val="20"/>
       <w:szCs w:val="20"/>
     </w:rPr>
   </w:style>
-  <w:style w:type="paragraph" w:customStyle="1" w:styleId="WPSOffice2">
+  <w:style w:type="paragraph" w:customStyle="1" w:styleId="34">
     <w:name w:val="WPSOffice手动目录 2"/>
     <w:qFormat/>
+    <w:uiPriority w:val="0"/>
     <w:pPr>
       <w:ind w:leftChars="200"/>
     </w:pPr>
     <w:rPr>
-      <w:rFonts w:ascii="Times New Roman" w:eastAsia="宋体" w:hAnsi="Times New Roman" w:cs="Times New Roman"/>
+      <w:rFonts w:ascii="Times New Roman" w:hAnsi="Times New Roman" w:eastAsia="宋体" w:cs="Times New Roman"/>
       <w:sz w:val="20"/>
       <w:szCs w:val="20"/>
     </w:rPr>
   </w:style>
-  <w:style w:type="paragraph" w:customStyle="1" w:styleId="WPSOffice3">
+  <w:style w:type="paragraph" w:customStyle="1" w:styleId="35">
     <w:name w:val="WPSOffice手动目录 3"/>
     <w:qFormat/>
+    <w:uiPriority w:val="0"/>
     <w:pPr>
       <w:ind w:leftChars="400"/>
     </w:pPr>
     <w:rPr>
-      <w:rFonts w:ascii="Times New Roman" w:eastAsia="宋体" w:hAnsi="Times New Roman" w:cs="Times New Roman"/>
+      <w:rFonts w:ascii="Times New Roman" w:hAnsi="Times New Roman" w:eastAsia="宋体" w:cs="Times New Roman"/>
       <w:sz w:val="20"/>
       <w:szCs w:val="20"/>
     </w:rPr>
   </w:style>
-  <w:style w:type="paragraph" w:customStyle="1" w:styleId="Compact">
+  <w:style w:type="paragraph" w:customStyle="1" w:styleId="36">
     <w:name w:val="Compact"/>
-    <w:basedOn w:val="BodyText"/>
+    <w:basedOn w:val="12"/>
     <w:qFormat/>
+    <w:uiPriority w:val="0"/>
     <w:pPr>
       <w:spacing w:before="36" w:after="36"/>
     </w:pPr>
   </w:style>
-  <w:style w:type="table" w:customStyle="1" w:styleId="Table">
+  <w:style w:type="table" w:customStyle="1" w:styleId="37">
     <w:name w:val="Table"/>
     <w:semiHidden/>
     <w:unhideWhenUsed/>
     <w:qFormat/>
+    <w:uiPriority w:val="0"/>
     <w:tblPr>
       <w:tblCellMar>
         <w:top w:w="0" w:type="dxa"/>
@@ -5049,37 +5185,40 @@
     <w:tblStylePr w:type="firstRow">
       <w:tcPr>
         <w:tcBorders>
-          <w:bottom w:val="single" w:sz="0" w:space="0" w:color="auto"/>
+          <w:bottom w:val="single" w:color="auto" w:sz="0" w:space="0"/>
         </w:tcBorders>
         <w:vAlign w:val="bottom"/>
       </w:tcPr>
     </w:tblStylePr>
   </w:style>
-  <w:style w:type="character" w:customStyle="1" w:styleId="1Char">
+  <w:style w:type="character" w:customStyle="1" w:styleId="38">
     <w:name w:val="柴_标题1 Char"/>
-    <w:link w:val="1"/>
+    <w:link w:val="28"/>
     <w:qFormat/>
+    <w:uiPriority w:val="0"/>
     <w:rPr>
-      <w:rFonts w:ascii="Arial" w:eastAsia="宋体" w:hAnsi="Arial"/>
+      <w:rFonts w:ascii="Arial" w:hAnsi="Arial" w:eastAsia="宋体"/>
       <w:sz w:val="32"/>
     </w:rPr>
   </w:style>
-  <w:style w:type="character" w:customStyle="1" w:styleId="3Char">
+  <w:style w:type="character" w:customStyle="1" w:styleId="39">
     <w:name w:val="柴_标题3 Char"/>
-    <w:link w:val="3"/>
+    <w:link w:val="31"/>
     <w:qFormat/>
+    <w:uiPriority w:val="0"/>
     <w:rPr>
-      <w:rFonts w:ascii="宋体" w:eastAsia="宋体" w:hAnsi="宋体" w:cs="宋体"/>
+      <w:rFonts w:ascii="宋体" w:hAnsi="宋体" w:eastAsia="宋体" w:cs="宋体"/>
       <w:spacing w:val="-2"/>
       <w:sz w:val="24"/>
       <w:szCs w:val="24"/>
     </w:rPr>
   </w:style>
-  <w:style w:type="table" w:customStyle="1" w:styleId="TableNormal1">
+  <w:style w:type="table" w:customStyle="1" w:styleId="40">
     <w:name w:val="Table Normal_1"/>
     <w:semiHidden/>
     <w:unhideWhenUsed/>
     <w:qFormat/>
+    <w:uiPriority w:val="0"/>
     <w:tblPr>
       <w:tblCellMar>
         <w:top w:w="0" w:type="dxa"/>
@@ -5089,10 +5228,11 @@
       </w:tblCellMar>
     </w:tblPr>
   </w:style>
-  <w:style w:type="paragraph" w:customStyle="1" w:styleId="a3">
+  <w:style w:type="paragraph" w:customStyle="1" w:styleId="41">
     <w:name w:val="柴_正文_无缩进"/>
-    <w:basedOn w:val="Normal"/>
+    <w:basedOn w:val="1"/>
     <w:qFormat/>
+    <w:uiPriority w:val="0"/>
     <w:pPr>
       <w:ind w:firstLine="0" w:firstLineChars="0"/>
     </w:pPr>
@@ -5102,29 +5242,31 @@
       <w:lang w:eastAsia="zh-CN"/>
     </w:rPr>
   </w:style>
-  <w:style w:type="paragraph" w:customStyle="1" w:styleId="4">
+  <w:style w:type="paragraph" w:customStyle="1" w:styleId="42">
     <w:name w:val="柴_标题4"/>
-    <w:basedOn w:val="Heading4"/>
-    <w:next w:val="Normal"/>
+    <w:basedOn w:val="5"/>
+    <w:next w:val="1"/>
     <w:qFormat/>
+    <w:uiPriority w:val="0"/>
     <w:pPr>
       <w:widowControl w:val="0"/>
       <w:spacing w:before="160" w:line="360" w:lineRule="auto"/>
-      <w:ind w:left="981" w:hanging="862" w:leftChars="300"/>
+      <w:ind w:left="981" w:leftChars="300" w:hanging="862"/>
     </w:pPr>
     <w:rPr>
-      <w:rFonts w:ascii="Calibri" w:eastAsia="宋体" w:hAnsi="Calibri" w:cs="宋体" w:hint="eastAsia"/>
+      <w:rFonts w:hint="eastAsia" w:ascii="Calibri" w:hAnsi="Calibri" w:eastAsia="宋体" w:cs="宋体"/>
       <w:sz w:val="24"/>
       <w:szCs w:val="24"/>
       <w:lang w:eastAsia="zh-CN" w:bidi="zh-CN"/>
     </w:rPr>
   </w:style>
-  <w:style w:type="character" w:customStyle="1" w:styleId="Char">
+  <w:style w:type="character" w:customStyle="1" w:styleId="43">
     <w:name w:val="柴_正文 Char"/>
-    <w:link w:val="a1"/>
+    <w:link w:val="29"/>
     <w:qFormat/>
+    <w:uiPriority w:val="0"/>
     <w:rPr>
-      <w:rFonts w:ascii="Arial" w:eastAsia="宋体" w:hAnsi="Arial"/>
+      <w:rFonts w:ascii="Arial" w:hAnsi="Arial" w:eastAsia="宋体"/>
       <w:sz w:val="24"/>
       <w:lang w:eastAsia="zh-CN"/>
     </w:rPr>
